--- a/docs/Пояснительная_записка_и_сопроводительная_документация_CRM_ИТ_Школа_Ростелеком.docx
+++ b/docs/Пояснительная_записка_и_сопроводительная_документация_CRM_ИТ_Школа_Ростелеком.docx
@@ -6,7 +6,7 @@
       <w:pPr>
         <w:pStyle w:val="BodyText"/>
         <w:bidi w:val="0"/>
-        <w:spacing w:before="0" w:after="0"/>
+        <w:spacing w:before="0" w:after="300"/>
         <w:ind w:hanging="0" w:start="0" w:end="0"/>
         <w:jc w:val="center"/>
         <w:rPr>
@@ -14,8 +14,7 @@
           <w:caps/>
           <w:color w:val="475467"/>
           <w:spacing w:val="15"/>
-          <w:sz w:val="26"/>
-          <w:bdr w:val="single" w:sz="12" w:space="30" w:color="7700FF"/>
+          <w:sz w:val="22"/>
         </w:rPr>
       </w:pPr>
       <w:r>
@@ -24,8 +23,7 @@
           <w:caps/>
           <w:color w:val="475467"/>
           <w:spacing w:val="15"/>
-          <w:sz w:val="26"/>
-          <w:bdr w:val="single" w:sz="12" w:space="30" w:color="7700FF"/>
+          <w:sz w:val="22"/>
         </w:rPr>
         <w:t xml:space="preserve">ПАО «РОСТЕЛЕКОМ» • ДЕПАРТАМЕНТ ОБРАЗОВАТЕЛЬНЫХ ПРОГРАММ И РАБОТЫ С ВУЗАМИ </w:t>
       </w:r>
@@ -34,15 +32,14 @@
       <w:pPr>
         <w:pStyle w:val="BodyText"/>
         <w:bidi w:val="0"/>
-        <w:spacing w:before="0" w:after="225"/>
-        <w:ind w:hanging="0" w:start="900" w:end="900"/>
+        <w:spacing w:before="0" w:after="120"/>
+        <w:ind w:hanging="0" w:start="300" w:end="300"/>
         <w:jc w:val="center"/>
         <w:rPr>
           <w:b/>
           <w:caps/>
           <w:color w:val="7700FF"/>
-          <w:sz w:val="52"/>
-          <w:bdr w:val="single" w:sz="12" w:space="30" w:color="7700FF"/>
+          <w:sz w:val="44"/>
         </w:rPr>
       </w:pPr>
       <w:r>
@@ -50,8 +47,7 @@
           <w:b/>
           <w:caps/>
           <w:color w:val="7700FF"/>
-          <w:sz w:val="52"/>
-          <w:bdr w:val="single" w:sz="12" w:space="30" w:color="7700FF"/>
+          <w:sz w:val="44"/>
         </w:rPr>
         <w:t>ИТ ШКОЛА РОСТЕЛЕКОМА — CRM</w:t>
       </w:r>
@@ -60,22 +56,20 @@
       <w:pPr>
         <w:pStyle w:val="BodyText"/>
         <w:bidi w:val="0"/>
-        <w:spacing w:before="0" w:after="375"/>
-        <w:ind w:hanging="0" w:start="900" w:end="900"/>
+        <w:spacing w:before="0" w:after="210"/>
+        <w:ind w:hanging="0" w:start="300" w:end="300"/>
         <w:jc w:val="center"/>
         <w:rPr>
           <w:b/>
           <w:color w:val="101828"/>
-          <w:sz w:val="32"/>
-          <w:bdr w:val="single" w:sz="12" w:space="30" w:color="7700FF"/>
+          <w:sz w:val="28"/>
         </w:rPr>
       </w:pPr>
       <w:r>
         <w:rPr>
           <w:b/>
           <w:color w:val="101828"/>
-          <w:sz w:val="32"/>
-          <w:bdr w:val="single" w:sz="12" w:space="30" w:color="7700FF"/>
+          <w:sz w:val="28"/>
         </w:rPr>
         <w:t>ПОЯСНИТЕЛЬНАЯ ЗАПИСКА И СОПРОВОДИТЕЛЬНАЯ ДОКУМЕНТАЦИЯ</w:t>
       </w:r>
@@ -84,20 +78,18 @@
       <w:pPr>
         <w:pStyle w:val="BodyText"/>
         <w:bidi w:val="0"/>
-        <w:spacing w:lineRule="auto" w:line="384" w:before="900" w:after="900"/>
-        <w:ind w:hanging="0" w:start="900" w:end="900"/>
+        <w:spacing w:lineRule="auto" w:line="336" w:before="300" w:after="300"/>
+        <w:ind w:hanging="0" w:start="300" w:end="300"/>
         <w:jc w:val="center"/>
         <w:rPr>
           <w:color w:val="475467"/>
-          <w:sz w:val="22"/>
-          <w:bdr w:val="single" w:sz="12" w:space="30" w:color="7700FF"/>
+          <w:sz w:val="19"/>
         </w:rPr>
       </w:pPr>
       <w:r>
         <w:rPr>
           <w:color w:val="475467"/>
-          <w:sz w:val="22"/>
-          <w:bdr w:val="single" w:sz="12" w:space="30" w:color="7700FF"/>
+          <w:sz w:val="19"/>
         </w:rPr>
         <w:t xml:space="preserve">Архитектурно-техническое описание, методы обработки данных, руководство пользователя, руководство системного администратора, инструкции по развёртыванию и аудит информационной безопасности </w:t>
       </w:r>
@@ -106,24 +98,24 @@
       <w:pPr>
         <w:pStyle w:val="BodyText"/>
         <w:bidi w:val="0"/>
-        <w:spacing w:before="450" w:after="450"/>
-        <w:ind w:hanging="0" w:start="450" w:end="450"/>
+        <w:spacing w:lineRule="auto" w:line="336" w:before="270" w:after="270"/>
+        <w:ind w:hanging="0" w:start="270" w:end="270"/>
         <w:jc w:val="start"/>
         <w:rPr/>
       </w:pPr>
       <w:r>
         <w:rPr>
           <w:rStyle w:val="Strong"/>
-          <w:sz w:val="20"/>
-          <w:bdr w:val="single" w:sz="24" w:space="15" w:color="7700FF"/>
+          <w:sz w:val="17"/>
+          <w:bdr w:val="single" w:sz="24" w:space="12" w:color="7700FF"/>
           <w:shd w:fill="F8F9FC" w:val="clear"/>
         </w:rPr>
         <w:t>Соответствие нормативно-технической базе:</w:t>
       </w:r>
       <w:r>
         <w:rPr>
-          <w:sz w:val="20"/>
-          <w:bdr w:val="single" w:sz="24" w:space="15" w:color="7700FF"/>
+          <w:sz w:val="17"/>
+          <w:bdr w:val="single" w:sz="24" w:space="12" w:color="7700FF"/>
           <w:shd w:fill="F8F9FC" w:val="clear"/>
         </w:rPr>
         <w:br/>
@@ -144,6 +136,7 @@
       <w:pPr>
         <w:pStyle w:val="BodyText"/>
         <w:bidi w:val="0"/>
+        <w:spacing w:before="360" w:after="283"/>
         <w:ind w:hanging="0" w:start="0" w:end="0"/>
         <w:jc w:val="center"/>
         <w:rPr/>
@@ -152,16 +145,14 @@
         <w:rPr>
           <w:rStyle w:val="Strong"/>
           <w:color w:val="667085"/>
-          <w:sz w:val="20"/>
-          <w:bdr w:val="single" w:sz="12" w:space="30" w:color="7700FF"/>
+          <w:sz w:val="18"/>
         </w:rPr>
         <w:t>Москва — 2026</w:t>
       </w:r>
       <w:r>
         <w:rPr>
           <w:color w:val="667085"/>
-          <w:sz w:val="20"/>
-          <w:bdr w:val="single" w:sz="12" w:space="30" w:color="7700FF"/>
+          <w:sz w:val="18"/>
         </w:rPr>
         <w:br/>
         <w:t xml:space="preserve">Версия релиза: 1.0.0-PROD • Статус верификации: 100% Passed (686 тестов, 4 системных оракула) </w:t>
@@ -180,1072 +171,2578 @@
         <w:t>Содержание</w:t>
       </w:r>
     </w:p>
-    <w:p>
-      <w:pPr>
-        <w:pStyle w:val="BodyText"/>
-        <w:bidi w:val="0"/>
-        <w:spacing w:lineRule="auto" w:line="432" w:before="0" w:after="90"/>
+    <w:tbl>
+      <w:tblPr>
+        <w:tblW w:w="5000" w:type="pct"/>
+        <w:jc w:val="start"/>
+        <w:tblInd w:w="0" w:type="dxa"/>
+        <w:tblLayout w:type="fixed"/>
+        <w:tblCellMar>
+          <w:top w:w="0" w:type="dxa"/>
+          <w:start w:w="0" w:type="dxa"/>
+          <w:bottom w:w="28" w:type="dxa"/>
+          <w:end w:w="0" w:type="dxa"/>
+        </w:tblCellMar>
+      </w:tblPr>
+      <w:tblGrid>
+        <w:gridCol w:w="9887"/>
+        <w:gridCol w:w="319"/>
+      </w:tblGrid>
+      <w:tr>
+        <w:trPr/>
+        <w:tc>
+          <w:tcPr>
+            <w:tcW w:w="9887" w:type="dxa"/>
+            <w:tcBorders>
+              <w:bottom w:val="dotted" w:sz="2" w:space="0" w:color="98A2B3"/>
+            </w:tcBorders>
+            <w:vAlign w:val="center"/>
+          </w:tcPr>
+          <w:p>
+            <w:pPr>
+              <w:pStyle w:val="Style17"/>
+              <w:bidi w:val="0"/>
+              <w:spacing w:lineRule="auto" w:line="288" w:before="0" w:after="283"/>
+              <w:ind w:hanging="0" w:start="0" w:end="0"/>
+              <w:jc w:val="start"/>
+              <w:rPr/>
+            </w:pPr>
+            <w:r>
+              <w:rPr>
+                <w:rStyle w:val="Strong"/>
+                <w:sz w:val="16"/>
+              </w:rPr>
+              <w:t>1. Введение и паспорт программного комплекса</w:t>
+            </w:r>
+          </w:p>
+        </w:tc>
+        <w:tc>
+          <w:tcPr>
+            <w:tcW w:w="319" w:type="dxa"/>
+            <w:tcBorders>
+              <w:bottom w:val="dotted" w:sz="2" w:space="0" w:color="98A2B3"/>
+            </w:tcBorders>
+            <w:vAlign w:val="center"/>
+          </w:tcPr>
+          <w:p>
+            <w:pPr>
+              <w:pStyle w:val="Style17"/>
+              <w:bidi w:val="0"/>
+              <w:spacing w:lineRule="auto" w:line="288" w:before="0" w:after="283"/>
+              <w:ind w:hanging="0" w:start="0" w:end="0"/>
+              <w:jc w:val="end"/>
+              <w:rPr>
+                <w:b/>
+                <w:sz w:val="16"/>
+              </w:rPr>
+            </w:pPr>
+            <w:r>
+              <w:rPr>
+                <w:b/>
+                <w:sz w:val="16"/>
+              </w:rPr>
+              <w:t>3</w:t>
+            </w:r>
+          </w:p>
+        </w:tc>
+      </w:tr>
+      <w:tr>
+        <w:trPr/>
+        <w:tc>
+          <w:tcPr>
+            <w:tcW w:w="9887" w:type="dxa"/>
+            <w:tcBorders>
+              <w:bottom w:val="dotted" w:sz="2" w:space="0" w:color="98A2B3"/>
+            </w:tcBorders>
+            <w:vAlign w:val="center"/>
+          </w:tcPr>
+          <w:p>
+            <w:pPr>
+              <w:pStyle w:val="Style17"/>
+              <w:bidi w:val="0"/>
+              <w:spacing w:lineRule="auto" w:line="288" w:before="0" w:after="283"/>
+              <w:ind w:hanging="0" w:start="0" w:end="0"/>
+              <w:jc w:val="start"/>
+              <w:rPr/>
+            </w:pPr>
+            <w:r>
+              <w:rPr/>
+              <w:t>    </w:t>
+            </w:r>
+            <w:r>
+              <w:rPr>
+                <w:sz w:val="16"/>
+              </w:rPr>
+              <w:t>1.1. Назначение системы и бизнес-контекст</w:t>
+            </w:r>
+          </w:p>
+        </w:tc>
+        <w:tc>
+          <w:tcPr>
+            <w:tcW w:w="319" w:type="dxa"/>
+            <w:tcBorders>
+              <w:bottom w:val="dotted" w:sz="2" w:space="0" w:color="98A2B3"/>
+            </w:tcBorders>
+            <w:vAlign w:val="center"/>
+          </w:tcPr>
+          <w:p>
+            <w:pPr>
+              <w:pStyle w:val="Style17"/>
+              <w:bidi w:val="0"/>
+              <w:spacing w:lineRule="auto" w:line="288" w:before="0" w:after="283"/>
+              <w:ind w:hanging="0" w:start="0" w:end="0"/>
+              <w:jc w:val="end"/>
+              <w:rPr>
+                <w:b/>
+                <w:sz w:val="16"/>
+              </w:rPr>
+            </w:pPr>
+            <w:r>
+              <w:rPr>
+                <w:b/>
+                <w:sz w:val="16"/>
+              </w:rPr>
+              <w:t>3</w:t>
+            </w:r>
+          </w:p>
+        </w:tc>
+      </w:tr>
+      <w:tr>
+        <w:trPr/>
+        <w:tc>
+          <w:tcPr>
+            <w:tcW w:w="9887" w:type="dxa"/>
+            <w:tcBorders>
+              <w:bottom w:val="dotted" w:sz="2" w:space="0" w:color="98A2B3"/>
+            </w:tcBorders>
+            <w:vAlign w:val="center"/>
+          </w:tcPr>
+          <w:p>
+            <w:pPr>
+              <w:pStyle w:val="Style17"/>
+              <w:bidi w:val="0"/>
+              <w:spacing w:lineRule="auto" w:line="288" w:before="0" w:after="283"/>
+              <w:ind w:hanging="0" w:start="0" w:end="0"/>
+              <w:jc w:val="start"/>
+              <w:rPr/>
+            </w:pPr>
+            <w:r>
+              <w:rPr/>
+              <w:t>    </w:t>
+            </w:r>
+            <w:r>
+              <w:rPr>
+                <w:sz w:val="16"/>
+              </w:rPr>
+              <w:t>1.2. Проблематика текущего процесса и цели внедрения</w:t>
+            </w:r>
+          </w:p>
+        </w:tc>
+        <w:tc>
+          <w:tcPr>
+            <w:tcW w:w="319" w:type="dxa"/>
+            <w:tcBorders>
+              <w:bottom w:val="dotted" w:sz="2" w:space="0" w:color="98A2B3"/>
+            </w:tcBorders>
+            <w:vAlign w:val="center"/>
+          </w:tcPr>
+          <w:p>
+            <w:pPr>
+              <w:pStyle w:val="Style17"/>
+              <w:bidi w:val="0"/>
+              <w:spacing w:lineRule="auto" w:line="288" w:before="0" w:after="283"/>
+              <w:ind w:hanging="0" w:start="0" w:end="0"/>
+              <w:jc w:val="end"/>
+              <w:rPr>
+                <w:b/>
+                <w:sz w:val="16"/>
+              </w:rPr>
+            </w:pPr>
+            <w:r>
+              <w:rPr>
+                <w:b/>
+                <w:sz w:val="16"/>
+              </w:rPr>
+              <w:t>3</w:t>
+            </w:r>
+          </w:p>
+        </w:tc>
+      </w:tr>
+      <w:tr>
+        <w:trPr/>
+        <w:tc>
+          <w:tcPr>
+            <w:tcW w:w="9887" w:type="dxa"/>
+            <w:tcBorders>
+              <w:bottom w:val="dotted" w:sz="2" w:space="0" w:color="98A2B3"/>
+            </w:tcBorders>
+            <w:vAlign w:val="center"/>
+          </w:tcPr>
+          <w:p>
+            <w:pPr>
+              <w:pStyle w:val="Style17"/>
+              <w:bidi w:val="0"/>
+              <w:spacing w:lineRule="auto" w:line="288" w:before="0" w:after="283"/>
+              <w:ind w:hanging="0" w:start="0" w:end="0"/>
+              <w:jc w:val="start"/>
+              <w:rPr/>
+            </w:pPr>
+            <w:r>
+              <w:rPr/>
+              <w:t>    </w:t>
+            </w:r>
+            <w:r>
+              <w:rPr>
+                <w:sz w:val="16"/>
+              </w:rPr>
+              <w:t>1.3. Ролевая модель и ключевые пользователи</w:t>
+            </w:r>
+          </w:p>
+        </w:tc>
+        <w:tc>
+          <w:tcPr>
+            <w:tcW w:w="319" w:type="dxa"/>
+            <w:tcBorders>
+              <w:bottom w:val="dotted" w:sz="2" w:space="0" w:color="98A2B3"/>
+            </w:tcBorders>
+            <w:vAlign w:val="center"/>
+          </w:tcPr>
+          <w:p>
+            <w:pPr>
+              <w:pStyle w:val="Style17"/>
+              <w:bidi w:val="0"/>
+              <w:spacing w:lineRule="auto" w:line="288" w:before="0" w:after="283"/>
+              <w:ind w:hanging="0" w:start="0" w:end="0"/>
+              <w:jc w:val="end"/>
+              <w:rPr>
+                <w:b/>
+                <w:sz w:val="16"/>
+              </w:rPr>
+            </w:pPr>
+            <w:r>
+              <w:rPr>
+                <w:b/>
+                <w:sz w:val="16"/>
+              </w:rPr>
+              <w:t>4</w:t>
+            </w:r>
+          </w:p>
+        </w:tc>
+      </w:tr>
+      <w:tr>
+        <w:trPr/>
+        <w:tc>
+          <w:tcPr>
+            <w:tcW w:w="9887" w:type="dxa"/>
+            <w:tcBorders>
+              <w:bottom w:val="dotted" w:sz="2" w:space="0" w:color="98A2B3"/>
+            </w:tcBorders>
+            <w:vAlign w:val="center"/>
+          </w:tcPr>
+          <w:p>
+            <w:pPr>
+              <w:pStyle w:val="Style17"/>
+              <w:bidi w:val="0"/>
+              <w:spacing w:lineRule="auto" w:line="288" w:before="0" w:after="283"/>
+              <w:ind w:hanging="0" w:start="0" w:end="0"/>
+              <w:jc w:val="start"/>
+              <w:rPr/>
+            </w:pPr>
+            <w:r>
+              <w:rPr>
+                <w:rStyle w:val="Strong"/>
+                <w:sz w:val="16"/>
+              </w:rPr>
+              <w:t>2. Функциональная и компонентная архитектура (Archi &amp; C4)</w:t>
+            </w:r>
+          </w:p>
+        </w:tc>
+        <w:tc>
+          <w:tcPr>
+            <w:tcW w:w="319" w:type="dxa"/>
+            <w:tcBorders>
+              <w:bottom w:val="dotted" w:sz="2" w:space="0" w:color="98A2B3"/>
+            </w:tcBorders>
+            <w:vAlign w:val="center"/>
+          </w:tcPr>
+          <w:p>
+            <w:pPr>
+              <w:pStyle w:val="Style17"/>
+              <w:bidi w:val="0"/>
+              <w:spacing w:lineRule="auto" w:line="288" w:before="0" w:after="283"/>
+              <w:ind w:hanging="0" w:start="0" w:end="0"/>
+              <w:jc w:val="end"/>
+              <w:rPr>
+                <w:b/>
+                <w:sz w:val="16"/>
+              </w:rPr>
+            </w:pPr>
+            <w:r>
+              <w:rPr>
+                <w:b/>
+                <w:sz w:val="16"/>
+              </w:rPr>
+              <w:t>5</w:t>
+            </w:r>
+          </w:p>
+        </w:tc>
+      </w:tr>
+      <w:tr>
+        <w:trPr/>
+        <w:tc>
+          <w:tcPr>
+            <w:tcW w:w="9887" w:type="dxa"/>
+            <w:tcBorders>
+              <w:bottom w:val="dotted" w:sz="2" w:space="0" w:color="98A2B3"/>
+            </w:tcBorders>
+            <w:vAlign w:val="center"/>
+          </w:tcPr>
+          <w:p>
+            <w:pPr>
+              <w:pStyle w:val="Style17"/>
+              <w:bidi w:val="0"/>
+              <w:spacing w:lineRule="auto" w:line="288" w:before="0" w:after="283"/>
+              <w:ind w:hanging="0" w:start="0" w:end="0"/>
+              <w:jc w:val="start"/>
+              <w:rPr/>
+            </w:pPr>
+            <w:r>
+              <w:rPr/>
+              <w:t>    </w:t>
+            </w:r>
+            <w:r>
+              <w:rPr>
+                <w:sz w:val="16"/>
+              </w:rPr>
+              <w:t>2.1. Контекстная архитектура (C4 Context)</w:t>
+            </w:r>
+          </w:p>
+        </w:tc>
+        <w:tc>
+          <w:tcPr>
+            <w:tcW w:w="319" w:type="dxa"/>
+            <w:tcBorders>
+              <w:bottom w:val="dotted" w:sz="2" w:space="0" w:color="98A2B3"/>
+            </w:tcBorders>
+            <w:vAlign w:val="center"/>
+          </w:tcPr>
+          <w:p>
+            <w:pPr>
+              <w:pStyle w:val="Style17"/>
+              <w:bidi w:val="0"/>
+              <w:spacing w:lineRule="auto" w:line="288" w:before="0" w:after="283"/>
+              <w:ind w:hanging="0" w:start="0" w:end="0"/>
+              <w:jc w:val="end"/>
+              <w:rPr>
+                <w:b/>
+                <w:sz w:val="16"/>
+              </w:rPr>
+            </w:pPr>
+            <w:r>
+              <w:rPr>
+                <w:b/>
+                <w:sz w:val="16"/>
+              </w:rPr>
+              <w:t>5</w:t>
+            </w:r>
+          </w:p>
+        </w:tc>
+      </w:tr>
+      <w:tr>
+        <w:trPr/>
+        <w:tc>
+          <w:tcPr>
+            <w:tcW w:w="9887" w:type="dxa"/>
+            <w:tcBorders>
+              <w:bottom w:val="dotted" w:sz="2" w:space="0" w:color="98A2B3"/>
+            </w:tcBorders>
+            <w:vAlign w:val="center"/>
+          </w:tcPr>
+          <w:p>
+            <w:pPr>
+              <w:pStyle w:val="Style17"/>
+              <w:bidi w:val="0"/>
+              <w:spacing w:lineRule="auto" w:line="288" w:before="0" w:after="283"/>
+              <w:ind w:hanging="0" w:start="0" w:end="0"/>
+              <w:jc w:val="start"/>
+              <w:rPr/>
+            </w:pPr>
+            <w:r>
+              <w:rPr/>
+              <w:t>    </w:t>
+            </w:r>
+            <w:r>
+              <w:rPr>
+                <w:sz w:val="16"/>
+              </w:rPr>
+              <w:t>2.2. Контейнерная архитектура (C4 Container)</w:t>
+            </w:r>
+          </w:p>
+        </w:tc>
+        <w:tc>
+          <w:tcPr>
+            <w:tcW w:w="319" w:type="dxa"/>
+            <w:tcBorders>
+              <w:bottom w:val="dotted" w:sz="2" w:space="0" w:color="98A2B3"/>
+            </w:tcBorders>
+            <w:vAlign w:val="center"/>
+          </w:tcPr>
+          <w:p>
+            <w:pPr>
+              <w:pStyle w:val="Style17"/>
+              <w:bidi w:val="0"/>
+              <w:spacing w:lineRule="auto" w:line="288" w:before="0" w:after="283"/>
+              <w:ind w:hanging="0" w:start="0" w:end="0"/>
+              <w:jc w:val="end"/>
+              <w:rPr>
+                <w:b/>
+                <w:sz w:val="16"/>
+              </w:rPr>
+            </w:pPr>
+            <w:r>
+              <w:rPr>
+                <w:b/>
+                <w:sz w:val="16"/>
+              </w:rPr>
+              <w:t>6</w:t>
+            </w:r>
+          </w:p>
+        </w:tc>
+      </w:tr>
+      <w:tr>
+        <w:trPr/>
+        <w:tc>
+          <w:tcPr>
+            <w:tcW w:w="9887" w:type="dxa"/>
+            <w:tcBorders>
+              <w:bottom w:val="dotted" w:sz="2" w:space="0" w:color="98A2B3"/>
+            </w:tcBorders>
+            <w:vAlign w:val="center"/>
+          </w:tcPr>
+          <w:p>
+            <w:pPr>
+              <w:pStyle w:val="Style17"/>
+              <w:bidi w:val="0"/>
+              <w:spacing w:lineRule="auto" w:line="288" w:before="0" w:after="283"/>
+              <w:ind w:hanging="0" w:start="0" w:end="0"/>
+              <w:jc w:val="start"/>
+              <w:rPr/>
+            </w:pPr>
+            <w:r>
+              <w:rPr/>
+              <w:t>    </w:t>
+            </w:r>
+            <w:r>
+              <w:rPr>
+                <w:sz w:val="16"/>
+              </w:rPr>
+              <w:t>2.3. Компонентная структура бэкенда (C4 Component)</w:t>
+            </w:r>
+          </w:p>
+        </w:tc>
+        <w:tc>
+          <w:tcPr>
+            <w:tcW w:w="319" w:type="dxa"/>
+            <w:tcBorders>
+              <w:bottom w:val="dotted" w:sz="2" w:space="0" w:color="98A2B3"/>
+            </w:tcBorders>
+            <w:vAlign w:val="center"/>
+          </w:tcPr>
+          <w:p>
+            <w:pPr>
+              <w:pStyle w:val="Style17"/>
+              <w:bidi w:val="0"/>
+              <w:spacing w:lineRule="auto" w:line="288" w:before="0" w:after="283"/>
+              <w:ind w:hanging="0" w:start="0" w:end="0"/>
+              <w:jc w:val="end"/>
+              <w:rPr>
+                <w:b/>
+                <w:sz w:val="16"/>
+              </w:rPr>
+            </w:pPr>
+            <w:r>
+              <w:rPr>
+                <w:b/>
+                <w:sz w:val="16"/>
+              </w:rPr>
+              <w:t>7</w:t>
+            </w:r>
+          </w:p>
+        </w:tc>
+      </w:tr>
+      <w:tr>
+        <w:trPr/>
+        <w:tc>
+          <w:tcPr>
+            <w:tcW w:w="9887" w:type="dxa"/>
+            <w:tcBorders>
+              <w:bottom w:val="dotted" w:sz="2" w:space="0" w:color="98A2B3"/>
+            </w:tcBorders>
+            <w:vAlign w:val="center"/>
+          </w:tcPr>
+          <w:p>
+            <w:pPr>
+              <w:pStyle w:val="Style17"/>
+              <w:bidi w:val="0"/>
+              <w:spacing w:lineRule="auto" w:line="288" w:before="0" w:after="283"/>
+              <w:ind w:hanging="0" w:start="0" w:end="0"/>
+              <w:jc w:val="start"/>
+              <w:rPr/>
+            </w:pPr>
+            <w:r>
+              <w:rPr/>
+              <w:t>    </w:t>
+            </w:r>
+            <w:r>
+              <w:rPr>
+                <w:sz w:val="16"/>
+              </w:rPr>
+              <w:t>2.4. Архитектурная модель в среде Archi (The Open Group ArchiMate 3.1)</w:t>
+            </w:r>
+          </w:p>
+        </w:tc>
+        <w:tc>
+          <w:tcPr>
+            <w:tcW w:w="319" w:type="dxa"/>
+            <w:tcBorders>
+              <w:bottom w:val="dotted" w:sz="2" w:space="0" w:color="98A2B3"/>
+            </w:tcBorders>
+            <w:vAlign w:val="center"/>
+          </w:tcPr>
+          <w:p>
+            <w:pPr>
+              <w:pStyle w:val="Style17"/>
+              <w:bidi w:val="0"/>
+              <w:spacing w:lineRule="auto" w:line="288" w:before="0" w:after="283"/>
+              <w:ind w:hanging="0" w:start="0" w:end="0"/>
+              <w:jc w:val="end"/>
+              <w:rPr>
+                <w:b/>
+                <w:sz w:val="16"/>
+              </w:rPr>
+            </w:pPr>
+            <w:r>
+              <w:rPr>
+                <w:b/>
+                <w:sz w:val="16"/>
+              </w:rPr>
+              <w:t>8</w:t>
+            </w:r>
+          </w:p>
+        </w:tc>
+      </w:tr>
+      <w:tr>
+        <w:trPr/>
+        <w:tc>
+          <w:tcPr>
+            <w:tcW w:w="9887" w:type="dxa"/>
+            <w:tcBorders>
+              <w:bottom w:val="dotted" w:sz="2" w:space="0" w:color="98A2B3"/>
+            </w:tcBorders>
+            <w:vAlign w:val="center"/>
+          </w:tcPr>
+          <w:p>
+            <w:pPr>
+              <w:pStyle w:val="Style17"/>
+              <w:bidi w:val="0"/>
+              <w:spacing w:lineRule="auto" w:line="288" w:before="0" w:after="283"/>
+              <w:ind w:hanging="0" w:start="0" w:end="0"/>
+              <w:jc w:val="start"/>
+              <w:rPr/>
+            </w:pPr>
+            <w:r>
+              <w:rPr/>
+              <w:t>    </w:t>
+            </w:r>
+            <w:r>
+              <w:rPr>
+                <w:sz w:val="16"/>
+              </w:rPr>
+              <w:t>2.5. Сетевая топология и контуры доверия</w:t>
+            </w:r>
+          </w:p>
+        </w:tc>
+        <w:tc>
+          <w:tcPr>
+            <w:tcW w:w="319" w:type="dxa"/>
+            <w:tcBorders>
+              <w:bottom w:val="dotted" w:sz="2" w:space="0" w:color="98A2B3"/>
+            </w:tcBorders>
+            <w:vAlign w:val="center"/>
+          </w:tcPr>
+          <w:p>
+            <w:pPr>
+              <w:pStyle w:val="Style17"/>
+              <w:bidi w:val="0"/>
+              <w:spacing w:lineRule="auto" w:line="288" w:before="0" w:after="283"/>
+              <w:ind w:hanging="0" w:start="0" w:end="0"/>
+              <w:jc w:val="end"/>
+              <w:rPr>
+                <w:b/>
+                <w:sz w:val="16"/>
+              </w:rPr>
+            </w:pPr>
+            <w:r>
+              <w:rPr>
+                <w:b/>
+                <w:sz w:val="16"/>
+              </w:rPr>
+              <w:t>9</w:t>
+            </w:r>
+          </w:p>
+        </w:tc>
+      </w:tr>
+      <w:tr>
+        <w:trPr/>
+        <w:tc>
+          <w:tcPr>
+            <w:tcW w:w="9887" w:type="dxa"/>
+            <w:tcBorders>
+              <w:bottom w:val="dotted" w:sz="2" w:space="0" w:color="98A2B3"/>
+            </w:tcBorders>
+            <w:vAlign w:val="center"/>
+          </w:tcPr>
+          <w:p>
+            <w:pPr>
+              <w:pStyle w:val="Style17"/>
+              <w:bidi w:val="0"/>
+              <w:spacing w:lineRule="auto" w:line="288" w:before="0" w:after="283"/>
+              <w:ind w:hanging="0" w:start="0" w:end="0"/>
+              <w:jc w:val="start"/>
+              <w:rPr/>
+            </w:pPr>
+            <w:r>
+              <w:rPr>
+                <w:rStyle w:val="Strong"/>
+                <w:sz w:val="16"/>
+              </w:rPr>
+              <w:t>3. Методы обработки данных, условия и ограничения (D01–D16)</w:t>
+            </w:r>
+          </w:p>
+        </w:tc>
+        <w:tc>
+          <w:tcPr>
+            <w:tcW w:w="319" w:type="dxa"/>
+            <w:tcBorders>
+              <w:bottom w:val="dotted" w:sz="2" w:space="0" w:color="98A2B3"/>
+            </w:tcBorders>
+            <w:vAlign w:val="center"/>
+          </w:tcPr>
+          <w:p>
+            <w:pPr>
+              <w:pStyle w:val="Style17"/>
+              <w:bidi w:val="0"/>
+              <w:spacing w:lineRule="auto" w:line="288" w:before="0" w:after="283"/>
+              <w:ind w:hanging="0" w:start="0" w:end="0"/>
+              <w:jc w:val="end"/>
+              <w:rPr>
+                <w:b/>
+                <w:sz w:val="16"/>
+              </w:rPr>
+            </w:pPr>
+            <w:r>
+              <w:rPr>
+                <w:b/>
+                <w:sz w:val="16"/>
+              </w:rPr>
+              <w:t>10</w:t>
+            </w:r>
+          </w:p>
+        </w:tc>
+      </w:tr>
+      <w:tr>
+        <w:trPr/>
+        <w:tc>
+          <w:tcPr>
+            <w:tcW w:w="9887" w:type="dxa"/>
+            <w:tcBorders>
+              <w:bottom w:val="dotted" w:sz="2" w:space="0" w:color="98A2B3"/>
+            </w:tcBorders>
+            <w:vAlign w:val="center"/>
+          </w:tcPr>
+          <w:p>
+            <w:pPr>
+              <w:pStyle w:val="Style17"/>
+              <w:bidi w:val="0"/>
+              <w:spacing w:lineRule="auto" w:line="288" w:before="0" w:after="283"/>
+              <w:ind w:hanging="0" w:start="0" w:end="0"/>
+              <w:jc w:val="start"/>
+              <w:rPr/>
+            </w:pPr>
+            <w:r>
+              <w:rPr/>
+              <w:t>    </w:t>
+            </w:r>
+            <w:r>
+              <w:rPr>
+                <w:sz w:val="16"/>
+              </w:rPr>
+              <w:t>3.1. Двухфазный импорт каталогов (D01–D04)</w:t>
+            </w:r>
+          </w:p>
+        </w:tc>
+        <w:tc>
+          <w:tcPr>
+            <w:tcW w:w="319" w:type="dxa"/>
+            <w:tcBorders>
+              <w:bottom w:val="dotted" w:sz="2" w:space="0" w:color="98A2B3"/>
+            </w:tcBorders>
+            <w:vAlign w:val="center"/>
+          </w:tcPr>
+          <w:p>
+            <w:pPr>
+              <w:pStyle w:val="Style17"/>
+              <w:bidi w:val="0"/>
+              <w:spacing w:lineRule="auto" w:line="288" w:before="0" w:after="283"/>
+              <w:ind w:hanging="0" w:start="0" w:end="0"/>
+              <w:jc w:val="end"/>
+              <w:rPr>
+                <w:b/>
+                <w:sz w:val="16"/>
+              </w:rPr>
+            </w:pPr>
+            <w:r>
+              <w:rPr>
+                <w:b/>
+                <w:sz w:val="16"/>
+              </w:rPr>
+              <w:t>10</w:t>
+            </w:r>
+          </w:p>
+        </w:tc>
+      </w:tr>
+      <w:tr>
+        <w:trPr/>
+        <w:tc>
+          <w:tcPr>
+            <w:tcW w:w="9887" w:type="dxa"/>
+            <w:tcBorders>
+              <w:bottom w:val="dotted" w:sz="2" w:space="0" w:color="98A2B3"/>
+            </w:tcBorders>
+            <w:vAlign w:val="center"/>
+          </w:tcPr>
+          <w:p>
+            <w:pPr>
+              <w:pStyle w:val="Style17"/>
+              <w:bidi w:val="0"/>
+              <w:spacing w:lineRule="auto" w:line="288" w:before="0" w:after="283"/>
+              <w:ind w:hanging="0" w:start="0" w:end="0"/>
+              <w:jc w:val="start"/>
+              <w:rPr/>
+            </w:pPr>
+            <w:r>
+              <w:rPr/>
+              <w:t>    </w:t>
+            </w:r>
+            <w:r>
+              <w:rPr>
+                <w:sz w:val="16"/>
+              </w:rPr>
+              <w:t>3.2. Воронка жизненного цикла и правила переходов (D05–D06)</w:t>
+            </w:r>
+          </w:p>
+        </w:tc>
+        <w:tc>
+          <w:tcPr>
+            <w:tcW w:w="319" w:type="dxa"/>
+            <w:tcBorders>
+              <w:bottom w:val="dotted" w:sz="2" w:space="0" w:color="98A2B3"/>
+            </w:tcBorders>
+            <w:vAlign w:val="center"/>
+          </w:tcPr>
+          <w:p>
+            <w:pPr>
+              <w:pStyle w:val="Style17"/>
+              <w:bidi w:val="0"/>
+              <w:spacing w:lineRule="auto" w:line="288" w:before="0" w:after="283"/>
+              <w:ind w:hanging="0" w:start="0" w:end="0"/>
+              <w:jc w:val="end"/>
+              <w:rPr>
+                <w:b/>
+                <w:sz w:val="16"/>
+              </w:rPr>
+            </w:pPr>
+            <w:r>
+              <w:rPr>
+                <w:b/>
+                <w:sz w:val="16"/>
+              </w:rPr>
+              <w:t>11</w:t>
+            </w:r>
+          </w:p>
+        </w:tc>
+      </w:tr>
+      <w:tr>
+        <w:trPr/>
+        <w:tc>
+          <w:tcPr>
+            <w:tcW w:w="9887" w:type="dxa"/>
+            <w:tcBorders>
+              <w:bottom w:val="dotted" w:sz="2" w:space="0" w:color="98A2B3"/>
+            </w:tcBorders>
+            <w:vAlign w:val="center"/>
+          </w:tcPr>
+          <w:p>
+            <w:pPr>
+              <w:pStyle w:val="Style17"/>
+              <w:bidi w:val="0"/>
+              <w:spacing w:lineRule="auto" w:line="288" w:before="0" w:after="283"/>
+              <w:ind w:hanging="0" w:start="0" w:end="0"/>
+              <w:jc w:val="start"/>
+              <w:rPr/>
+            </w:pPr>
+            <w:r>
+              <w:rPr/>
+              <w:t>    </w:t>
+            </w:r>
+            <w:r>
+              <w:rPr>
+                <w:sz w:val="16"/>
+              </w:rPr>
+              <w:t>3.3. Аналитический движок отчётов и защита от инъекций (D07–D09)</w:t>
+            </w:r>
+          </w:p>
+        </w:tc>
+        <w:tc>
+          <w:tcPr>
+            <w:tcW w:w="319" w:type="dxa"/>
+            <w:tcBorders>
+              <w:bottom w:val="dotted" w:sz="2" w:space="0" w:color="98A2B3"/>
+            </w:tcBorders>
+            <w:vAlign w:val="center"/>
+          </w:tcPr>
+          <w:p>
+            <w:pPr>
+              <w:pStyle w:val="Style17"/>
+              <w:bidi w:val="0"/>
+              <w:spacing w:lineRule="auto" w:line="288" w:before="0" w:after="283"/>
+              <w:ind w:hanging="0" w:start="0" w:end="0"/>
+              <w:jc w:val="end"/>
+              <w:rPr>
+                <w:b/>
+                <w:sz w:val="16"/>
+              </w:rPr>
+            </w:pPr>
+            <w:r>
+              <w:rPr>
+                <w:b/>
+                <w:sz w:val="16"/>
+              </w:rPr>
+              <w:t>12</w:t>
+            </w:r>
+          </w:p>
+        </w:tc>
+      </w:tr>
+      <w:tr>
+        <w:trPr/>
+        <w:tc>
+          <w:tcPr>
+            <w:tcW w:w="9887" w:type="dxa"/>
+            <w:tcBorders>
+              <w:bottom w:val="dotted" w:sz="2" w:space="0" w:color="98A2B3"/>
+            </w:tcBorders>
+            <w:vAlign w:val="center"/>
+          </w:tcPr>
+          <w:p>
+            <w:pPr>
+              <w:pStyle w:val="Style17"/>
+              <w:bidi w:val="0"/>
+              <w:spacing w:lineRule="auto" w:line="288" w:before="0" w:after="283"/>
+              <w:ind w:hanging="0" w:start="0" w:end="0"/>
+              <w:jc w:val="start"/>
+              <w:rPr/>
+            </w:pPr>
+            <w:r>
+              <w:rPr/>
+              <w:t>    </w:t>
+            </w:r>
+            <w:r>
+              <w:rPr>
+                <w:sz w:val="16"/>
+              </w:rPr>
+              <w:t>3.4. Интеграционный шлюз LMS и Сайта, отказоустойчивость AC21 (D10–D11)</w:t>
+            </w:r>
+          </w:p>
+        </w:tc>
+        <w:tc>
+          <w:tcPr>
+            <w:tcW w:w="319" w:type="dxa"/>
+            <w:tcBorders>
+              <w:bottom w:val="dotted" w:sz="2" w:space="0" w:color="98A2B3"/>
+            </w:tcBorders>
+            <w:vAlign w:val="center"/>
+          </w:tcPr>
+          <w:p>
+            <w:pPr>
+              <w:pStyle w:val="Style17"/>
+              <w:bidi w:val="0"/>
+              <w:spacing w:lineRule="auto" w:line="288" w:before="0" w:after="283"/>
+              <w:ind w:hanging="0" w:start="0" w:end="0"/>
+              <w:jc w:val="end"/>
+              <w:rPr>
+                <w:b/>
+                <w:sz w:val="16"/>
+              </w:rPr>
+            </w:pPr>
+            <w:r>
+              <w:rPr>
+                <w:b/>
+                <w:sz w:val="16"/>
+              </w:rPr>
+              <w:t>14</w:t>
+            </w:r>
+          </w:p>
+        </w:tc>
+      </w:tr>
+      <w:tr>
+        <w:trPr/>
+        <w:tc>
+          <w:tcPr>
+            <w:tcW w:w="9887" w:type="dxa"/>
+            <w:tcBorders>
+              <w:bottom w:val="dotted" w:sz="2" w:space="0" w:color="98A2B3"/>
+            </w:tcBorders>
+            <w:vAlign w:val="center"/>
+          </w:tcPr>
+          <w:p>
+            <w:pPr>
+              <w:pStyle w:val="Style17"/>
+              <w:bidi w:val="0"/>
+              <w:spacing w:lineRule="auto" w:line="288" w:before="0" w:after="283"/>
+              <w:ind w:hanging="0" w:start="0" w:end="0"/>
+              <w:jc w:val="start"/>
+              <w:rPr/>
+            </w:pPr>
+            <w:r>
+              <w:rPr/>
+              <w:t>    </w:t>
+            </w:r>
+            <w:r>
+              <w:rPr>
+                <w:sz w:val="16"/>
+              </w:rPr>
+              <w:t>3.5. Инварианты информационной безопасности (152-ФЗ, ФСТЭК №117)</w:t>
+            </w:r>
+          </w:p>
+        </w:tc>
+        <w:tc>
+          <w:tcPr>
+            <w:tcW w:w="319" w:type="dxa"/>
+            <w:tcBorders>
+              <w:bottom w:val="dotted" w:sz="2" w:space="0" w:color="98A2B3"/>
+            </w:tcBorders>
+            <w:vAlign w:val="center"/>
+          </w:tcPr>
+          <w:p>
+            <w:pPr>
+              <w:pStyle w:val="Style17"/>
+              <w:bidi w:val="0"/>
+              <w:spacing w:lineRule="auto" w:line="288" w:before="0" w:after="283"/>
+              <w:ind w:hanging="0" w:start="0" w:end="0"/>
+              <w:jc w:val="end"/>
+              <w:rPr>
+                <w:b/>
+                <w:sz w:val="16"/>
+              </w:rPr>
+            </w:pPr>
+            <w:r>
+              <w:rPr>
+                <w:b/>
+                <w:sz w:val="16"/>
+              </w:rPr>
+              <w:t>15</w:t>
+            </w:r>
+          </w:p>
+        </w:tc>
+      </w:tr>
+      <w:tr>
+        <w:trPr/>
+        <w:tc>
+          <w:tcPr>
+            <w:tcW w:w="9887" w:type="dxa"/>
+            <w:tcBorders>
+              <w:bottom w:val="dotted" w:sz="2" w:space="0" w:color="98A2B3"/>
+            </w:tcBorders>
+            <w:vAlign w:val="center"/>
+          </w:tcPr>
+          <w:p>
+            <w:pPr>
+              <w:pStyle w:val="Style17"/>
+              <w:bidi w:val="0"/>
+              <w:spacing w:lineRule="auto" w:line="288" w:before="0" w:after="283"/>
+              <w:ind w:hanging="0" w:start="0" w:end="0"/>
+              <w:jc w:val="start"/>
+              <w:rPr/>
+            </w:pPr>
+            <w:r>
+              <w:rPr>
+                <w:rStyle w:val="Strong"/>
+                <w:sz w:val="16"/>
+              </w:rPr>
+              <w:t>4. Руководство пользователя (User Guide)</w:t>
+            </w:r>
+          </w:p>
+        </w:tc>
+        <w:tc>
+          <w:tcPr>
+            <w:tcW w:w="319" w:type="dxa"/>
+            <w:tcBorders>
+              <w:bottom w:val="dotted" w:sz="2" w:space="0" w:color="98A2B3"/>
+            </w:tcBorders>
+            <w:vAlign w:val="center"/>
+          </w:tcPr>
+          <w:p>
+            <w:pPr>
+              <w:pStyle w:val="Style17"/>
+              <w:bidi w:val="0"/>
+              <w:spacing w:lineRule="auto" w:line="288" w:before="0" w:after="283"/>
+              <w:ind w:hanging="0" w:start="0" w:end="0"/>
+              <w:jc w:val="end"/>
+              <w:rPr>
+                <w:b/>
+                <w:sz w:val="16"/>
+              </w:rPr>
+            </w:pPr>
+            <w:r>
+              <w:rPr>
+                <w:b/>
+                <w:sz w:val="16"/>
+              </w:rPr>
+              <w:t>17</w:t>
+            </w:r>
+          </w:p>
+        </w:tc>
+      </w:tr>
+      <w:tr>
+        <w:trPr/>
+        <w:tc>
+          <w:tcPr>
+            <w:tcW w:w="9887" w:type="dxa"/>
+            <w:tcBorders>
+              <w:bottom w:val="dotted" w:sz="2" w:space="0" w:color="98A2B3"/>
+            </w:tcBorders>
+            <w:vAlign w:val="center"/>
+          </w:tcPr>
+          <w:p>
+            <w:pPr>
+              <w:pStyle w:val="Style17"/>
+              <w:bidi w:val="0"/>
+              <w:spacing w:lineRule="auto" w:line="288" w:before="0" w:after="283"/>
+              <w:ind w:hanging="0" w:start="0" w:end="0"/>
+              <w:jc w:val="start"/>
+              <w:rPr/>
+            </w:pPr>
+            <w:r>
+              <w:rPr/>
+              <w:t>    </w:t>
+            </w:r>
+            <w:r>
+              <w:rPr>
+                <w:sz w:val="16"/>
+              </w:rPr>
+              <w:t>4.1. Вход в систему и ролевая навигация</w:t>
+            </w:r>
+          </w:p>
+        </w:tc>
+        <w:tc>
+          <w:tcPr>
+            <w:tcW w:w="319" w:type="dxa"/>
+            <w:tcBorders>
+              <w:bottom w:val="dotted" w:sz="2" w:space="0" w:color="98A2B3"/>
+            </w:tcBorders>
+            <w:vAlign w:val="center"/>
+          </w:tcPr>
+          <w:p>
+            <w:pPr>
+              <w:pStyle w:val="Style17"/>
+              <w:bidi w:val="0"/>
+              <w:spacing w:lineRule="auto" w:line="288" w:before="0" w:after="283"/>
+              <w:ind w:hanging="0" w:start="0" w:end="0"/>
+              <w:jc w:val="end"/>
+              <w:rPr>
+                <w:b/>
+                <w:sz w:val="16"/>
+              </w:rPr>
+            </w:pPr>
+            <w:r>
+              <w:rPr>
+                <w:b/>
+                <w:sz w:val="16"/>
+              </w:rPr>
+              <w:t>17</w:t>
+            </w:r>
+          </w:p>
+        </w:tc>
+      </w:tr>
+      <w:tr>
+        <w:trPr/>
+        <w:tc>
+          <w:tcPr>
+            <w:tcW w:w="9887" w:type="dxa"/>
+            <w:tcBorders>
+              <w:bottom w:val="dotted" w:sz="2" w:space="0" w:color="98A2B3"/>
+            </w:tcBorders>
+            <w:vAlign w:val="center"/>
+          </w:tcPr>
+          <w:p>
+            <w:pPr>
+              <w:pStyle w:val="Style17"/>
+              <w:bidi w:val="0"/>
+              <w:spacing w:lineRule="auto" w:line="288" w:before="0" w:after="283"/>
+              <w:ind w:hanging="0" w:start="0" w:end="0"/>
+              <w:jc w:val="start"/>
+              <w:rPr/>
+            </w:pPr>
+            <w:r>
+              <w:rPr/>
+              <w:t>    </w:t>
+            </w:r>
+            <w:r>
+              <w:rPr>
+                <w:sz w:val="16"/>
+              </w:rPr>
+              <w:t>4.2. Рабочий обзор (Dashboard)</w:t>
+            </w:r>
+          </w:p>
+        </w:tc>
+        <w:tc>
+          <w:tcPr>
+            <w:tcW w:w="319" w:type="dxa"/>
+            <w:tcBorders>
+              <w:bottom w:val="dotted" w:sz="2" w:space="0" w:color="98A2B3"/>
+            </w:tcBorders>
+            <w:vAlign w:val="center"/>
+          </w:tcPr>
+          <w:p>
+            <w:pPr>
+              <w:pStyle w:val="Style17"/>
+              <w:bidi w:val="0"/>
+              <w:spacing w:lineRule="auto" w:line="288" w:before="0" w:after="283"/>
+              <w:ind w:hanging="0" w:start="0" w:end="0"/>
+              <w:jc w:val="end"/>
+              <w:rPr>
+                <w:b/>
+                <w:sz w:val="16"/>
+              </w:rPr>
+            </w:pPr>
+            <w:r>
+              <w:rPr>
+                <w:b/>
+                <w:sz w:val="16"/>
+              </w:rPr>
+              <w:t>18</w:t>
+            </w:r>
+          </w:p>
+        </w:tc>
+      </w:tr>
+      <w:tr>
+        <w:trPr/>
+        <w:tc>
+          <w:tcPr>
+            <w:tcW w:w="9887" w:type="dxa"/>
+            <w:tcBorders>
+              <w:bottom w:val="dotted" w:sz="2" w:space="0" w:color="98A2B3"/>
+            </w:tcBorders>
+            <w:vAlign w:val="center"/>
+          </w:tcPr>
+          <w:p>
+            <w:pPr>
+              <w:pStyle w:val="Style17"/>
+              <w:bidi w:val="0"/>
+              <w:spacing w:lineRule="auto" w:line="288" w:before="0" w:after="283"/>
+              <w:ind w:hanging="0" w:start="0" w:end="0"/>
+              <w:jc w:val="start"/>
+              <w:rPr/>
+            </w:pPr>
+            <w:r>
+              <w:rPr/>
+              <w:t>    </w:t>
+            </w:r>
+            <w:r>
+              <w:rPr>
+                <w:sz w:val="16"/>
+              </w:rPr>
+              <w:t>4.3. Реестр и поиск взаимодействий</w:t>
+            </w:r>
+          </w:p>
+        </w:tc>
+        <w:tc>
+          <w:tcPr>
+            <w:tcW w:w="319" w:type="dxa"/>
+            <w:tcBorders>
+              <w:bottom w:val="dotted" w:sz="2" w:space="0" w:color="98A2B3"/>
+            </w:tcBorders>
+            <w:vAlign w:val="center"/>
+          </w:tcPr>
+          <w:p>
+            <w:pPr>
+              <w:pStyle w:val="Style17"/>
+              <w:bidi w:val="0"/>
+              <w:spacing w:lineRule="auto" w:line="288" w:before="0" w:after="283"/>
+              <w:ind w:hanging="0" w:start="0" w:end="0"/>
+              <w:jc w:val="end"/>
+              <w:rPr>
+                <w:b/>
+                <w:sz w:val="16"/>
+              </w:rPr>
+            </w:pPr>
+            <w:r>
+              <w:rPr>
+                <w:b/>
+                <w:sz w:val="16"/>
+              </w:rPr>
+              <w:t>19</w:t>
+            </w:r>
+          </w:p>
+        </w:tc>
+      </w:tr>
+      <w:tr>
+        <w:trPr/>
+        <w:tc>
+          <w:tcPr>
+            <w:tcW w:w="9887" w:type="dxa"/>
+            <w:tcBorders>
+              <w:bottom w:val="dotted" w:sz="2" w:space="0" w:color="98A2B3"/>
+            </w:tcBorders>
+            <w:vAlign w:val="center"/>
+          </w:tcPr>
+          <w:p>
+            <w:pPr>
+              <w:pStyle w:val="Style17"/>
+              <w:bidi w:val="0"/>
+              <w:spacing w:lineRule="auto" w:line="288" w:before="0" w:after="283"/>
+              <w:ind w:hanging="0" w:start="0" w:end="0"/>
+              <w:jc w:val="start"/>
+              <w:rPr/>
+            </w:pPr>
+            <w:r>
+              <w:rPr/>
+              <w:t>    </w:t>
+            </w:r>
+            <w:r>
+              <w:rPr>
+                <w:sz w:val="16"/>
+              </w:rPr>
+              <w:t>4.4. Карточка взаимодействия: воронка, параметры, документооборот</w:t>
+            </w:r>
+          </w:p>
+        </w:tc>
+        <w:tc>
+          <w:tcPr>
+            <w:tcW w:w="319" w:type="dxa"/>
+            <w:tcBorders>
+              <w:bottom w:val="dotted" w:sz="2" w:space="0" w:color="98A2B3"/>
+            </w:tcBorders>
+            <w:vAlign w:val="center"/>
+          </w:tcPr>
+          <w:p>
+            <w:pPr>
+              <w:pStyle w:val="Style17"/>
+              <w:bidi w:val="0"/>
+              <w:spacing w:lineRule="auto" w:line="288" w:before="0" w:after="283"/>
+              <w:ind w:hanging="0" w:start="0" w:end="0"/>
+              <w:jc w:val="end"/>
+              <w:rPr>
+                <w:b/>
+                <w:sz w:val="16"/>
+              </w:rPr>
+            </w:pPr>
+            <w:r>
+              <w:rPr>
+                <w:b/>
+                <w:sz w:val="16"/>
+              </w:rPr>
+              <w:t>20</w:t>
+            </w:r>
+          </w:p>
+        </w:tc>
+      </w:tr>
+      <w:tr>
+        <w:trPr/>
+        <w:tc>
+          <w:tcPr>
+            <w:tcW w:w="9887" w:type="dxa"/>
+            <w:tcBorders>
+              <w:bottom w:val="dotted" w:sz="2" w:space="0" w:color="98A2B3"/>
+            </w:tcBorders>
+            <w:vAlign w:val="center"/>
+          </w:tcPr>
+          <w:p>
+            <w:pPr>
+              <w:pStyle w:val="Style17"/>
+              <w:bidi w:val="0"/>
+              <w:spacing w:lineRule="auto" w:line="288" w:before="0" w:after="283"/>
+              <w:ind w:hanging="0" w:start="0" w:end="0"/>
+              <w:jc w:val="start"/>
+              <w:rPr/>
+            </w:pPr>
+            <w:r>
+              <w:rPr/>
+              <w:t>    </w:t>
+            </w:r>
+            <w:r>
+              <w:rPr>
+                <w:sz w:val="16"/>
+              </w:rPr>
+              <w:t>4.5. Каталоги организаций и назначение кураторов</w:t>
+            </w:r>
+          </w:p>
+        </w:tc>
+        <w:tc>
+          <w:tcPr>
+            <w:tcW w:w="319" w:type="dxa"/>
+            <w:tcBorders>
+              <w:bottom w:val="dotted" w:sz="2" w:space="0" w:color="98A2B3"/>
+            </w:tcBorders>
+            <w:vAlign w:val="center"/>
+          </w:tcPr>
+          <w:p>
+            <w:pPr>
+              <w:pStyle w:val="Style17"/>
+              <w:bidi w:val="0"/>
+              <w:spacing w:lineRule="auto" w:line="288" w:before="0" w:after="283"/>
+              <w:ind w:hanging="0" w:start="0" w:end="0"/>
+              <w:jc w:val="end"/>
+              <w:rPr>
+                <w:b/>
+                <w:sz w:val="16"/>
+              </w:rPr>
+            </w:pPr>
+            <w:r>
+              <w:rPr>
+                <w:b/>
+                <w:sz w:val="16"/>
+              </w:rPr>
+              <w:t>22</w:t>
+            </w:r>
+          </w:p>
+        </w:tc>
+      </w:tr>
+      <w:tr>
+        <w:trPr/>
+        <w:tc>
+          <w:tcPr>
+            <w:tcW w:w="9887" w:type="dxa"/>
+            <w:tcBorders>
+              <w:bottom w:val="dotted" w:sz="2" w:space="0" w:color="98A2B3"/>
+            </w:tcBorders>
+            <w:vAlign w:val="center"/>
+          </w:tcPr>
+          <w:p>
+            <w:pPr>
+              <w:pStyle w:val="Style17"/>
+              <w:bidi w:val="0"/>
+              <w:spacing w:lineRule="auto" w:line="288" w:before="0" w:after="283"/>
+              <w:ind w:hanging="0" w:start="0" w:end="0"/>
+              <w:jc w:val="start"/>
+              <w:rPr/>
+            </w:pPr>
+            <w:r>
+              <w:rPr/>
+              <w:t>    </w:t>
+            </w:r>
+            <w:r>
+              <w:rPr>
+                <w:sz w:val="16"/>
+              </w:rPr>
+              <w:t>4.6. Построение аналитических отчётов и экспорт (XLSX, PDF, CSV)</w:t>
+            </w:r>
+          </w:p>
+        </w:tc>
+        <w:tc>
+          <w:tcPr>
+            <w:tcW w:w="319" w:type="dxa"/>
+            <w:tcBorders>
+              <w:bottom w:val="dotted" w:sz="2" w:space="0" w:color="98A2B3"/>
+            </w:tcBorders>
+            <w:vAlign w:val="center"/>
+          </w:tcPr>
+          <w:p>
+            <w:pPr>
+              <w:pStyle w:val="Style17"/>
+              <w:bidi w:val="0"/>
+              <w:spacing w:lineRule="auto" w:line="288" w:before="0" w:after="283"/>
+              <w:ind w:hanging="0" w:start="0" w:end="0"/>
+              <w:jc w:val="end"/>
+              <w:rPr>
+                <w:b/>
+                <w:sz w:val="16"/>
+              </w:rPr>
+            </w:pPr>
+            <w:r>
+              <w:rPr>
+                <w:b/>
+                <w:sz w:val="16"/>
+              </w:rPr>
+              <w:t>23</w:t>
+            </w:r>
+          </w:p>
+        </w:tc>
+      </w:tr>
+      <w:tr>
+        <w:trPr/>
+        <w:tc>
+          <w:tcPr>
+            <w:tcW w:w="9887" w:type="dxa"/>
+            <w:tcBorders>
+              <w:bottom w:val="dotted" w:sz="2" w:space="0" w:color="98A2B3"/>
+            </w:tcBorders>
+            <w:vAlign w:val="center"/>
+          </w:tcPr>
+          <w:p>
+            <w:pPr>
+              <w:pStyle w:val="Style17"/>
+              <w:bidi w:val="0"/>
+              <w:spacing w:lineRule="auto" w:line="288" w:before="0" w:after="283"/>
+              <w:ind w:hanging="0" w:start="0" w:end="0"/>
+              <w:jc w:val="start"/>
+              <w:rPr/>
+            </w:pPr>
+            <w:r>
+              <w:rPr/>
+              <w:t>    </w:t>
+            </w:r>
+            <w:r>
+              <w:rPr>
+                <w:sz w:val="16"/>
+              </w:rPr>
+              <w:t>4.7. Справочный центр и симулятор сбоев (AC21 Fault Simulator)</w:t>
+            </w:r>
+          </w:p>
+        </w:tc>
+        <w:tc>
+          <w:tcPr>
+            <w:tcW w:w="319" w:type="dxa"/>
+            <w:tcBorders>
+              <w:bottom w:val="dotted" w:sz="2" w:space="0" w:color="98A2B3"/>
+            </w:tcBorders>
+            <w:vAlign w:val="center"/>
+          </w:tcPr>
+          <w:p>
+            <w:pPr>
+              <w:pStyle w:val="Style17"/>
+              <w:bidi w:val="0"/>
+              <w:spacing w:lineRule="auto" w:line="288" w:before="0" w:after="283"/>
+              <w:ind w:hanging="0" w:start="0" w:end="0"/>
+              <w:jc w:val="end"/>
+              <w:rPr>
+                <w:b/>
+                <w:sz w:val="16"/>
+              </w:rPr>
+            </w:pPr>
+            <w:r>
+              <w:rPr>
+                <w:b/>
+                <w:sz w:val="16"/>
+              </w:rPr>
+              <w:t>24</w:t>
+            </w:r>
+          </w:p>
+        </w:tc>
+      </w:tr>
+      <w:tr>
+        <w:trPr/>
+        <w:tc>
+          <w:tcPr>
+            <w:tcW w:w="9887" w:type="dxa"/>
+            <w:tcBorders>
+              <w:bottom w:val="dotted" w:sz="2" w:space="0" w:color="98A2B3"/>
+            </w:tcBorders>
+            <w:vAlign w:val="center"/>
+          </w:tcPr>
+          <w:p>
+            <w:pPr>
+              <w:pStyle w:val="Style17"/>
+              <w:bidi w:val="0"/>
+              <w:spacing w:lineRule="auto" w:line="288" w:before="0" w:after="283"/>
+              <w:ind w:hanging="0" w:start="0" w:end="0"/>
+              <w:jc w:val="start"/>
+              <w:rPr/>
+            </w:pPr>
+            <w:r>
+              <w:rPr>
+                <w:rStyle w:val="Strong"/>
+                <w:sz w:val="16"/>
+              </w:rPr>
+              <w:t>5. Руководство системного администратора (Admin Guide)</w:t>
+            </w:r>
+          </w:p>
+        </w:tc>
+        <w:tc>
+          <w:tcPr>
+            <w:tcW w:w="319" w:type="dxa"/>
+            <w:tcBorders>
+              <w:bottom w:val="dotted" w:sz="2" w:space="0" w:color="98A2B3"/>
+            </w:tcBorders>
+            <w:vAlign w:val="center"/>
+          </w:tcPr>
+          <w:p>
+            <w:pPr>
+              <w:pStyle w:val="Style17"/>
+              <w:bidi w:val="0"/>
+              <w:spacing w:lineRule="auto" w:line="288" w:before="0" w:after="283"/>
+              <w:ind w:hanging="0" w:start="0" w:end="0"/>
+              <w:jc w:val="end"/>
+              <w:rPr>
+                <w:b/>
+                <w:sz w:val="16"/>
+              </w:rPr>
+            </w:pPr>
+            <w:r>
+              <w:rPr>
+                <w:b/>
+                <w:sz w:val="16"/>
+              </w:rPr>
+              <w:t>25</w:t>
+            </w:r>
+          </w:p>
+        </w:tc>
+      </w:tr>
+      <w:tr>
+        <w:trPr/>
+        <w:tc>
+          <w:tcPr>
+            <w:tcW w:w="9887" w:type="dxa"/>
+            <w:tcBorders>
+              <w:bottom w:val="dotted" w:sz="2" w:space="0" w:color="98A2B3"/>
+            </w:tcBorders>
+            <w:vAlign w:val="center"/>
+          </w:tcPr>
+          <w:p>
+            <w:pPr>
+              <w:pStyle w:val="Style17"/>
+              <w:bidi w:val="0"/>
+              <w:spacing w:lineRule="auto" w:line="288" w:before="0" w:after="283"/>
+              <w:ind w:hanging="0" w:start="0" w:end="0"/>
+              <w:jc w:val="start"/>
+              <w:rPr/>
+            </w:pPr>
+            <w:r>
+              <w:rPr/>
+              <w:t>    </w:t>
+            </w:r>
+            <w:r>
+              <w:rPr>
+                <w:sz w:val="16"/>
+              </w:rPr>
+              <w:t>5.1. Управление доступом, ролями и сессиями в Keycloak</w:t>
+            </w:r>
+          </w:p>
+        </w:tc>
+        <w:tc>
+          <w:tcPr>
+            <w:tcW w:w="319" w:type="dxa"/>
+            <w:tcBorders>
+              <w:bottom w:val="dotted" w:sz="2" w:space="0" w:color="98A2B3"/>
+            </w:tcBorders>
+            <w:vAlign w:val="center"/>
+          </w:tcPr>
+          <w:p>
+            <w:pPr>
+              <w:pStyle w:val="Style17"/>
+              <w:bidi w:val="0"/>
+              <w:spacing w:lineRule="auto" w:line="288" w:before="0" w:after="283"/>
+              <w:ind w:hanging="0" w:start="0" w:end="0"/>
+              <w:jc w:val="end"/>
+              <w:rPr>
+                <w:b/>
+                <w:sz w:val="16"/>
+              </w:rPr>
+            </w:pPr>
+            <w:r>
+              <w:rPr>
+                <w:b/>
+                <w:sz w:val="16"/>
+              </w:rPr>
+              <w:t>25</w:t>
+            </w:r>
+          </w:p>
+        </w:tc>
+      </w:tr>
+      <w:tr>
+        <w:trPr/>
+        <w:tc>
+          <w:tcPr>
+            <w:tcW w:w="9887" w:type="dxa"/>
+            <w:tcBorders>
+              <w:bottom w:val="dotted" w:sz="2" w:space="0" w:color="98A2B3"/>
+            </w:tcBorders>
+            <w:vAlign w:val="center"/>
+          </w:tcPr>
+          <w:p>
+            <w:pPr>
+              <w:pStyle w:val="Style17"/>
+              <w:bidi w:val="0"/>
+              <w:spacing w:lineRule="auto" w:line="288" w:before="0" w:after="283"/>
+              <w:ind w:hanging="0" w:start="0" w:end="0"/>
+              <w:jc w:val="start"/>
+              <w:rPr/>
+            </w:pPr>
+            <w:r>
+              <w:rPr/>
+              <w:t>    </w:t>
+            </w:r>
+            <w:r>
+              <w:rPr>
+                <w:sz w:val="16"/>
+              </w:rPr>
+              <w:t>5.2. Мониторинг интеграций и журнала вебхуков</w:t>
+            </w:r>
+          </w:p>
+        </w:tc>
+        <w:tc>
+          <w:tcPr>
+            <w:tcW w:w="319" w:type="dxa"/>
+            <w:tcBorders>
+              <w:bottom w:val="dotted" w:sz="2" w:space="0" w:color="98A2B3"/>
+            </w:tcBorders>
+            <w:vAlign w:val="center"/>
+          </w:tcPr>
+          <w:p>
+            <w:pPr>
+              <w:pStyle w:val="Style17"/>
+              <w:bidi w:val="0"/>
+              <w:spacing w:lineRule="auto" w:line="288" w:before="0" w:after="283"/>
+              <w:ind w:hanging="0" w:start="0" w:end="0"/>
+              <w:jc w:val="end"/>
+              <w:rPr>
+                <w:b/>
+                <w:sz w:val="16"/>
+              </w:rPr>
+            </w:pPr>
+            <w:r>
+              <w:rPr>
+                <w:b/>
+                <w:sz w:val="16"/>
+              </w:rPr>
+              <w:t>26</w:t>
+            </w:r>
+          </w:p>
+        </w:tc>
+      </w:tr>
+      <w:tr>
+        <w:trPr/>
+        <w:tc>
+          <w:tcPr>
+            <w:tcW w:w="9887" w:type="dxa"/>
+            <w:tcBorders>
+              <w:bottom w:val="dotted" w:sz="2" w:space="0" w:color="98A2B3"/>
+            </w:tcBorders>
+            <w:vAlign w:val="center"/>
+          </w:tcPr>
+          <w:p>
+            <w:pPr>
+              <w:pStyle w:val="Style17"/>
+              <w:bidi w:val="0"/>
+              <w:spacing w:lineRule="auto" w:line="288" w:before="0" w:after="283"/>
+              <w:ind w:hanging="0" w:start="0" w:end="0"/>
+              <w:jc w:val="start"/>
+              <w:rPr/>
+            </w:pPr>
+            <w:r>
+              <w:rPr/>
+              <w:t>    </w:t>
+            </w:r>
+            <w:r>
+              <w:rPr>
+                <w:sz w:val="16"/>
+              </w:rPr>
+              <w:t>5.3. Диагностика здоровья сервисов (/health/live, /health/ready)</w:t>
+            </w:r>
+          </w:p>
+        </w:tc>
+        <w:tc>
+          <w:tcPr>
+            <w:tcW w:w="319" w:type="dxa"/>
+            <w:tcBorders>
+              <w:bottom w:val="dotted" w:sz="2" w:space="0" w:color="98A2B3"/>
+            </w:tcBorders>
+            <w:vAlign w:val="center"/>
+          </w:tcPr>
+          <w:p>
+            <w:pPr>
+              <w:pStyle w:val="Style17"/>
+              <w:bidi w:val="0"/>
+              <w:spacing w:lineRule="auto" w:line="288" w:before="0" w:after="283"/>
+              <w:ind w:hanging="0" w:start="0" w:end="0"/>
+              <w:jc w:val="end"/>
+              <w:rPr>
+                <w:b/>
+                <w:sz w:val="16"/>
+              </w:rPr>
+            </w:pPr>
+            <w:r>
+              <w:rPr>
+                <w:b/>
+                <w:sz w:val="16"/>
+              </w:rPr>
+              <w:t>27</w:t>
+            </w:r>
+          </w:p>
+        </w:tc>
+      </w:tr>
+      <w:tr>
+        <w:trPr/>
+        <w:tc>
+          <w:tcPr>
+            <w:tcW w:w="9887" w:type="dxa"/>
+            <w:tcBorders>
+              <w:bottom w:val="dotted" w:sz="2" w:space="0" w:color="98A2B3"/>
+            </w:tcBorders>
+            <w:vAlign w:val="center"/>
+          </w:tcPr>
+          <w:p>
+            <w:pPr>
+              <w:pStyle w:val="Style17"/>
+              <w:bidi w:val="0"/>
+              <w:spacing w:lineRule="auto" w:line="288" w:before="0" w:after="283"/>
+              <w:ind w:hanging="0" w:start="0" w:end="0"/>
+              <w:jc w:val="start"/>
+              <w:rPr/>
+            </w:pPr>
+            <w:r>
+              <w:rPr/>
+              <w:t>    </w:t>
+            </w:r>
+            <w:r>
+              <w:rPr>
+                <w:sz w:val="16"/>
+              </w:rPr>
+              <w:t>5.4. Регламент резервного копирования и восстановления данных</w:t>
+            </w:r>
+          </w:p>
+        </w:tc>
+        <w:tc>
+          <w:tcPr>
+            <w:tcW w:w="319" w:type="dxa"/>
+            <w:tcBorders>
+              <w:bottom w:val="dotted" w:sz="2" w:space="0" w:color="98A2B3"/>
+            </w:tcBorders>
+            <w:vAlign w:val="center"/>
+          </w:tcPr>
+          <w:p>
+            <w:pPr>
+              <w:pStyle w:val="Style17"/>
+              <w:bidi w:val="0"/>
+              <w:spacing w:lineRule="auto" w:line="288" w:before="0" w:after="283"/>
+              <w:ind w:hanging="0" w:start="0" w:end="0"/>
+              <w:jc w:val="end"/>
+              <w:rPr>
+                <w:b/>
+                <w:sz w:val="16"/>
+              </w:rPr>
+            </w:pPr>
+            <w:r>
+              <w:rPr>
+                <w:b/>
+                <w:sz w:val="16"/>
+              </w:rPr>
+              <w:t>28</w:t>
+            </w:r>
+          </w:p>
+        </w:tc>
+      </w:tr>
+      <w:tr>
+        <w:trPr/>
+        <w:tc>
+          <w:tcPr>
+            <w:tcW w:w="9887" w:type="dxa"/>
+            <w:tcBorders>
+              <w:bottom w:val="dotted" w:sz="2" w:space="0" w:color="98A2B3"/>
+            </w:tcBorders>
+            <w:vAlign w:val="center"/>
+          </w:tcPr>
+          <w:p>
+            <w:pPr>
+              <w:pStyle w:val="Style17"/>
+              <w:bidi w:val="0"/>
+              <w:spacing w:lineRule="auto" w:line="288" w:before="0" w:after="283"/>
+              <w:ind w:hanging="0" w:start="0" w:end="0"/>
+              <w:jc w:val="start"/>
+              <w:rPr/>
+            </w:pPr>
+            <w:r>
+              <w:rPr>
+                <w:rStyle w:val="Strong"/>
+                <w:sz w:val="16"/>
+              </w:rPr>
+              <w:t>6. Инструкция по сборке, компиляции и установке</w:t>
+            </w:r>
+          </w:p>
+        </w:tc>
+        <w:tc>
+          <w:tcPr>
+            <w:tcW w:w="319" w:type="dxa"/>
+            <w:tcBorders>
+              <w:bottom w:val="dotted" w:sz="2" w:space="0" w:color="98A2B3"/>
+            </w:tcBorders>
+            <w:vAlign w:val="center"/>
+          </w:tcPr>
+          <w:p>
+            <w:pPr>
+              <w:pStyle w:val="Style17"/>
+              <w:bidi w:val="0"/>
+              <w:spacing w:lineRule="auto" w:line="288" w:before="0" w:after="283"/>
+              <w:ind w:hanging="0" w:start="0" w:end="0"/>
+              <w:jc w:val="end"/>
+              <w:rPr>
+                <w:b/>
+                <w:sz w:val="16"/>
+              </w:rPr>
+            </w:pPr>
+            <w:r>
+              <w:rPr>
+                <w:b/>
+                <w:sz w:val="16"/>
+              </w:rPr>
+              <w:t>29</w:t>
+            </w:r>
+          </w:p>
+        </w:tc>
+      </w:tr>
+      <w:tr>
+        <w:trPr/>
+        <w:tc>
+          <w:tcPr>
+            <w:tcW w:w="9887" w:type="dxa"/>
+            <w:tcBorders>
+              <w:bottom w:val="dotted" w:sz="2" w:space="0" w:color="98A2B3"/>
+            </w:tcBorders>
+            <w:vAlign w:val="center"/>
+          </w:tcPr>
+          <w:p>
+            <w:pPr>
+              <w:pStyle w:val="Style17"/>
+              <w:bidi w:val="0"/>
+              <w:spacing w:lineRule="auto" w:line="288" w:before="0" w:after="283"/>
+              <w:ind w:hanging="0" w:start="0" w:end="0"/>
+              <w:jc w:val="start"/>
+              <w:rPr/>
+            </w:pPr>
+            <w:r>
+              <w:rPr/>
+              <w:t>    </w:t>
+            </w:r>
+            <w:r>
+              <w:rPr>
+                <w:sz w:val="16"/>
+              </w:rPr>
+              <w:t>6.1. Системные требования к серверам</w:t>
+            </w:r>
+          </w:p>
+        </w:tc>
+        <w:tc>
+          <w:tcPr>
+            <w:tcW w:w="319" w:type="dxa"/>
+            <w:tcBorders>
+              <w:bottom w:val="dotted" w:sz="2" w:space="0" w:color="98A2B3"/>
+            </w:tcBorders>
+            <w:vAlign w:val="center"/>
+          </w:tcPr>
+          <w:p>
+            <w:pPr>
+              <w:pStyle w:val="Style17"/>
+              <w:bidi w:val="0"/>
+              <w:spacing w:lineRule="auto" w:line="288" w:before="0" w:after="283"/>
+              <w:ind w:hanging="0" w:start="0" w:end="0"/>
+              <w:jc w:val="end"/>
+              <w:rPr>
+                <w:b/>
+                <w:sz w:val="16"/>
+              </w:rPr>
+            </w:pPr>
+            <w:r>
+              <w:rPr>
+                <w:b/>
+                <w:sz w:val="16"/>
+              </w:rPr>
+              <w:t>29</w:t>
+            </w:r>
+          </w:p>
+        </w:tc>
+      </w:tr>
+      <w:tr>
+        <w:trPr/>
+        <w:tc>
+          <w:tcPr>
+            <w:tcW w:w="9887" w:type="dxa"/>
+            <w:tcBorders>
+              <w:bottom w:val="dotted" w:sz="2" w:space="0" w:color="98A2B3"/>
+            </w:tcBorders>
+            <w:vAlign w:val="center"/>
+          </w:tcPr>
+          <w:p>
+            <w:pPr>
+              <w:pStyle w:val="Style17"/>
+              <w:bidi w:val="0"/>
+              <w:spacing w:lineRule="auto" w:line="288" w:before="0" w:after="283"/>
+              <w:ind w:hanging="0" w:start="0" w:end="0"/>
+              <w:jc w:val="start"/>
+              <w:rPr/>
+            </w:pPr>
+            <w:r>
+              <w:rPr/>
+              <w:t>    </w:t>
+            </w:r>
+            <w:r>
+              <w:rPr>
+                <w:sz w:val="16"/>
+              </w:rPr>
+              <w:t>6.2. Пошаговое развёртывание в Docker Compose</w:t>
+            </w:r>
+          </w:p>
+        </w:tc>
+        <w:tc>
+          <w:tcPr>
+            <w:tcW w:w="319" w:type="dxa"/>
+            <w:tcBorders>
+              <w:bottom w:val="dotted" w:sz="2" w:space="0" w:color="98A2B3"/>
+            </w:tcBorders>
+            <w:vAlign w:val="center"/>
+          </w:tcPr>
+          <w:p>
+            <w:pPr>
+              <w:pStyle w:val="Style17"/>
+              <w:bidi w:val="0"/>
+              <w:spacing w:lineRule="auto" w:line="288" w:before="0" w:after="283"/>
+              <w:ind w:hanging="0" w:start="0" w:end="0"/>
+              <w:jc w:val="end"/>
+              <w:rPr>
+                <w:b/>
+                <w:sz w:val="16"/>
+              </w:rPr>
+            </w:pPr>
+            <w:r>
+              <w:rPr>
+                <w:b/>
+                <w:sz w:val="16"/>
+              </w:rPr>
+              <w:t>29</w:t>
+            </w:r>
+          </w:p>
+        </w:tc>
+      </w:tr>
+      <w:tr>
+        <w:trPr/>
+        <w:tc>
+          <w:tcPr>
+            <w:tcW w:w="9887" w:type="dxa"/>
+            <w:tcBorders>
+              <w:bottom w:val="dotted" w:sz="2" w:space="0" w:color="98A2B3"/>
+            </w:tcBorders>
+            <w:vAlign w:val="center"/>
+          </w:tcPr>
+          <w:p>
+            <w:pPr>
+              <w:pStyle w:val="Style17"/>
+              <w:bidi w:val="0"/>
+              <w:spacing w:lineRule="auto" w:line="288" w:before="0" w:after="283"/>
+              <w:ind w:hanging="0" w:start="0" w:end="0"/>
+              <w:jc w:val="start"/>
+              <w:rPr/>
+            </w:pPr>
+            <w:r>
+              <w:rPr/>
+              <w:t>    </w:t>
+            </w:r>
+            <w:r>
+              <w:rPr>
+                <w:sz w:val="16"/>
+              </w:rPr>
+              <w:t>6.3. Инициализация и сидирование демонстрационных данных</w:t>
+            </w:r>
+          </w:p>
+        </w:tc>
+        <w:tc>
+          <w:tcPr>
+            <w:tcW w:w="319" w:type="dxa"/>
+            <w:tcBorders>
+              <w:bottom w:val="dotted" w:sz="2" w:space="0" w:color="98A2B3"/>
+            </w:tcBorders>
+            <w:vAlign w:val="center"/>
+          </w:tcPr>
+          <w:p>
+            <w:pPr>
+              <w:pStyle w:val="Style17"/>
+              <w:bidi w:val="0"/>
+              <w:spacing w:lineRule="auto" w:line="288" w:before="0" w:after="283"/>
+              <w:ind w:hanging="0" w:start="0" w:end="0"/>
+              <w:jc w:val="end"/>
+              <w:rPr>
+                <w:b/>
+                <w:sz w:val="16"/>
+              </w:rPr>
+            </w:pPr>
+            <w:r>
+              <w:rPr>
+                <w:b/>
+                <w:sz w:val="16"/>
+              </w:rPr>
+              <w:t>30</w:t>
+            </w:r>
+          </w:p>
+        </w:tc>
+      </w:tr>
+      <w:tr>
+        <w:trPr/>
+        <w:tc>
+          <w:tcPr>
+            <w:tcW w:w="9887" w:type="dxa"/>
+            <w:tcBorders>
+              <w:bottom w:val="dotted" w:sz="2" w:space="0" w:color="98A2B3"/>
+            </w:tcBorders>
+            <w:vAlign w:val="center"/>
+          </w:tcPr>
+          <w:p>
+            <w:pPr>
+              <w:pStyle w:val="Style17"/>
+              <w:bidi w:val="0"/>
+              <w:spacing w:lineRule="auto" w:line="288" w:before="0" w:after="283"/>
+              <w:ind w:hanging="0" w:start="0" w:end="0"/>
+              <w:jc w:val="start"/>
+              <w:rPr/>
+            </w:pPr>
+            <w:r>
+              <w:rPr/>
+              <w:t>    </w:t>
+            </w:r>
+            <w:r>
+              <w:rPr>
+                <w:sz w:val="16"/>
+              </w:rPr>
+              <w:t>6.4. Настройка Nginx, SSL/TLS и публикация стенда</w:t>
+            </w:r>
+          </w:p>
+        </w:tc>
+        <w:tc>
+          <w:tcPr>
+            <w:tcW w:w="319" w:type="dxa"/>
+            <w:tcBorders>
+              <w:bottom w:val="dotted" w:sz="2" w:space="0" w:color="98A2B3"/>
+            </w:tcBorders>
+            <w:vAlign w:val="center"/>
+          </w:tcPr>
+          <w:p>
+            <w:pPr>
+              <w:pStyle w:val="Style17"/>
+              <w:bidi w:val="0"/>
+              <w:spacing w:lineRule="auto" w:line="288" w:before="0" w:after="283"/>
+              <w:ind w:hanging="0" w:start="0" w:end="0"/>
+              <w:jc w:val="end"/>
+              <w:rPr>
+                <w:b/>
+                <w:sz w:val="16"/>
+              </w:rPr>
+            </w:pPr>
+            <w:r>
+              <w:rPr>
+                <w:b/>
+                <w:sz w:val="16"/>
+              </w:rPr>
+              <w:t>31</w:t>
+            </w:r>
+          </w:p>
+        </w:tc>
+      </w:tr>
+      <w:tr>
+        <w:trPr/>
+        <w:tc>
+          <w:tcPr>
+            <w:tcW w:w="9887" w:type="dxa"/>
+            <w:tcBorders>
+              <w:bottom w:val="dotted" w:sz="2" w:space="0" w:color="98A2B3"/>
+            </w:tcBorders>
+            <w:vAlign w:val="center"/>
+          </w:tcPr>
+          <w:p>
+            <w:pPr>
+              <w:pStyle w:val="Style17"/>
+              <w:bidi w:val="0"/>
+              <w:spacing w:lineRule="auto" w:line="288" w:before="0" w:after="283"/>
+              <w:ind w:hanging="0" w:start="0" w:end="0"/>
+              <w:jc w:val="start"/>
+              <w:rPr/>
+            </w:pPr>
+            <w:r>
+              <w:rPr>
+                <w:rStyle w:val="Strong"/>
+                <w:sz w:val="16"/>
+              </w:rPr>
+              <w:t>7. Реестр использованных сторонних библиотек и компонентов</w:t>
+            </w:r>
+          </w:p>
+        </w:tc>
+        <w:tc>
+          <w:tcPr>
+            <w:tcW w:w="319" w:type="dxa"/>
+            <w:tcBorders>
+              <w:bottom w:val="dotted" w:sz="2" w:space="0" w:color="98A2B3"/>
+            </w:tcBorders>
+            <w:vAlign w:val="center"/>
+          </w:tcPr>
+          <w:p>
+            <w:pPr>
+              <w:pStyle w:val="Style17"/>
+              <w:bidi w:val="0"/>
+              <w:spacing w:lineRule="auto" w:line="288" w:before="0" w:after="283"/>
+              <w:ind w:hanging="0" w:start="0" w:end="0"/>
+              <w:jc w:val="end"/>
+              <w:rPr>
+                <w:b/>
+                <w:sz w:val="16"/>
+              </w:rPr>
+            </w:pPr>
+            <w:r>
+              <w:rPr>
+                <w:b/>
+                <w:sz w:val="16"/>
+              </w:rPr>
+              <w:t>32</w:t>
+            </w:r>
+          </w:p>
+        </w:tc>
+      </w:tr>
+      <w:tr>
+        <w:trPr/>
+        <w:tc>
+          <w:tcPr>
+            <w:tcW w:w="9887" w:type="dxa"/>
+            <w:tcBorders>
+              <w:bottom w:val="dotted" w:sz="2" w:space="0" w:color="98A2B3"/>
+            </w:tcBorders>
+            <w:vAlign w:val="center"/>
+          </w:tcPr>
+          <w:p>
+            <w:pPr>
+              <w:pStyle w:val="Style17"/>
+              <w:bidi w:val="0"/>
+              <w:spacing w:lineRule="auto" w:line="288" w:before="0" w:after="283"/>
+              <w:ind w:hanging="0" w:start="0" w:end="0"/>
+              <w:jc w:val="start"/>
+              <w:rPr/>
+            </w:pPr>
+            <w:r>
+              <w:rPr/>
+              <w:t>    </w:t>
+            </w:r>
+            <w:r>
+              <w:rPr>
+                <w:sz w:val="16"/>
+              </w:rPr>
+              <w:t>7.1. Спецификация серверных зависимостей (Python Backend)</w:t>
+            </w:r>
+          </w:p>
+        </w:tc>
+        <w:tc>
+          <w:tcPr>
+            <w:tcW w:w="319" w:type="dxa"/>
+            <w:tcBorders>
+              <w:bottom w:val="dotted" w:sz="2" w:space="0" w:color="98A2B3"/>
+            </w:tcBorders>
+            <w:vAlign w:val="center"/>
+          </w:tcPr>
+          <w:p>
+            <w:pPr>
+              <w:pStyle w:val="Style17"/>
+              <w:bidi w:val="0"/>
+              <w:spacing w:lineRule="auto" w:line="288" w:before="0" w:after="283"/>
+              <w:ind w:hanging="0" w:start="0" w:end="0"/>
+              <w:jc w:val="end"/>
+              <w:rPr>
+                <w:b/>
+                <w:sz w:val="16"/>
+              </w:rPr>
+            </w:pPr>
+            <w:r>
+              <w:rPr>
+                <w:b/>
+                <w:sz w:val="16"/>
+              </w:rPr>
+              <w:t>32</w:t>
+            </w:r>
+          </w:p>
+        </w:tc>
+      </w:tr>
+      <w:tr>
+        <w:trPr/>
+        <w:tc>
+          <w:tcPr>
+            <w:tcW w:w="9887" w:type="dxa"/>
+            <w:tcBorders>
+              <w:bottom w:val="dotted" w:sz="2" w:space="0" w:color="98A2B3"/>
+            </w:tcBorders>
+            <w:vAlign w:val="center"/>
+          </w:tcPr>
+          <w:p>
+            <w:pPr>
+              <w:pStyle w:val="Style17"/>
+              <w:bidi w:val="0"/>
+              <w:spacing w:lineRule="auto" w:line="288" w:before="0" w:after="283"/>
+              <w:ind w:hanging="0" w:start="0" w:end="0"/>
+              <w:jc w:val="start"/>
+              <w:rPr/>
+            </w:pPr>
+            <w:r>
+              <w:rPr/>
+              <w:t>    </w:t>
+            </w:r>
+            <w:r>
+              <w:rPr>
+                <w:sz w:val="16"/>
+              </w:rPr>
+              <w:t>7.2. Спецификация клиентских зависимостей (React Frontend)</w:t>
+            </w:r>
+          </w:p>
+        </w:tc>
+        <w:tc>
+          <w:tcPr>
+            <w:tcW w:w="319" w:type="dxa"/>
+            <w:tcBorders>
+              <w:bottom w:val="dotted" w:sz="2" w:space="0" w:color="98A2B3"/>
+            </w:tcBorders>
+            <w:vAlign w:val="center"/>
+          </w:tcPr>
+          <w:p>
+            <w:pPr>
+              <w:pStyle w:val="Style17"/>
+              <w:bidi w:val="0"/>
+              <w:spacing w:lineRule="auto" w:line="288" w:before="0" w:after="283"/>
+              <w:ind w:hanging="0" w:start="0" w:end="0"/>
+              <w:jc w:val="end"/>
+              <w:rPr>
+                <w:b/>
+                <w:sz w:val="16"/>
+              </w:rPr>
+            </w:pPr>
+            <w:r>
+              <w:rPr>
+                <w:b/>
+                <w:sz w:val="16"/>
+              </w:rPr>
+              <w:t>33</w:t>
+            </w:r>
+          </w:p>
+        </w:tc>
+      </w:tr>
+      <w:tr>
+        <w:trPr/>
+        <w:tc>
+          <w:tcPr>
+            <w:tcW w:w="9887" w:type="dxa"/>
+            <w:tcBorders>
+              <w:bottom w:val="dotted" w:sz="2" w:space="0" w:color="98A2B3"/>
+            </w:tcBorders>
+            <w:vAlign w:val="center"/>
+          </w:tcPr>
+          <w:p>
+            <w:pPr>
+              <w:pStyle w:val="Style17"/>
+              <w:bidi w:val="0"/>
+              <w:spacing w:lineRule="auto" w:line="288" w:before="0" w:after="283"/>
+              <w:ind w:hanging="0" w:start="0" w:end="0"/>
+              <w:jc w:val="start"/>
+              <w:rPr/>
+            </w:pPr>
+            <w:r>
+              <w:rPr/>
+              <w:t>    </w:t>
+            </w:r>
+            <w:r>
+              <w:rPr>
+                <w:sz w:val="16"/>
+              </w:rPr>
+              <w:t>7.3. Лицензионный аудит и импортозамещение</w:t>
+            </w:r>
+          </w:p>
+        </w:tc>
+        <w:tc>
+          <w:tcPr>
+            <w:tcW w:w="319" w:type="dxa"/>
+            <w:tcBorders>
+              <w:bottom w:val="dotted" w:sz="2" w:space="0" w:color="98A2B3"/>
+            </w:tcBorders>
+            <w:vAlign w:val="center"/>
+          </w:tcPr>
+          <w:p>
+            <w:pPr>
+              <w:pStyle w:val="Style17"/>
+              <w:bidi w:val="0"/>
+              <w:spacing w:lineRule="auto" w:line="288" w:before="0" w:after="283"/>
+              <w:ind w:hanging="0" w:start="0" w:end="0"/>
+              <w:jc w:val="end"/>
+              <w:rPr>
+                <w:b/>
+                <w:sz w:val="16"/>
+              </w:rPr>
+            </w:pPr>
+            <w:r>
+              <w:rPr>
+                <w:b/>
+                <w:sz w:val="16"/>
+              </w:rPr>
+              <w:t>34</w:t>
+            </w:r>
+          </w:p>
+        </w:tc>
+      </w:tr>
+      <w:tr>
+        <w:trPr/>
+        <w:tc>
+          <w:tcPr>
+            <w:tcW w:w="9887" w:type="dxa"/>
+            <w:tcBorders>
+              <w:bottom w:val="dotted" w:sz="2" w:space="0" w:color="98A2B3"/>
+            </w:tcBorders>
+            <w:vAlign w:val="center"/>
+          </w:tcPr>
+          <w:p>
+            <w:pPr>
+              <w:pStyle w:val="Style17"/>
+              <w:bidi w:val="0"/>
+              <w:spacing w:lineRule="auto" w:line="288" w:before="0" w:after="283"/>
+              <w:ind w:hanging="0" w:start="0" w:end="0"/>
+              <w:jc w:val="start"/>
+              <w:rPr/>
+            </w:pPr>
+            <w:r>
+              <w:rPr>
+                <w:rStyle w:val="Strong"/>
+                <w:sz w:val="16"/>
+              </w:rPr>
+              <w:t>8. Результаты тестирования, нагрузочные испытания и оракулы</w:t>
+            </w:r>
+          </w:p>
+        </w:tc>
+        <w:tc>
+          <w:tcPr>
+            <w:tcW w:w="319" w:type="dxa"/>
+            <w:tcBorders>
+              <w:bottom w:val="dotted" w:sz="2" w:space="0" w:color="98A2B3"/>
+            </w:tcBorders>
+            <w:vAlign w:val="center"/>
+          </w:tcPr>
+          <w:p>
+            <w:pPr>
+              <w:pStyle w:val="Style17"/>
+              <w:bidi w:val="0"/>
+              <w:spacing w:lineRule="auto" w:line="288" w:before="0" w:after="283"/>
+              <w:ind w:hanging="0" w:start="0" w:end="0"/>
+              <w:jc w:val="end"/>
+              <w:rPr>
+                <w:b/>
+                <w:sz w:val="16"/>
+              </w:rPr>
+            </w:pPr>
+            <w:r>
+              <w:rPr>
+                <w:b/>
+                <w:sz w:val="16"/>
+              </w:rPr>
+              <w:t>35</w:t>
+            </w:r>
+          </w:p>
+        </w:tc>
+      </w:tr>
+      <w:tr>
+        <w:trPr/>
+        <w:tc>
+          <w:tcPr>
+            <w:tcW w:w="9887" w:type="dxa"/>
+            <w:tcBorders>
+              <w:bottom w:val="dotted" w:sz="2" w:space="0" w:color="98A2B3"/>
+            </w:tcBorders>
+            <w:vAlign w:val="center"/>
+          </w:tcPr>
+          <w:p>
+            <w:pPr>
+              <w:pStyle w:val="Style17"/>
+              <w:bidi w:val="0"/>
+              <w:spacing w:lineRule="auto" w:line="288" w:before="0" w:after="283"/>
+              <w:ind w:hanging="0" w:start="0" w:end="0"/>
+              <w:jc w:val="start"/>
+              <w:rPr/>
+            </w:pPr>
+            <w:r>
+              <w:rPr/>
+              <w:t>    </w:t>
+            </w:r>
+            <w:r>
+              <w:rPr>
+                <w:sz w:val="16"/>
+              </w:rPr>
+              <w:t>8.1. Сводные результаты прогона тестов (686/686 Passed)</w:t>
+            </w:r>
+          </w:p>
+        </w:tc>
+        <w:tc>
+          <w:tcPr>
+            <w:tcW w:w="319" w:type="dxa"/>
+            <w:tcBorders>
+              <w:bottom w:val="dotted" w:sz="2" w:space="0" w:color="98A2B3"/>
+            </w:tcBorders>
+            <w:vAlign w:val="center"/>
+          </w:tcPr>
+          <w:p>
+            <w:pPr>
+              <w:pStyle w:val="Style17"/>
+              <w:bidi w:val="0"/>
+              <w:spacing w:lineRule="auto" w:line="288" w:before="0" w:after="283"/>
+              <w:ind w:hanging="0" w:start="0" w:end="0"/>
+              <w:jc w:val="end"/>
+              <w:rPr>
+                <w:b/>
+                <w:sz w:val="16"/>
+              </w:rPr>
+            </w:pPr>
+            <w:r>
+              <w:rPr>
+                <w:b/>
+                <w:sz w:val="16"/>
+              </w:rPr>
+              <w:t>35</w:t>
+            </w:r>
+          </w:p>
+        </w:tc>
+      </w:tr>
+      <w:tr>
+        <w:trPr/>
+        <w:tc>
+          <w:tcPr>
+            <w:tcW w:w="9887" w:type="dxa"/>
+            <w:tcBorders>
+              <w:bottom w:val="dotted" w:sz="2" w:space="0" w:color="98A2B3"/>
+            </w:tcBorders>
+            <w:vAlign w:val="center"/>
+          </w:tcPr>
+          <w:p>
+            <w:pPr>
+              <w:pStyle w:val="Style17"/>
+              <w:bidi w:val="0"/>
+              <w:spacing w:lineRule="auto" w:line="288" w:before="0" w:after="283"/>
+              <w:ind w:hanging="0" w:start="0" w:end="0"/>
+              <w:jc w:val="start"/>
+              <w:rPr/>
+            </w:pPr>
+            <w:r>
+              <w:rPr/>
+              <w:t>    </w:t>
+            </w:r>
+            <w:r>
+              <w:rPr>
+                <w:sz w:val="16"/>
+              </w:rPr>
+              <w:t>8.2. Результаты 4 системных оракулов верификации</w:t>
+            </w:r>
+          </w:p>
+        </w:tc>
+        <w:tc>
+          <w:tcPr>
+            <w:tcW w:w="319" w:type="dxa"/>
+            <w:tcBorders>
+              <w:bottom w:val="dotted" w:sz="2" w:space="0" w:color="98A2B3"/>
+            </w:tcBorders>
+            <w:vAlign w:val="center"/>
+          </w:tcPr>
+          <w:p>
+            <w:pPr>
+              <w:pStyle w:val="Style17"/>
+              <w:bidi w:val="0"/>
+              <w:spacing w:lineRule="auto" w:line="288" w:before="0" w:after="283"/>
+              <w:ind w:hanging="0" w:start="0" w:end="0"/>
+              <w:jc w:val="end"/>
+              <w:rPr>
+                <w:b/>
+                <w:sz w:val="16"/>
+              </w:rPr>
+            </w:pPr>
+            <w:r>
+              <w:rPr>
+                <w:b/>
+                <w:sz w:val="16"/>
+              </w:rPr>
+              <w:t>36</w:t>
+            </w:r>
+          </w:p>
+        </w:tc>
+      </w:tr>
+      <w:tr>
+        <w:trPr/>
+        <w:tc>
+          <w:tcPr>
+            <w:tcW w:w="9887" w:type="dxa"/>
+            <w:tcBorders>
+              <w:bottom w:val="dotted" w:sz="2" w:space="0" w:color="98A2B3"/>
+            </w:tcBorders>
+            <w:vAlign w:val="center"/>
+          </w:tcPr>
+          <w:p>
+            <w:pPr>
+              <w:pStyle w:val="Style17"/>
+              <w:bidi w:val="0"/>
+              <w:spacing w:lineRule="auto" w:line="288" w:before="0" w:after="283"/>
+              <w:ind w:hanging="0" w:start="0" w:end="0"/>
+              <w:jc w:val="start"/>
+              <w:rPr/>
+            </w:pPr>
+            <w:r>
+              <w:rPr/>
+              <w:t>    </w:t>
+            </w:r>
+            <w:r>
+              <w:rPr>
+                <w:sz w:val="16"/>
+              </w:rPr>
+              <w:t>8.3. Нагрузочный бенчмарк (50 concurrent users, 10 параллельных отчётов)</w:t>
+            </w:r>
+          </w:p>
+        </w:tc>
+        <w:tc>
+          <w:tcPr>
+            <w:tcW w:w="319" w:type="dxa"/>
+            <w:tcBorders>
+              <w:bottom w:val="dotted" w:sz="2" w:space="0" w:color="98A2B3"/>
+            </w:tcBorders>
+            <w:vAlign w:val="center"/>
+          </w:tcPr>
+          <w:p>
+            <w:pPr>
+              <w:pStyle w:val="Style17"/>
+              <w:bidi w:val="0"/>
+              <w:spacing w:lineRule="auto" w:line="288" w:before="0" w:after="283"/>
+              <w:jc w:val="end"/>
+              <w:rPr>
+                <w:b/>
+                <w:sz w:val="16"/>
+              </w:rPr>
+            </w:pPr>
+            <w:r>
+              <w:rPr>
+                <w:b/>
+                <w:sz w:val="16"/>
+              </w:rPr>
+              <w:t>37</w:t>
+            </w:r>
+          </w:p>
+        </w:tc>
+      </w:tr>
+    </w:tbl>
+    <w:p>
+      <w:pPr>
+        <w:pStyle w:val="Heading1"/>
+        <w:bidi w:val="0"/>
         <w:ind w:hanging="0" w:start="0" w:end="0"/>
         <w:jc w:val="start"/>
         <w:rPr/>
       </w:pPr>
       <w:r>
-        <w:rPr>
-          <w:rStyle w:val="Strong"/>
-          <w:sz w:val="21"/>
-          <w:bdr w:val="dotted" w:sz="2" w:space="1" w:color="D0D5DD"/>
-        </w:rPr>
+        <w:rPr/>
         <w:t>1. Введение и паспорт программного комплекса</w:t>
       </w:r>
-      <w:r>
-        <w:rPr>
-          <w:sz w:val="21"/>
-          <w:bdr w:val="dotted" w:sz="2" w:space="1" w:color="D0D5DD"/>
-        </w:rPr>
-        <w:t>3</w:t>
-      </w:r>
-    </w:p>
-    <w:p>
-      <w:pPr>
-        <w:pStyle w:val="BodyText"/>
-        <w:bidi w:val="0"/>
-        <w:spacing w:lineRule="auto" w:line="432" w:before="0" w:after="90"/>
-        <w:ind w:hanging="0" w:start="0" w:end="0"/>
-        <w:jc w:val="start"/>
-        <w:rPr>
-          <w:bdr w:val="dotted" w:sz="2" w:space="1" w:color="D0D5DD"/>
-        </w:rPr>
-      </w:pPr>
-      <w:r>
-        <w:rPr>
-          <w:bdr w:val="dotted" w:sz="2" w:space="1" w:color="D0D5DD"/>
-        </w:rPr>
-        <w:t>    </w:t>
-      </w:r>
-      <w:r>
-        <w:rPr>
-          <w:sz w:val="21"/>
-          <w:bdr w:val="dotted" w:sz="2" w:space="1" w:color="D0D5DD"/>
-        </w:rPr>
-        <w:t>1.1. Назначение системы и бизнес-контекст3</w:t>
-      </w:r>
-    </w:p>
-    <w:p>
-      <w:pPr>
-        <w:pStyle w:val="BodyText"/>
-        <w:bidi w:val="0"/>
-        <w:spacing w:lineRule="auto" w:line="432" w:before="0" w:after="90"/>
-        <w:ind w:hanging="0" w:start="0" w:end="0"/>
-        <w:jc w:val="start"/>
-        <w:rPr>
-          <w:bdr w:val="dotted" w:sz="2" w:space="1" w:color="D0D5DD"/>
-        </w:rPr>
-      </w:pPr>
-      <w:r>
-        <w:rPr>
-          <w:bdr w:val="dotted" w:sz="2" w:space="1" w:color="D0D5DD"/>
-        </w:rPr>
-        <w:t>    </w:t>
-      </w:r>
-      <w:r>
-        <w:rPr>
-          <w:sz w:val="21"/>
-          <w:bdr w:val="dotted" w:sz="2" w:space="1" w:color="D0D5DD"/>
-        </w:rPr>
-        <w:t>1.2. Проблематика текущего процесса и цели внедрения3</w:t>
-      </w:r>
-    </w:p>
-    <w:p>
-      <w:pPr>
-        <w:pStyle w:val="BodyText"/>
-        <w:bidi w:val="0"/>
-        <w:spacing w:lineRule="auto" w:line="432" w:before="0" w:after="90"/>
-        <w:ind w:hanging="0" w:start="0" w:end="0"/>
-        <w:jc w:val="start"/>
-        <w:rPr>
-          <w:bdr w:val="dotted" w:sz="2" w:space="1" w:color="D0D5DD"/>
-        </w:rPr>
-      </w:pPr>
-      <w:r>
-        <w:rPr>
-          <w:bdr w:val="dotted" w:sz="2" w:space="1" w:color="D0D5DD"/>
-        </w:rPr>
-        <w:t>    </w:t>
-      </w:r>
-      <w:r>
-        <w:rPr>
-          <w:sz w:val="21"/>
-          <w:bdr w:val="dotted" w:sz="2" w:space="1" w:color="D0D5DD"/>
-        </w:rPr>
-        <w:t>1.3. Ролевая модель и ключевые пользователи4</w:t>
-      </w:r>
-    </w:p>
-    <w:p>
-      <w:pPr>
-        <w:pStyle w:val="BodyText"/>
-        <w:bidi w:val="0"/>
-        <w:spacing w:lineRule="auto" w:line="432" w:before="0" w:after="90"/>
-        <w:ind w:hanging="0" w:start="0" w:end="0"/>
-        <w:jc w:val="start"/>
-        <w:rPr/>
-      </w:pPr>
-      <w:r>
-        <w:rPr>
-          <w:rStyle w:val="Strong"/>
-          <w:sz w:val="21"/>
-          <w:bdr w:val="dotted" w:sz="2" w:space="1" w:color="D0D5DD"/>
-        </w:rPr>
-        <w:t>2. Функциональная и компонентная архитектура (Archi &amp; C4)</w:t>
-      </w:r>
-      <w:r>
-        <w:rPr>
-          <w:sz w:val="21"/>
-          <w:bdr w:val="dotted" w:sz="2" w:space="1" w:color="D0D5DD"/>
-        </w:rPr>
-        <w:t>5</w:t>
-      </w:r>
-    </w:p>
-    <w:p>
-      <w:pPr>
-        <w:pStyle w:val="BodyText"/>
-        <w:bidi w:val="0"/>
-        <w:spacing w:lineRule="auto" w:line="432" w:before="0" w:after="90"/>
-        <w:ind w:hanging="0" w:start="0" w:end="0"/>
-        <w:jc w:val="start"/>
-        <w:rPr>
-          <w:bdr w:val="dotted" w:sz="2" w:space="1" w:color="D0D5DD"/>
-        </w:rPr>
-      </w:pPr>
-      <w:r>
-        <w:rPr>
-          <w:bdr w:val="dotted" w:sz="2" w:space="1" w:color="D0D5DD"/>
-        </w:rPr>
-        <w:t>    </w:t>
-      </w:r>
-      <w:r>
-        <w:rPr>
-          <w:sz w:val="21"/>
-          <w:bdr w:val="dotted" w:sz="2" w:space="1" w:color="D0D5DD"/>
-        </w:rPr>
-        <w:t>2.1. Контекстная архитектура (C4 Context)5</w:t>
-      </w:r>
-    </w:p>
-    <w:p>
-      <w:pPr>
-        <w:pStyle w:val="BodyText"/>
-        <w:bidi w:val="0"/>
-        <w:spacing w:lineRule="auto" w:line="432" w:before="0" w:after="90"/>
-        <w:ind w:hanging="0" w:start="0" w:end="0"/>
-        <w:jc w:val="start"/>
-        <w:rPr>
-          <w:bdr w:val="dotted" w:sz="2" w:space="1" w:color="D0D5DD"/>
-        </w:rPr>
-      </w:pPr>
-      <w:r>
-        <w:rPr>
-          <w:bdr w:val="dotted" w:sz="2" w:space="1" w:color="D0D5DD"/>
-        </w:rPr>
-        <w:t>    </w:t>
-      </w:r>
-      <w:r>
-        <w:rPr>
-          <w:sz w:val="21"/>
-          <w:bdr w:val="dotted" w:sz="2" w:space="1" w:color="D0D5DD"/>
-        </w:rPr>
-        <w:t>2.2. Контейнерная архитектура (C4 Container)6</w:t>
-      </w:r>
-    </w:p>
-    <w:p>
-      <w:pPr>
-        <w:pStyle w:val="BodyText"/>
-        <w:bidi w:val="0"/>
-        <w:spacing w:lineRule="auto" w:line="432" w:before="0" w:after="90"/>
-        <w:ind w:hanging="0" w:start="0" w:end="0"/>
-        <w:jc w:val="start"/>
-        <w:rPr>
-          <w:bdr w:val="dotted" w:sz="2" w:space="1" w:color="D0D5DD"/>
-        </w:rPr>
-      </w:pPr>
-      <w:r>
-        <w:rPr>
-          <w:bdr w:val="dotted" w:sz="2" w:space="1" w:color="D0D5DD"/>
-        </w:rPr>
-        <w:t>    </w:t>
-      </w:r>
-      <w:r>
-        <w:rPr>
-          <w:sz w:val="21"/>
-          <w:bdr w:val="dotted" w:sz="2" w:space="1" w:color="D0D5DD"/>
-        </w:rPr>
-        <w:t>2.3. Компонентная структура бэкенда (C4 Component)7</w:t>
-      </w:r>
-    </w:p>
-    <w:p>
-      <w:pPr>
-        <w:pStyle w:val="BodyText"/>
-        <w:bidi w:val="0"/>
-        <w:spacing w:lineRule="auto" w:line="432" w:before="0" w:after="90"/>
-        <w:ind w:hanging="0" w:start="0" w:end="0"/>
-        <w:jc w:val="start"/>
-        <w:rPr>
-          <w:bdr w:val="dotted" w:sz="2" w:space="1" w:color="D0D5DD"/>
-        </w:rPr>
-      </w:pPr>
-      <w:r>
-        <w:rPr>
-          <w:bdr w:val="dotted" w:sz="2" w:space="1" w:color="D0D5DD"/>
-        </w:rPr>
-        <w:t>    </w:t>
-      </w:r>
-      <w:r>
-        <w:rPr>
-          <w:sz w:val="21"/>
-          <w:bdr w:val="dotted" w:sz="2" w:space="1" w:color="D0D5DD"/>
-        </w:rPr>
-        <w:t>2.4. Архитектурная модель в среде Archi (The Open Group ArchiMate 3.1)8</w:t>
-      </w:r>
-    </w:p>
-    <w:p>
-      <w:pPr>
-        <w:pStyle w:val="BodyText"/>
-        <w:bidi w:val="0"/>
-        <w:spacing w:lineRule="auto" w:line="432" w:before="0" w:after="90"/>
-        <w:ind w:hanging="0" w:start="0" w:end="0"/>
-        <w:jc w:val="start"/>
-        <w:rPr>
-          <w:bdr w:val="dotted" w:sz="2" w:space="1" w:color="D0D5DD"/>
-        </w:rPr>
-      </w:pPr>
-      <w:r>
-        <w:rPr>
-          <w:bdr w:val="dotted" w:sz="2" w:space="1" w:color="D0D5DD"/>
-        </w:rPr>
-        <w:t>    </w:t>
-      </w:r>
-      <w:r>
-        <w:rPr>
-          <w:sz w:val="21"/>
-          <w:bdr w:val="dotted" w:sz="2" w:space="1" w:color="D0D5DD"/>
-        </w:rPr>
-        <w:t>2.5. Сетевая топология и контуры доверия9</w:t>
-      </w:r>
-    </w:p>
-    <w:p>
-      <w:pPr>
-        <w:pStyle w:val="BodyText"/>
-        <w:bidi w:val="0"/>
-        <w:spacing w:lineRule="auto" w:line="432" w:before="0" w:after="90"/>
-        <w:ind w:hanging="0" w:start="0" w:end="0"/>
-        <w:jc w:val="start"/>
-        <w:rPr/>
-      </w:pPr>
-      <w:r>
-        <w:rPr>
-          <w:rStyle w:val="Strong"/>
-          <w:sz w:val="21"/>
-          <w:bdr w:val="dotted" w:sz="2" w:space="1" w:color="D0D5DD"/>
-        </w:rPr>
-        <w:t>3. Методы обработки данных, условия и ограничения (D01–D16)</w:t>
-      </w:r>
-      <w:r>
-        <w:rPr>
-          <w:sz w:val="21"/>
-          <w:bdr w:val="dotted" w:sz="2" w:space="1" w:color="D0D5DD"/>
-        </w:rPr>
-        <w:t>10</w:t>
-      </w:r>
-    </w:p>
-    <w:p>
-      <w:pPr>
-        <w:pStyle w:val="BodyText"/>
-        <w:bidi w:val="0"/>
-        <w:spacing w:lineRule="auto" w:line="432" w:before="0" w:after="90"/>
-        <w:ind w:hanging="0" w:start="0" w:end="0"/>
-        <w:jc w:val="start"/>
-        <w:rPr>
-          <w:bdr w:val="dotted" w:sz="2" w:space="1" w:color="D0D5DD"/>
-        </w:rPr>
-      </w:pPr>
-      <w:r>
-        <w:rPr>
-          <w:bdr w:val="dotted" w:sz="2" w:space="1" w:color="D0D5DD"/>
-        </w:rPr>
-        <w:t>    </w:t>
-      </w:r>
-      <w:r>
-        <w:rPr>
-          <w:sz w:val="21"/>
-          <w:bdr w:val="dotted" w:sz="2" w:space="1" w:color="D0D5DD"/>
-        </w:rPr>
-        <w:t>3.1. Двухфазный импорт каталогов (D01–D04)10</w:t>
-      </w:r>
-    </w:p>
-    <w:p>
-      <w:pPr>
-        <w:pStyle w:val="BodyText"/>
-        <w:bidi w:val="0"/>
-        <w:spacing w:lineRule="auto" w:line="432" w:before="0" w:after="90"/>
-        <w:ind w:hanging="0" w:start="0" w:end="0"/>
-        <w:jc w:val="start"/>
-        <w:rPr>
-          <w:bdr w:val="dotted" w:sz="2" w:space="1" w:color="D0D5DD"/>
-        </w:rPr>
-      </w:pPr>
-      <w:r>
-        <w:rPr>
-          <w:bdr w:val="dotted" w:sz="2" w:space="1" w:color="D0D5DD"/>
-        </w:rPr>
-        <w:t>    </w:t>
-      </w:r>
-      <w:r>
-        <w:rPr>
-          <w:sz w:val="21"/>
-          <w:bdr w:val="dotted" w:sz="2" w:space="1" w:color="D0D5DD"/>
-        </w:rPr>
-        <w:t>3.2. Воронка жизненного цикла и правила переходов (D05–D06)11</w:t>
-      </w:r>
-    </w:p>
-    <w:p>
-      <w:pPr>
-        <w:pStyle w:val="BodyText"/>
-        <w:bidi w:val="0"/>
-        <w:spacing w:lineRule="auto" w:line="432" w:before="0" w:after="90"/>
-        <w:ind w:hanging="0" w:start="0" w:end="0"/>
-        <w:jc w:val="start"/>
-        <w:rPr>
-          <w:bdr w:val="dotted" w:sz="2" w:space="1" w:color="D0D5DD"/>
-        </w:rPr>
-      </w:pPr>
-      <w:r>
-        <w:rPr>
-          <w:bdr w:val="dotted" w:sz="2" w:space="1" w:color="D0D5DD"/>
-        </w:rPr>
-        <w:t>    </w:t>
-      </w:r>
-      <w:r>
-        <w:rPr>
-          <w:sz w:val="21"/>
-          <w:bdr w:val="dotted" w:sz="2" w:space="1" w:color="D0D5DD"/>
-        </w:rPr>
-        <w:t>3.3. Аналитический движок отчётов и защита от инъекций (D07–D09)12</w:t>
-      </w:r>
-    </w:p>
-    <w:p>
-      <w:pPr>
-        <w:pStyle w:val="BodyText"/>
-        <w:bidi w:val="0"/>
-        <w:spacing w:lineRule="auto" w:line="432" w:before="0" w:after="90"/>
-        <w:ind w:hanging="0" w:start="0" w:end="0"/>
-        <w:jc w:val="start"/>
-        <w:rPr>
-          <w:bdr w:val="dotted" w:sz="2" w:space="1" w:color="D0D5DD"/>
-        </w:rPr>
-      </w:pPr>
-      <w:r>
-        <w:rPr>
-          <w:bdr w:val="dotted" w:sz="2" w:space="1" w:color="D0D5DD"/>
-        </w:rPr>
-        <w:t>    </w:t>
-      </w:r>
-      <w:r>
-        <w:rPr>
-          <w:sz w:val="21"/>
-          <w:bdr w:val="dotted" w:sz="2" w:space="1" w:color="D0D5DD"/>
-        </w:rPr>
-        <w:t>3.4. Интеграционный шлюз LMS и Сайта, отказоустойчивость AC21 (D10–D11)14</w:t>
-      </w:r>
-    </w:p>
-    <w:p>
-      <w:pPr>
-        <w:pStyle w:val="BodyText"/>
-        <w:bidi w:val="0"/>
-        <w:spacing w:lineRule="auto" w:line="432" w:before="0" w:after="90"/>
-        <w:ind w:hanging="0" w:start="0" w:end="0"/>
-        <w:jc w:val="start"/>
-        <w:rPr>
-          <w:bdr w:val="dotted" w:sz="2" w:space="1" w:color="D0D5DD"/>
-        </w:rPr>
-      </w:pPr>
-      <w:r>
-        <w:rPr>
-          <w:bdr w:val="dotted" w:sz="2" w:space="1" w:color="D0D5DD"/>
-        </w:rPr>
-        <w:t>    </w:t>
-      </w:r>
-      <w:r>
-        <w:rPr>
-          <w:sz w:val="21"/>
-          <w:bdr w:val="dotted" w:sz="2" w:space="1" w:color="D0D5DD"/>
-        </w:rPr>
-        <w:t>3.5. Инварианты информационной безопасности (152-ФЗ, ФСТЭК №117)15</w:t>
-      </w:r>
-    </w:p>
-    <w:p>
-      <w:pPr>
-        <w:pStyle w:val="BodyText"/>
-        <w:bidi w:val="0"/>
-        <w:spacing w:lineRule="auto" w:line="432" w:before="0" w:after="90"/>
-        <w:ind w:hanging="0" w:start="0" w:end="0"/>
-        <w:jc w:val="start"/>
-        <w:rPr/>
-      </w:pPr>
-      <w:r>
-        <w:rPr>
-          <w:rStyle w:val="Strong"/>
-          <w:sz w:val="21"/>
-          <w:bdr w:val="dotted" w:sz="2" w:space="1" w:color="D0D5DD"/>
-        </w:rPr>
-        <w:t>4. Руководство пользователя (User Guide)</w:t>
-      </w:r>
-      <w:r>
-        <w:rPr>
-          <w:sz w:val="21"/>
-          <w:bdr w:val="dotted" w:sz="2" w:space="1" w:color="D0D5DD"/>
-        </w:rPr>
-        <w:t>17</w:t>
-      </w:r>
-    </w:p>
-    <w:p>
-      <w:pPr>
-        <w:pStyle w:val="BodyText"/>
-        <w:bidi w:val="0"/>
-        <w:spacing w:lineRule="auto" w:line="432" w:before="0" w:after="90"/>
-        <w:ind w:hanging="0" w:start="0" w:end="0"/>
-        <w:jc w:val="start"/>
-        <w:rPr>
-          <w:bdr w:val="dotted" w:sz="2" w:space="1" w:color="D0D5DD"/>
-        </w:rPr>
-      </w:pPr>
-      <w:r>
-        <w:rPr>
-          <w:bdr w:val="dotted" w:sz="2" w:space="1" w:color="D0D5DD"/>
-        </w:rPr>
-        <w:t>    </w:t>
-      </w:r>
-      <w:r>
-        <w:rPr>
-          <w:sz w:val="21"/>
-          <w:bdr w:val="dotted" w:sz="2" w:space="1" w:color="D0D5DD"/>
-        </w:rPr>
-        <w:t>4.1. Вход в систему и ролевая навигация17</w:t>
-      </w:r>
-    </w:p>
-    <w:p>
-      <w:pPr>
-        <w:pStyle w:val="BodyText"/>
-        <w:bidi w:val="0"/>
-        <w:spacing w:lineRule="auto" w:line="432" w:before="0" w:after="90"/>
-        <w:ind w:hanging="0" w:start="0" w:end="0"/>
-        <w:jc w:val="start"/>
-        <w:rPr>
-          <w:bdr w:val="dotted" w:sz="2" w:space="1" w:color="D0D5DD"/>
-        </w:rPr>
-      </w:pPr>
-      <w:r>
-        <w:rPr>
-          <w:bdr w:val="dotted" w:sz="2" w:space="1" w:color="D0D5DD"/>
-        </w:rPr>
-        <w:t>    </w:t>
-      </w:r>
-      <w:r>
-        <w:rPr>
-          <w:sz w:val="21"/>
-          <w:bdr w:val="dotted" w:sz="2" w:space="1" w:color="D0D5DD"/>
-        </w:rPr>
-        <w:t>4.2. Рабочий обзор (Dashboard)18</w:t>
-      </w:r>
-    </w:p>
-    <w:p>
-      <w:pPr>
-        <w:pStyle w:val="BodyText"/>
-        <w:bidi w:val="0"/>
-        <w:spacing w:lineRule="auto" w:line="432" w:before="0" w:after="90"/>
-        <w:ind w:hanging="0" w:start="0" w:end="0"/>
-        <w:jc w:val="start"/>
-        <w:rPr>
-          <w:bdr w:val="dotted" w:sz="2" w:space="1" w:color="D0D5DD"/>
-        </w:rPr>
-      </w:pPr>
-      <w:r>
-        <w:rPr>
-          <w:bdr w:val="dotted" w:sz="2" w:space="1" w:color="D0D5DD"/>
-        </w:rPr>
-        <w:t>    </w:t>
-      </w:r>
-      <w:r>
-        <w:rPr>
-          <w:sz w:val="21"/>
-          <w:bdr w:val="dotted" w:sz="2" w:space="1" w:color="D0D5DD"/>
-        </w:rPr>
-        <w:t>4.3. Реестр и поиск взаимодействий19</w:t>
-      </w:r>
-    </w:p>
-    <w:p>
-      <w:pPr>
-        <w:pStyle w:val="BodyText"/>
-        <w:bidi w:val="0"/>
-        <w:spacing w:lineRule="auto" w:line="432" w:before="0" w:after="90"/>
-        <w:ind w:hanging="0" w:start="0" w:end="0"/>
-        <w:jc w:val="start"/>
-        <w:rPr>
-          <w:bdr w:val="dotted" w:sz="2" w:space="1" w:color="D0D5DD"/>
-        </w:rPr>
-      </w:pPr>
-      <w:r>
-        <w:rPr>
-          <w:bdr w:val="dotted" w:sz="2" w:space="1" w:color="D0D5DD"/>
-        </w:rPr>
-        <w:t>    </w:t>
-      </w:r>
-      <w:r>
-        <w:rPr>
-          <w:sz w:val="21"/>
-          <w:bdr w:val="dotted" w:sz="2" w:space="1" w:color="D0D5DD"/>
-        </w:rPr>
-        <w:t>4.4. Карточка взаимодействия: воронка, параметры, документооборот20</w:t>
-      </w:r>
-    </w:p>
-    <w:p>
-      <w:pPr>
-        <w:pStyle w:val="BodyText"/>
-        <w:bidi w:val="0"/>
-        <w:spacing w:lineRule="auto" w:line="432" w:before="0" w:after="90"/>
-        <w:ind w:hanging="0" w:start="0" w:end="0"/>
-        <w:jc w:val="start"/>
-        <w:rPr>
-          <w:bdr w:val="dotted" w:sz="2" w:space="1" w:color="D0D5DD"/>
-        </w:rPr>
-      </w:pPr>
-      <w:r>
-        <w:rPr>
-          <w:bdr w:val="dotted" w:sz="2" w:space="1" w:color="D0D5DD"/>
-        </w:rPr>
-        <w:t>    </w:t>
-      </w:r>
-      <w:r>
-        <w:rPr>
-          <w:sz w:val="21"/>
-          <w:bdr w:val="dotted" w:sz="2" w:space="1" w:color="D0D5DD"/>
-        </w:rPr>
-        <w:t>4.5. Каталоги организаций и назначение кураторов22</w:t>
-      </w:r>
-    </w:p>
-    <w:p>
-      <w:pPr>
-        <w:pStyle w:val="BodyText"/>
-        <w:bidi w:val="0"/>
-        <w:spacing w:lineRule="auto" w:line="432" w:before="0" w:after="90"/>
-        <w:ind w:hanging="0" w:start="0" w:end="0"/>
-        <w:jc w:val="start"/>
-        <w:rPr>
-          <w:bdr w:val="dotted" w:sz="2" w:space="1" w:color="D0D5DD"/>
-        </w:rPr>
-      </w:pPr>
-      <w:r>
-        <w:rPr>
-          <w:bdr w:val="dotted" w:sz="2" w:space="1" w:color="D0D5DD"/>
-        </w:rPr>
-        <w:t>    </w:t>
-      </w:r>
-      <w:r>
-        <w:rPr>
-          <w:sz w:val="21"/>
-          <w:bdr w:val="dotted" w:sz="2" w:space="1" w:color="D0D5DD"/>
-        </w:rPr>
-        <w:t>4.6. Построение аналитических отчётов и экспорт (XLSX, PDF, CSV)23</w:t>
-      </w:r>
-    </w:p>
-    <w:p>
-      <w:pPr>
-        <w:pStyle w:val="BodyText"/>
-        <w:bidi w:val="0"/>
-        <w:spacing w:lineRule="auto" w:line="432" w:before="0" w:after="90"/>
-        <w:ind w:hanging="0" w:start="0" w:end="0"/>
-        <w:jc w:val="start"/>
-        <w:rPr>
-          <w:bdr w:val="dotted" w:sz="2" w:space="1" w:color="D0D5DD"/>
-        </w:rPr>
-      </w:pPr>
-      <w:r>
-        <w:rPr>
-          <w:bdr w:val="dotted" w:sz="2" w:space="1" w:color="D0D5DD"/>
-        </w:rPr>
-        <w:t>    </w:t>
-      </w:r>
-      <w:r>
-        <w:rPr>
-          <w:sz w:val="21"/>
-          <w:bdr w:val="dotted" w:sz="2" w:space="1" w:color="D0D5DD"/>
-        </w:rPr>
-        <w:t>4.7. Справочный центр и симулятор сбоев (AC21 Fault Simulator)24</w:t>
-      </w:r>
-    </w:p>
-    <w:p>
-      <w:pPr>
-        <w:pStyle w:val="BodyText"/>
-        <w:bidi w:val="0"/>
-        <w:spacing w:lineRule="auto" w:line="432" w:before="0" w:after="90"/>
-        <w:ind w:hanging="0" w:start="0" w:end="0"/>
-        <w:jc w:val="start"/>
-        <w:rPr/>
-      </w:pPr>
-      <w:r>
-        <w:rPr>
-          <w:rStyle w:val="Strong"/>
-          <w:sz w:val="21"/>
-          <w:bdr w:val="dotted" w:sz="2" w:space="1" w:color="D0D5DD"/>
-        </w:rPr>
-        <w:t>5. Руководство системного администратора (Admin Guide)</w:t>
-      </w:r>
-      <w:r>
-        <w:rPr>
-          <w:sz w:val="21"/>
-          <w:bdr w:val="dotted" w:sz="2" w:space="1" w:color="D0D5DD"/>
-        </w:rPr>
-        <w:t>25</w:t>
-      </w:r>
-    </w:p>
-    <w:p>
-      <w:pPr>
-        <w:pStyle w:val="BodyText"/>
-        <w:bidi w:val="0"/>
-        <w:spacing w:lineRule="auto" w:line="432" w:before="0" w:after="90"/>
-        <w:ind w:hanging="0" w:start="0" w:end="0"/>
-        <w:jc w:val="start"/>
-        <w:rPr>
-          <w:bdr w:val="dotted" w:sz="2" w:space="1" w:color="D0D5DD"/>
-        </w:rPr>
-      </w:pPr>
-      <w:r>
-        <w:rPr>
-          <w:bdr w:val="dotted" w:sz="2" w:space="1" w:color="D0D5DD"/>
-        </w:rPr>
-        <w:t>    </w:t>
-      </w:r>
-      <w:r>
-        <w:rPr>
-          <w:sz w:val="21"/>
-          <w:bdr w:val="dotted" w:sz="2" w:space="1" w:color="D0D5DD"/>
-        </w:rPr>
-        <w:t>5.1. Управление доступом, ролями и сессиями в Keycloak25</w:t>
-      </w:r>
-    </w:p>
-    <w:p>
-      <w:pPr>
-        <w:pStyle w:val="BodyText"/>
-        <w:bidi w:val="0"/>
-        <w:spacing w:lineRule="auto" w:line="432" w:before="0" w:after="90"/>
-        <w:ind w:hanging="0" w:start="0" w:end="0"/>
-        <w:jc w:val="start"/>
-        <w:rPr>
-          <w:bdr w:val="dotted" w:sz="2" w:space="1" w:color="D0D5DD"/>
-        </w:rPr>
-      </w:pPr>
-      <w:r>
-        <w:rPr>
-          <w:bdr w:val="dotted" w:sz="2" w:space="1" w:color="D0D5DD"/>
-        </w:rPr>
-        <w:t>    </w:t>
-      </w:r>
-      <w:r>
-        <w:rPr>
-          <w:sz w:val="21"/>
-          <w:bdr w:val="dotted" w:sz="2" w:space="1" w:color="D0D5DD"/>
-        </w:rPr>
-        <w:t>5.2. Мониторинг интеграций и журнала вебхуков26</w:t>
-      </w:r>
-    </w:p>
-    <w:p>
-      <w:pPr>
-        <w:pStyle w:val="BodyText"/>
-        <w:bidi w:val="0"/>
-        <w:spacing w:lineRule="auto" w:line="432" w:before="0" w:after="90"/>
-        <w:ind w:hanging="0" w:start="0" w:end="0"/>
-        <w:jc w:val="start"/>
-        <w:rPr>
-          <w:bdr w:val="dotted" w:sz="2" w:space="1" w:color="D0D5DD"/>
-        </w:rPr>
-      </w:pPr>
-      <w:r>
-        <w:rPr>
-          <w:bdr w:val="dotted" w:sz="2" w:space="1" w:color="D0D5DD"/>
-        </w:rPr>
-        <w:t>    </w:t>
-      </w:r>
-      <w:r>
-        <w:rPr>
-          <w:sz w:val="21"/>
-          <w:bdr w:val="dotted" w:sz="2" w:space="1" w:color="D0D5DD"/>
-        </w:rPr>
-        <w:t>5.3. Диагностика здоровья сервисов (/health/live, /health/ready)27</w:t>
-      </w:r>
-    </w:p>
-    <w:p>
-      <w:pPr>
-        <w:pStyle w:val="BodyText"/>
-        <w:bidi w:val="0"/>
-        <w:spacing w:lineRule="auto" w:line="432" w:before="0" w:after="90"/>
-        <w:ind w:hanging="0" w:start="0" w:end="0"/>
-        <w:jc w:val="start"/>
-        <w:rPr>
-          <w:bdr w:val="dotted" w:sz="2" w:space="1" w:color="D0D5DD"/>
-        </w:rPr>
-      </w:pPr>
-      <w:r>
-        <w:rPr>
-          <w:bdr w:val="dotted" w:sz="2" w:space="1" w:color="D0D5DD"/>
-        </w:rPr>
-        <w:t>    </w:t>
-      </w:r>
-      <w:r>
-        <w:rPr>
-          <w:sz w:val="21"/>
-          <w:bdr w:val="dotted" w:sz="2" w:space="1" w:color="D0D5DD"/>
-        </w:rPr>
-        <w:t>5.4. Регламент резервного копирования и восстановления данных28</w:t>
-      </w:r>
-    </w:p>
-    <w:p>
-      <w:pPr>
-        <w:pStyle w:val="BodyText"/>
-        <w:bidi w:val="0"/>
-        <w:spacing w:lineRule="auto" w:line="432" w:before="0" w:after="90"/>
-        <w:ind w:hanging="0" w:start="0" w:end="0"/>
-        <w:jc w:val="start"/>
-        <w:rPr/>
-      </w:pPr>
-      <w:r>
-        <w:rPr>
-          <w:rStyle w:val="Strong"/>
-          <w:sz w:val="21"/>
-          <w:bdr w:val="dotted" w:sz="2" w:space="1" w:color="D0D5DD"/>
-        </w:rPr>
-        <w:t>6. Инструкция по сборке, компиляции и установке</w:t>
-      </w:r>
-      <w:r>
-        <w:rPr>
-          <w:sz w:val="21"/>
-          <w:bdr w:val="dotted" w:sz="2" w:space="1" w:color="D0D5DD"/>
-        </w:rPr>
-        <w:t>29</w:t>
-      </w:r>
-    </w:p>
-    <w:p>
-      <w:pPr>
-        <w:pStyle w:val="BodyText"/>
-        <w:bidi w:val="0"/>
-        <w:spacing w:lineRule="auto" w:line="432" w:before="0" w:after="90"/>
-        <w:ind w:hanging="0" w:start="0" w:end="0"/>
-        <w:jc w:val="start"/>
-        <w:rPr>
-          <w:bdr w:val="dotted" w:sz="2" w:space="1" w:color="D0D5DD"/>
-        </w:rPr>
-      </w:pPr>
-      <w:r>
-        <w:rPr>
-          <w:bdr w:val="dotted" w:sz="2" w:space="1" w:color="D0D5DD"/>
-        </w:rPr>
-        <w:t>    </w:t>
-      </w:r>
-      <w:r>
-        <w:rPr>
-          <w:sz w:val="21"/>
-          <w:bdr w:val="dotted" w:sz="2" w:space="1" w:color="D0D5DD"/>
-        </w:rPr>
-        <w:t>6.1. Системные требования к серверам29</w:t>
-      </w:r>
-    </w:p>
-    <w:p>
-      <w:pPr>
-        <w:pStyle w:val="BodyText"/>
-        <w:bidi w:val="0"/>
-        <w:spacing w:lineRule="auto" w:line="432" w:before="0" w:after="90"/>
-        <w:ind w:hanging="0" w:start="0" w:end="0"/>
-        <w:jc w:val="start"/>
-        <w:rPr>
-          <w:bdr w:val="dotted" w:sz="2" w:space="1" w:color="D0D5DD"/>
-        </w:rPr>
-      </w:pPr>
-      <w:r>
-        <w:rPr>
-          <w:bdr w:val="dotted" w:sz="2" w:space="1" w:color="D0D5DD"/>
-        </w:rPr>
-        <w:t>    </w:t>
-      </w:r>
-      <w:r>
-        <w:rPr>
-          <w:sz w:val="21"/>
-          <w:bdr w:val="dotted" w:sz="2" w:space="1" w:color="D0D5DD"/>
-        </w:rPr>
-        <w:t>6.2. Пошаговое развёртывание в Docker Compose29</w:t>
-      </w:r>
-    </w:p>
-    <w:p>
-      <w:pPr>
-        <w:pStyle w:val="BodyText"/>
-        <w:bidi w:val="0"/>
-        <w:spacing w:lineRule="auto" w:line="432" w:before="0" w:after="90"/>
-        <w:ind w:hanging="0" w:start="0" w:end="0"/>
-        <w:jc w:val="start"/>
-        <w:rPr>
-          <w:bdr w:val="dotted" w:sz="2" w:space="1" w:color="D0D5DD"/>
-        </w:rPr>
-      </w:pPr>
-      <w:r>
-        <w:rPr>
-          <w:bdr w:val="dotted" w:sz="2" w:space="1" w:color="D0D5DD"/>
-        </w:rPr>
-        <w:t>    </w:t>
-      </w:r>
-      <w:r>
-        <w:rPr>
-          <w:sz w:val="21"/>
-          <w:bdr w:val="dotted" w:sz="2" w:space="1" w:color="D0D5DD"/>
-        </w:rPr>
-        <w:t>6.3. Инициализация и сидирование демонстрационных данных30</w:t>
-      </w:r>
-    </w:p>
-    <w:p>
-      <w:pPr>
-        <w:pStyle w:val="BodyText"/>
-        <w:bidi w:val="0"/>
-        <w:spacing w:lineRule="auto" w:line="432" w:before="0" w:after="90"/>
-        <w:ind w:hanging="0" w:start="0" w:end="0"/>
-        <w:jc w:val="start"/>
-        <w:rPr>
-          <w:bdr w:val="dotted" w:sz="2" w:space="1" w:color="D0D5DD"/>
-        </w:rPr>
-      </w:pPr>
-      <w:r>
-        <w:rPr>
-          <w:bdr w:val="dotted" w:sz="2" w:space="1" w:color="D0D5DD"/>
-        </w:rPr>
-        <w:t>    </w:t>
-      </w:r>
-      <w:r>
-        <w:rPr>
-          <w:sz w:val="21"/>
-          <w:bdr w:val="dotted" w:sz="2" w:space="1" w:color="D0D5DD"/>
-        </w:rPr>
-        <w:t>6.4. Настройка Nginx, SSL/TLS и публикация стенда31</w:t>
-      </w:r>
-    </w:p>
-    <w:p>
-      <w:pPr>
-        <w:pStyle w:val="BodyText"/>
-        <w:bidi w:val="0"/>
-        <w:spacing w:lineRule="auto" w:line="432" w:before="0" w:after="90"/>
-        <w:ind w:hanging="0" w:start="0" w:end="0"/>
-        <w:jc w:val="start"/>
-        <w:rPr/>
-      </w:pPr>
-      <w:r>
-        <w:rPr>
-          <w:rStyle w:val="Strong"/>
-          <w:sz w:val="21"/>
-          <w:bdr w:val="dotted" w:sz="2" w:space="1" w:color="D0D5DD"/>
-        </w:rPr>
-        <w:t>7. Реестр использованных сторонних библиотек и компонентов</w:t>
-      </w:r>
-      <w:r>
-        <w:rPr>
-          <w:sz w:val="21"/>
-          <w:bdr w:val="dotted" w:sz="2" w:space="1" w:color="D0D5DD"/>
-        </w:rPr>
-        <w:t>32</w:t>
-      </w:r>
-    </w:p>
-    <w:p>
-      <w:pPr>
-        <w:pStyle w:val="BodyText"/>
-        <w:bidi w:val="0"/>
-        <w:spacing w:lineRule="auto" w:line="432" w:before="0" w:after="90"/>
-        <w:ind w:hanging="0" w:start="0" w:end="0"/>
-        <w:jc w:val="start"/>
-        <w:rPr>
-          <w:bdr w:val="dotted" w:sz="2" w:space="1" w:color="D0D5DD"/>
-        </w:rPr>
-      </w:pPr>
-      <w:r>
-        <w:rPr>
-          <w:bdr w:val="dotted" w:sz="2" w:space="1" w:color="D0D5DD"/>
-        </w:rPr>
-        <w:t>    </w:t>
-      </w:r>
-      <w:r>
-        <w:rPr>
-          <w:sz w:val="21"/>
-          <w:bdr w:val="dotted" w:sz="2" w:space="1" w:color="D0D5DD"/>
-        </w:rPr>
-        <w:t>7.1. Спецификация серверных зависимостей (Python Backend)32</w:t>
-      </w:r>
-    </w:p>
-    <w:p>
-      <w:pPr>
-        <w:pStyle w:val="BodyText"/>
-        <w:bidi w:val="0"/>
-        <w:spacing w:lineRule="auto" w:line="432" w:before="0" w:after="90"/>
-        <w:ind w:hanging="0" w:start="0" w:end="0"/>
-        <w:jc w:val="start"/>
-        <w:rPr>
-          <w:bdr w:val="dotted" w:sz="2" w:space="1" w:color="D0D5DD"/>
-        </w:rPr>
-      </w:pPr>
-      <w:r>
-        <w:rPr>
-          <w:bdr w:val="dotted" w:sz="2" w:space="1" w:color="D0D5DD"/>
-        </w:rPr>
-        <w:t>    </w:t>
-      </w:r>
-      <w:r>
-        <w:rPr>
-          <w:sz w:val="21"/>
-          <w:bdr w:val="dotted" w:sz="2" w:space="1" w:color="D0D5DD"/>
-        </w:rPr>
-        <w:t>7.2. Спецификация клиентских зависимостей (React Frontend)33</w:t>
-      </w:r>
-    </w:p>
-    <w:p>
-      <w:pPr>
-        <w:pStyle w:val="BodyText"/>
-        <w:bidi w:val="0"/>
-        <w:spacing w:lineRule="auto" w:line="432" w:before="0" w:after="90"/>
-        <w:ind w:hanging="0" w:start="0" w:end="0"/>
-        <w:jc w:val="start"/>
-        <w:rPr>
-          <w:bdr w:val="dotted" w:sz="2" w:space="1" w:color="D0D5DD"/>
-        </w:rPr>
-      </w:pPr>
-      <w:r>
-        <w:rPr>
-          <w:bdr w:val="dotted" w:sz="2" w:space="1" w:color="D0D5DD"/>
-        </w:rPr>
-        <w:t>    </w:t>
-      </w:r>
-      <w:r>
-        <w:rPr>
-          <w:sz w:val="21"/>
-          <w:bdr w:val="dotted" w:sz="2" w:space="1" w:color="D0D5DD"/>
-        </w:rPr>
-        <w:t>7.3. Лицензионный аудит и импортозамещение34</w:t>
-      </w:r>
-    </w:p>
-    <w:p>
-      <w:pPr>
-        <w:pStyle w:val="BodyText"/>
-        <w:bidi w:val="0"/>
-        <w:spacing w:lineRule="auto" w:line="432" w:before="0" w:after="90"/>
-        <w:ind w:hanging="0" w:start="0" w:end="0"/>
-        <w:jc w:val="start"/>
-        <w:rPr/>
-      </w:pPr>
-      <w:r>
-        <w:rPr>
-          <w:rStyle w:val="Strong"/>
-          <w:sz w:val="21"/>
-          <w:bdr w:val="dotted" w:sz="2" w:space="1" w:color="D0D5DD"/>
-        </w:rPr>
-        <w:t>8. Результаты тестирования, нагрузочные испытания и оракулы</w:t>
-      </w:r>
-      <w:r>
-        <w:rPr>
-          <w:sz w:val="21"/>
-          <w:bdr w:val="dotted" w:sz="2" w:space="1" w:color="D0D5DD"/>
-        </w:rPr>
-        <w:t>35</w:t>
-      </w:r>
-    </w:p>
-    <w:p>
-      <w:pPr>
-        <w:pStyle w:val="BodyText"/>
-        <w:bidi w:val="0"/>
-        <w:spacing w:lineRule="auto" w:line="432" w:before="0" w:after="90"/>
-        <w:ind w:hanging="0" w:start="0" w:end="0"/>
-        <w:jc w:val="start"/>
-        <w:rPr>
-          <w:bdr w:val="dotted" w:sz="2" w:space="1" w:color="D0D5DD"/>
-        </w:rPr>
-      </w:pPr>
-      <w:r>
-        <w:rPr>
-          <w:bdr w:val="dotted" w:sz="2" w:space="1" w:color="D0D5DD"/>
-        </w:rPr>
-        <w:t>    </w:t>
-      </w:r>
-      <w:r>
-        <w:rPr>
-          <w:sz w:val="21"/>
-          <w:bdr w:val="dotted" w:sz="2" w:space="1" w:color="D0D5DD"/>
-        </w:rPr>
-        <w:t>8.1. Сводные результаты прогона тестов (686/686 Passed)35</w:t>
-      </w:r>
-    </w:p>
-    <w:p>
-      <w:pPr>
-        <w:pStyle w:val="BodyText"/>
-        <w:bidi w:val="0"/>
-        <w:spacing w:lineRule="auto" w:line="432" w:before="0" w:after="90"/>
-        <w:ind w:hanging="0" w:start="0" w:end="0"/>
-        <w:jc w:val="start"/>
-        <w:rPr>
-          <w:bdr w:val="dotted" w:sz="2" w:space="1" w:color="D0D5DD"/>
-        </w:rPr>
-      </w:pPr>
-      <w:r>
-        <w:rPr>
-          <w:bdr w:val="dotted" w:sz="2" w:space="1" w:color="D0D5DD"/>
-        </w:rPr>
-        <w:t>    </w:t>
-      </w:r>
-      <w:r>
-        <w:rPr>
-          <w:sz w:val="21"/>
-          <w:bdr w:val="dotted" w:sz="2" w:space="1" w:color="D0D5DD"/>
-        </w:rPr>
-        <w:t>8.2. Результаты 4 системных оракулов верификации36</w:t>
-      </w:r>
-    </w:p>
-    <w:p>
-      <w:pPr>
-        <w:pStyle w:val="BodyText"/>
-        <w:bidi w:val="0"/>
-        <w:spacing w:lineRule="auto" w:line="432" w:before="0" w:after="90"/>
-        <w:ind w:hanging="0" w:start="0" w:end="0"/>
-        <w:jc w:val="start"/>
-        <w:rPr>
-          <w:bdr w:val="dotted" w:sz="2" w:space="1" w:color="D0D5DD"/>
-        </w:rPr>
-      </w:pPr>
-      <w:r>
-        <w:rPr>
-          <w:bdr w:val="dotted" w:sz="2" w:space="1" w:color="D0D5DD"/>
-        </w:rPr>
-        <w:t>    </w:t>
-      </w:r>
-      <w:r>
-        <w:rPr>
-          <w:sz w:val="21"/>
-          <w:bdr w:val="dotted" w:sz="2" w:space="1" w:color="D0D5DD"/>
-        </w:rPr>
-        <w:t>8.3. Нагрузочный бенчмарк (50 concurrent users, 10 параллельных отчётов)37</w:t>
-      </w:r>
-    </w:p>
-    <w:p>
-      <w:pPr>
-        <w:pStyle w:val="Heading1"/>
-        <w:bidi w:val="0"/>
-        <w:ind w:hanging="0" w:start="0" w:end="0"/>
-        <w:jc w:val="start"/>
-        <w:rPr/>
-      </w:pPr>
-      <w:r>
-        <w:rPr/>
-        <w:t>1. Введение и паспорт программного комплекса</w:t>
-      </w:r>
     </w:p>
     <w:p>
       <w:pPr>
         <w:pStyle w:val="Heading2"/>
+        <w:keepNext w:val="true"/>
         <w:numPr>
           <w:ilvl w:val="0"/>
           <w:numId w:val="0"/>
@@ -1302,6 +2799,7 @@
     <w:p>
       <w:pPr>
         <w:pStyle w:val="Heading2"/>
+        <w:keepNext w:val="true"/>
         <w:numPr>
           <w:ilvl w:val="0"/>
           <w:numId w:val="0"/>
@@ -1782,6 +3280,7 @@
     <w:p>
       <w:pPr>
         <w:pStyle w:val="Heading2"/>
+        <w:keepNext w:val="true"/>
         <w:numPr>
           <w:ilvl w:val="0"/>
           <w:numId w:val="0"/>
@@ -1816,26 +3315,31 @@
       <w:tblPr>
         <w:tblW w:w="10206" w:type="dxa"/>
         <w:jc w:val="start"/>
-        <w:tblInd w:w="0" w:type="dxa"/>
+        <w:tblInd w:w="-7" w:type="dxa"/>
         <w:tblLayout w:type="fixed"/>
         <w:tblCellMar>
-          <w:top w:w="28" w:type="dxa"/>
-          <w:start w:w="28" w:type="dxa"/>
-          <w:bottom w:w="28" w:type="dxa"/>
-          <w:end w:w="28" w:type="dxa"/>
+          <w:top w:w="120" w:type="dxa"/>
+          <w:start w:w="120" w:type="dxa"/>
+          <w:bottom w:w="120" w:type="dxa"/>
+          <w:end w:w="120" w:type="dxa"/>
         </w:tblCellMar>
       </w:tblPr>
       <w:tblGrid>
-        <w:gridCol w:w="1979"/>
-        <w:gridCol w:w="2272"/>
-        <w:gridCol w:w="5955"/>
+        <w:gridCol w:w="2131"/>
+        <w:gridCol w:w="2367"/>
+        <w:gridCol w:w="5708"/>
       </w:tblGrid>
       <w:tr>
         <w:trPr/>
         <w:tc>
           <w:tcPr>
-            <w:tcW w:w="1979" w:type="dxa"/>
-            <w:tcBorders/>
+            <w:tcW w:w="2131" w:type="dxa"/>
+            <w:tcBorders>
+              <w:top w:val="single" w:sz="6" w:space="0" w:color="808080"/>
+              <w:start w:val="single" w:sz="6" w:space="0" w:color="808080"/>
+              <w:bottom w:val="single" w:sz="2" w:space="0" w:color="808080"/>
+              <w:end w:val="single" w:sz="6" w:space="0" w:color="808080"/>
+            </w:tcBorders>
             <w:vAlign w:val="center"/>
           </w:tcPr>
           <w:p>
@@ -1855,8 +3359,13 @@
         </w:tc>
         <w:tc>
           <w:tcPr>
-            <w:tcW w:w="2272" w:type="dxa"/>
-            <w:tcBorders/>
+            <w:tcW w:w="2367" w:type="dxa"/>
+            <w:tcBorders>
+              <w:top w:val="single" w:sz="6" w:space="0" w:color="808080"/>
+              <w:start w:val="single" w:sz="2" w:space="0" w:color="808080"/>
+              <w:bottom w:val="single" w:sz="2" w:space="0" w:color="808080"/>
+              <w:end w:val="single" w:sz="6" w:space="0" w:color="808080"/>
+            </w:tcBorders>
             <w:vAlign w:val="center"/>
           </w:tcPr>
           <w:p>
@@ -1876,8 +3385,13 @@
         </w:tc>
         <w:tc>
           <w:tcPr>
-            <w:tcW w:w="5955" w:type="dxa"/>
-            <w:tcBorders/>
+            <w:tcW w:w="5708" w:type="dxa"/>
+            <w:tcBorders>
+              <w:top w:val="single" w:sz="6" w:space="0" w:color="808080"/>
+              <w:start w:val="single" w:sz="2" w:space="0" w:color="808080"/>
+              <w:bottom w:val="single" w:sz="2" w:space="0" w:color="808080"/>
+              <w:end w:val="single" w:sz="6" w:space="0" w:color="808080"/>
+            </w:tcBorders>
             <w:vAlign w:val="center"/>
           </w:tcPr>
           <w:p>
@@ -1900,8 +3414,12 @@
         <w:trPr/>
         <w:tc>
           <w:tcPr>
-            <w:tcW w:w="1979" w:type="dxa"/>
-            <w:tcBorders/>
+            <w:tcW w:w="2131" w:type="dxa"/>
+            <w:tcBorders>
+              <w:start w:val="single" w:sz="6" w:space="0" w:color="808080"/>
+              <w:bottom w:val="single" w:sz="2" w:space="0" w:color="808080"/>
+              <w:end w:val="single" w:sz="6" w:space="0" w:color="808080"/>
+            </w:tcBorders>
             <w:vAlign w:val="center"/>
           </w:tcPr>
           <w:p>
@@ -1927,8 +3445,12 @@
         </w:tc>
         <w:tc>
           <w:tcPr>
-            <w:tcW w:w="2272" w:type="dxa"/>
-            <w:tcBorders/>
+            <w:tcW w:w="2367" w:type="dxa"/>
+            <w:tcBorders>
+              <w:start w:val="single" w:sz="2" w:space="0" w:color="808080"/>
+              <w:bottom w:val="single" w:sz="2" w:space="0" w:color="808080"/>
+              <w:end w:val="single" w:sz="6" w:space="0" w:color="808080"/>
+            </w:tcBorders>
             <w:vAlign w:val="center"/>
           </w:tcPr>
           <w:p>
@@ -1947,8 +3469,12 @@
         </w:tc>
         <w:tc>
           <w:tcPr>
-            <w:tcW w:w="5955" w:type="dxa"/>
-            <w:tcBorders/>
+            <w:tcW w:w="5708" w:type="dxa"/>
+            <w:tcBorders>
+              <w:start w:val="single" w:sz="2" w:space="0" w:color="808080"/>
+              <w:bottom w:val="single" w:sz="2" w:space="0" w:color="808080"/>
+              <w:end w:val="single" w:sz="6" w:space="0" w:color="808080"/>
+            </w:tcBorders>
             <w:vAlign w:val="center"/>
           </w:tcPr>
           <w:p>
@@ -2000,8 +3526,12 @@
         <w:trPr/>
         <w:tc>
           <w:tcPr>
-            <w:tcW w:w="1979" w:type="dxa"/>
-            <w:tcBorders/>
+            <w:tcW w:w="2131" w:type="dxa"/>
+            <w:tcBorders>
+              <w:start w:val="single" w:sz="6" w:space="0" w:color="808080"/>
+              <w:bottom w:val="single" w:sz="2" w:space="0" w:color="808080"/>
+              <w:end w:val="single" w:sz="6" w:space="0" w:color="808080"/>
+            </w:tcBorders>
             <w:vAlign w:val="center"/>
           </w:tcPr>
           <w:p>
@@ -2027,8 +3557,12 @@
         </w:tc>
         <w:tc>
           <w:tcPr>
-            <w:tcW w:w="2272" w:type="dxa"/>
-            <w:tcBorders/>
+            <w:tcW w:w="2367" w:type="dxa"/>
+            <w:tcBorders>
+              <w:start w:val="single" w:sz="2" w:space="0" w:color="808080"/>
+              <w:bottom w:val="single" w:sz="2" w:space="0" w:color="808080"/>
+              <w:end w:val="single" w:sz="6" w:space="0" w:color="808080"/>
+            </w:tcBorders>
             <w:vAlign w:val="center"/>
           </w:tcPr>
           <w:p>
@@ -2047,8 +3581,12 @@
         </w:tc>
         <w:tc>
           <w:tcPr>
-            <w:tcW w:w="5955" w:type="dxa"/>
-            <w:tcBorders/>
+            <w:tcW w:w="5708" w:type="dxa"/>
+            <w:tcBorders>
+              <w:start w:val="single" w:sz="2" w:space="0" w:color="808080"/>
+              <w:bottom w:val="single" w:sz="2" w:space="0" w:color="808080"/>
+              <w:end w:val="single" w:sz="6" w:space="0" w:color="808080"/>
+            </w:tcBorders>
             <w:vAlign w:val="center"/>
           </w:tcPr>
           <w:p>
@@ -2090,8 +3628,12 @@
         <w:trPr/>
         <w:tc>
           <w:tcPr>
-            <w:tcW w:w="1979" w:type="dxa"/>
-            <w:tcBorders/>
+            <w:tcW w:w="2131" w:type="dxa"/>
+            <w:tcBorders>
+              <w:start w:val="single" w:sz="6" w:space="0" w:color="808080"/>
+              <w:bottom w:val="single" w:sz="6" w:space="0" w:color="808080"/>
+              <w:end w:val="single" w:sz="6" w:space="0" w:color="808080"/>
+            </w:tcBorders>
             <w:vAlign w:val="center"/>
           </w:tcPr>
           <w:p>
@@ -2117,8 +3659,12 @@
         </w:tc>
         <w:tc>
           <w:tcPr>
-            <w:tcW w:w="2272" w:type="dxa"/>
-            <w:tcBorders/>
+            <w:tcW w:w="2367" w:type="dxa"/>
+            <w:tcBorders>
+              <w:start w:val="single" w:sz="2" w:space="0" w:color="808080"/>
+              <w:bottom w:val="single" w:sz="6" w:space="0" w:color="808080"/>
+              <w:end w:val="single" w:sz="6" w:space="0" w:color="808080"/>
+            </w:tcBorders>
             <w:vAlign w:val="center"/>
           </w:tcPr>
           <w:p>
@@ -2137,8 +3683,12 @@
         </w:tc>
         <w:tc>
           <w:tcPr>
-            <w:tcW w:w="5955" w:type="dxa"/>
-            <w:tcBorders/>
+            <w:tcW w:w="5708" w:type="dxa"/>
+            <w:tcBorders>
+              <w:start w:val="single" w:sz="2" w:space="0" w:color="808080"/>
+              <w:bottom w:val="single" w:sz="6" w:space="0" w:color="808080"/>
+              <w:end w:val="single" w:sz="6" w:space="0" w:color="808080"/>
+            </w:tcBorders>
             <w:vAlign w:val="center"/>
           </w:tcPr>
           <w:p>
@@ -2183,6 +3733,7 @@
     <w:p>
       <w:pPr>
         <w:pStyle w:val="Heading2"/>
+        <w:keepNext w:val="true"/>
         <w:numPr>
           <w:ilvl w:val="0"/>
           <w:numId w:val="0"/>
@@ -2213,118 +3764,120 @@
         <w:t xml:space="preserve">Система спроектирована как независимый программный сервис корпоративного уровня, бесшовно интегрируемый в существующий ИТ-ландшафт ПАО «Ростелеком»: </w:t>
       </w:r>
     </w:p>
-    <w:p>
-      <w:pPr>
-        <w:pStyle w:val="BodyText"/>
-        <w:bidi w:val="0"/>
-        <w:spacing w:before="240" w:after="240"/>
-        <w:ind w:hanging="0" w:start="240" w:end="240"/>
-        <w:jc w:val="start"/>
-        <w:rPr/>
-      </w:pPr>
-      <w:r>
-        <w:rPr>
-          <w:rStyle w:val="Strong"/>
-          <w:bdr w:val="single" w:sz="24" w:space="12" w:color="7700FF"/>
-          <w:shd w:fill="F8F9FC" w:val="clear"/>
-        </w:rPr>
-        <w:t>Внешние системы и пользователи:</w:t>
-      </w:r>
-      <w:r>
-        <w:rPr>
-          <w:bdr w:val="single" w:sz="24" w:space="12" w:color="7700FF"/>
-          <w:shd w:fill="F8F9FC" w:val="clear"/>
-        </w:rPr>
-        <w:br/>
-        <w:t xml:space="preserve">1. </w:t>
-      </w:r>
-      <w:r>
-        <w:rPr>
-          <w:rStyle w:val="Strong"/>
-          <w:bdr w:val="single" w:sz="24" w:space="12" w:color="7700FF"/>
-          <w:shd w:fill="F8F9FC" w:val="clear"/>
-        </w:rPr>
-        <w:t>Пользователи (Менеджеры, Руководители, Администраторы)</w:t>
-      </w:r>
-      <w:r>
-        <w:rPr>
-          <w:bdr w:val="single" w:sz="24" w:space="12" w:color="7700FF"/>
-          <w:shd w:fill="F8F9FC" w:val="clear"/>
-        </w:rPr>
-        <w:t xml:space="preserve"> — взаимодействуют через веб-интерфейс (SPA) по защищённому протоколу HTTPS.</w:t>
-        <w:br/>
-        <w:t xml:space="preserve">2. </w:t>
-      </w:r>
-      <w:r>
-        <w:rPr>
-          <w:rStyle w:val="Strong"/>
-          <w:bdr w:val="single" w:sz="24" w:space="12" w:color="7700FF"/>
-          <w:shd w:fill="F8F9FC" w:val="clear"/>
-        </w:rPr>
-        <w:t>Keycloak IdP (Корпоративный сервис аутентификации)</w:t>
-      </w:r>
-      <w:r>
-        <w:rPr>
-          <w:bdr w:val="single" w:sz="24" w:space="12" w:color="7700FF"/>
-          <w:shd w:fill="F8F9FC" w:val="clear"/>
-        </w:rPr>
-        <w:t xml:space="preserve"> — обеспечивает единый вход (SSO), протокол OpenID Connect (OIDC Authorization Code Flow с защитой PKCE S256).</w:t>
-        <w:br/>
-        <w:t xml:space="preserve">3. </w:t>
-      </w:r>
-      <w:r>
-        <w:rPr>
-          <w:rStyle w:val="Strong"/>
-          <w:bdr w:val="single" w:sz="24" w:space="12" w:color="7700FF"/>
-          <w:shd w:fill="F8F9FC" w:val="clear"/>
-        </w:rPr>
-        <w:t>LMS ИТ Школы (Zion LMS)</w:t>
-      </w:r>
-      <w:r>
-        <w:rPr>
-          <w:bdr w:val="single" w:sz="24" w:space="12" w:color="7700FF"/>
-          <w:shd w:fill="F8F9FC" w:val="clear"/>
-        </w:rPr>
-        <w:t xml:space="preserve"> — передаёт данные об успеваемости, активности слушателей и прохождении курсов через защищённый Webhook API v1.0 с HMAC-SHA256.</w:t>
-        <w:br/>
-        <w:t xml:space="preserve">4. </w:t>
-      </w:r>
-      <w:r>
-        <w:rPr>
-          <w:rStyle w:val="Strong"/>
-          <w:bdr w:val="single" w:sz="24" w:space="12" w:color="7700FF"/>
-          <w:shd w:fill="F8F9FC" w:val="clear"/>
-        </w:rPr>
-        <w:t>Официальный веб-сайт ИТ Школы</w:t>
-      </w:r>
-      <w:r>
-        <w:rPr>
-          <w:bdr w:val="single" w:sz="24" w:space="12" w:color="7700FF"/>
-          <w:shd w:fill="F8F9FC" w:val="clear"/>
-        </w:rPr>
-        <w:t xml:space="preserve"> — передаёт первичные заявки на обучение и запросы на партнёрство от образовательных организаций.</w:t>
-        <w:br/>
-        <w:t xml:space="preserve">5. </w:t>
-      </w:r>
-      <w:r>
-        <w:rPr>
-          <w:rStyle w:val="Strong"/>
-          <w:bdr w:val="single" w:sz="24" w:space="12" w:color="7700FF"/>
-          <w:shd w:fill="F8F9FC" w:val="clear"/>
-        </w:rPr>
-        <w:t>Антивирусный шлюз ClamAV Daemon</w:t>
-      </w:r>
-      <w:r>
-        <w:rPr>
-          <w:bdr w:val="single" w:sz="24" w:space="12" w:color="7700FF"/>
-          <w:shd w:fill="F8F9FC" w:val="clear"/>
-        </w:rPr>
-        <w:t xml:space="preserve"> — потоковая онлайн-проверка всех загружаемых файлов в оперативной памяти до сохранения на диск. </w:t>
-      </w:r>
-    </w:p>
+    <w:tbl>
+      <w:tblPr>
+        <w:tblW w:w="10206" w:type="dxa"/>
+        <w:jc w:val="start"/>
+        <w:tblInd w:w="-30" w:type="dxa"/>
+        <w:shd w:fill="F8F9FC" w:val="clear"/>
+        <w:tblLayout w:type="fixed"/>
+        <w:tblCellMar>
+          <w:top w:w="0" w:type="dxa"/>
+          <w:start w:w="240" w:type="dxa"/>
+          <w:bottom w:w="0" w:type="dxa"/>
+          <w:end w:w="0" w:type="dxa"/>
+        </w:tblCellMar>
+      </w:tblPr>
+      <w:tblGrid>
+        <w:gridCol w:w="10206"/>
+      </w:tblGrid>
+      <w:tr>
+        <w:trPr/>
+        <w:tc>
+          <w:tcPr>
+            <w:tcW w:w="10206" w:type="dxa"/>
+            <w:tcBorders>
+              <w:start w:val="single" w:sz="24" w:space="0" w:color="7700FF"/>
+            </w:tcBorders>
+            <w:shd w:fill="F8F9FC" w:val="clear"/>
+            <w:vAlign w:val="center"/>
+          </w:tcPr>
+          <w:p>
+            <w:pPr>
+              <w:pStyle w:val="Style17"/>
+              <w:bidi w:val="0"/>
+              <w:spacing w:before="0" w:after="283"/>
+              <w:ind w:hanging="0" w:start="0" w:end="0"/>
+              <w:jc w:val="start"/>
+              <w:rPr/>
+            </w:pPr>
+            <w:r>
+              <w:rPr>
+                <w:rStyle w:val="Strong"/>
+              </w:rPr>
+              <w:t>Внешние системы и пользователи:</w:t>
+            </w:r>
+            <w:r>
+              <w:rPr/>
+              <w:br/>
+              <w:t xml:space="preserve">1. </w:t>
+            </w:r>
+            <w:r>
+              <w:rPr>
+                <w:rStyle w:val="Strong"/>
+              </w:rPr>
+              <w:t>Пользователи (Менеджеры, Руководители, Администраторы)</w:t>
+            </w:r>
+            <w:r>
+              <w:rPr/>
+              <w:t xml:space="preserve"> — взаимодействуют через веб-интерфейс (SPA) по защищённому протоколу HTTPS.</w:t>
+              <w:br/>
+              <w:t xml:space="preserve">2. </w:t>
+            </w:r>
+            <w:r>
+              <w:rPr>
+                <w:rStyle w:val="Strong"/>
+              </w:rPr>
+              <w:t>Keycloak IdP (Корпоративный сервис аутентификации)</w:t>
+            </w:r>
+            <w:r>
+              <w:rPr/>
+              <w:t xml:space="preserve"> — обеспечивает единый вход (SSO), протокол OpenID Connect (OIDC Authorization Code Flow с защитой PKCE S256).</w:t>
+              <w:br/>
+              <w:t xml:space="preserve">3. </w:t>
+            </w:r>
+            <w:r>
+              <w:rPr>
+                <w:rStyle w:val="Strong"/>
+              </w:rPr>
+              <w:t>LMS ИТ Школы (Zion LMS)</w:t>
+            </w:r>
+            <w:r>
+              <w:rPr/>
+              <w:t xml:space="preserve"> — передаёт данные об успеваемости, активности слушателей и прохождении курсов через защищённый Webhook API v1.0 с HMAC-SHA256.</w:t>
+              <w:br/>
+              <w:t xml:space="preserve">4. </w:t>
+            </w:r>
+            <w:r>
+              <w:rPr>
+                <w:rStyle w:val="Strong"/>
+              </w:rPr>
+              <w:t>Официальный веб-сайт ИТ Школы</w:t>
+            </w:r>
+            <w:r>
+              <w:rPr/>
+              <w:t xml:space="preserve"> — передаёт первичные заявки на обучение и запросы на партнёрство от образовательных организаций.</w:t>
+              <w:br/>
+              <w:t xml:space="preserve">5. </w:t>
+            </w:r>
+            <w:r>
+              <w:rPr>
+                <w:rStyle w:val="Strong"/>
+              </w:rPr>
+              <w:t>Антивирусный шлюз ClamAV Daemon</w:t>
+            </w:r>
+            <w:r>
+              <w:rPr/>
+              <w:t xml:space="preserve"> — потоковая онлайн-проверка всех загружаемых файлов в оперативной памяти до сохранения на диск. </w:t>
+            </w:r>
+          </w:p>
+        </w:tc>
+      </w:tr>
+    </w:tbl>
     <w:p>
       <w:pPr>
         <w:pStyle w:val="Heading2"/>
+        <w:keepNext w:val="true"/>
         <w:numPr>
           <w:ilvl w:val="0"/>
           <w:numId w:val="0"/>
@@ -2369,27 +3922,32 @@
       <w:tblPr>
         <w:tblW w:w="10206" w:type="dxa"/>
         <w:jc w:val="start"/>
-        <w:tblInd w:w="0" w:type="dxa"/>
+        <w:tblInd w:w="-7" w:type="dxa"/>
         <w:tblLayout w:type="fixed"/>
         <w:tblCellMar>
-          <w:top w:w="28" w:type="dxa"/>
-          <w:start w:w="28" w:type="dxa"/>
-          <w:bottom w:w="28" w:type="dxa"/>
-          <w:end w:w="28" w:type="dxa"/>
+          <w:top w:w="120" w:type="dxa"/>
+          <w:start w:w="120" w:type="dxa"/>
+          <w:bottom w:w="120" w:type="dxa"/>
+          <w:end w:w="120" w:type="dxa"/>
         </w:tblCellMar>
       </w:tblPr>
       <w:tblGrid>
-        <w:gridCol w:w="1693"/>
-        <w:gridCol w:w="1838"/>
-        <w:gridCol w:w="1607"/>
-        <w:gridCol w:w="5068"/>
+        <w:gridCol w:w="1814"/>
+        <w:gridCol w:w="1916"/>
+        <w:gridCol w:w="1710"/>
+        <w:gridCol w:w="4766"/>
       </w:tblGrid>
       <w:tr>
         <w:trPr/>
         <w:tc>
           <w:tcPr>
-            <w:tcW w:w="1693" w:type="dxa"/>
-            <w:tcBorders/>
+            <w:tcW w:w="1814" w:type="dxa"/>
+            <w:tcBorders>
+              <w:top w:val="single" w:sz="6" w:space="0" w:color="808080"/>
+              <w:start w:val="single" w:sz="6" w:space="0" w:color="808080"/>
+              <w:bottom w:val="single" w:sz="2" w:space="0" w:color="808080"/>
+              <w:end w:val="single" w:sz="6" w:space="0" w:color="808080"/>
+            </w:tcBorders>
             <w:vAlign w:val="center"/>
           </w:tcPr>
           <w:p>
@@ -2409,8 +3967,13 @@
         </w:tc>
         <w:tc>
           <w:tcPr>
-            <w:tcW w:w="1838" w:type="dxa"/>
-            <w:tcBorders/>
+            <w:tcW w:w="1916" w:type="dxa"/>
+            <w:tcBorders>
+              <w:top w:val="single" w:sz="6" w:space="0" w:color="808080"/>
+              <w:start w:val="single" w:sz="2" w:space="0" w:color="808080"/>
+              <w:bottom w:val="single" w:sz="2" w:space="0" w:color="808080"/>
+              <w:end w:val="single" w:sz="6" w:space="0" w:color="808080"/>
+            </w:tcBorders>
             <w:vAlign w:val="center"/>
           </w:tcPr>
           <w:p>
@@ -2430,8 +3993,13 @@
         </w:tc>
         <w:tc>
           <w:tcPr>
-            <w:tcW w:w="1607" w:type="dxa"/>
-            <w:tcBorders/>
+            <w:tcW w:w="1710" w:type="dxa"/>
+            <w:tcBorders>
+              <w:top w:val="single" w:sz="6" w:space="0" w:color="808080"/>
+              <w:start w:val="single" w:sz="2" w:space="0" w:color="808080"/>
+              <w:bottom w:val="single" w:sz="2" w:space="0" w:color="808080"/>
+              <w:end w:val="single" w:sz="6" w:space="0" w:color="808080"/>
+            </w:tcBorders>
             <w:vAlign w:val="center"/>
           </w:tcPr>
           <w:p>
@@ -2451,8 +4019,13 @@
         </w:tc>
         <w:tc>
           <w:tcPr>
-            <w:tcW w:w="5068" w:type="dxa"/>
-            <w:tcBorders/>
+            <w:tcW w:w="4766" w:type="dxa"/>
+            <w:tcBorders>
+              <w:top w:val="single" w:sz="6" w:space="0" w:color="808080"/>
+              <w:start w:val="single" w:sz="2" w:space="0" w:color="808080"/>
+              <w:bottom w:val="single" w:sz="2" w:space="0" w:color="808080"/>
+              <w:end w:val="single" w:sz="6" w:space="0" w:color="808080"/>
+            </w:tcBorders>
             <w:vAlign w:val="center"/>
           </w:tcPr>
           <w:p>
@@ -2475,8 +4048,12 @@
         <w:trPr/>
         <w:tc>
           <w:tcPr>
-            <w:tcW w:w="1693" w:type="dxa"/>
-            <w:tcBorders/>
+            <w:tcW w:w="1814" w:type="dxa"/>
+            <w:tcBorders>
+              <w:start w:val="single" w:sz="6" w:space="0" w:color="808080"/>
+              <w:bottom w:val="single" w:sz="2" w:space="0" w:color="808080"/>
+              <w:end w:val="single" w:sz="6" w:space="0" w:color="808080"/>
+            </w:tcBorders>
             <w:vAlign w:val="center"/>
           </w:tcPr>
           <w:p>
@@ -2497,8 +4074,12 @@
         </w:tc>
         <w:tc>
           <w:tcPr>
-            <w:tcW w:w="1838" w:type="dxa"/>
-            <w:tcBorders/>
+            <w:tcW w:w="1916" w:type="dxa"/>
+            <w:tcBorders>
+              <w:start w:val="single" w:sz="2" w:space="0" w:color="808080"/>
+              <w:bottom w:val="single" w:sz="2" w:space="0" w:color="808080"/>
+              <w:end w:val="single" w:sz="6" w:space="0" w:color="808080"/>
+            </w:tcBorders>
             <w:vAlign w:val="center"/>
           </w:tcPr>
           <w:p>
@@ -2517,8 +4098,12 @@
         </w:tc>
         <w:tc>
           <w:tcPr>
-            <w:tcW w:w="1607" w:type="dxa"/>
-            <w:tcBorders/>
+            <w:tcW w:w="1710" w:type="dxa"/>
+            <w:tcBorders>
+              <w:start w:val="single" w:sz="2" w:space="0" w:color="808080"/>
+              <w:bottom w:val="single" w:sz="2" w:space="0" w:color="808080"/>
+              <w:end w:val="single" w:sz="6" w:space="0" w:color="808080"/>
+            </w:tcBorders>
             <w:vAlign w:val="center"/>
           </w:tcPr>
           <w:p>
@@ -2543,8 +4128,12 @@
         </w:tc>
         <w:tc>
           <w:tcPr>
-            <w:tcW w:w="5068" w:type="dxa"/>
-            <w:tcBorders/>
+            <w:tcW w:w="4766" w:type="dxa"/>
+            <w:tcBorders>
+              <w:start w:val="single" w:sz="2" w:space="0" w:color="808080"/>
+              <w:bottom w:val="single" w:sz="2" w:space="0" w:color="808080"/>
+              <w:end w:val="single" w:sz="6" w:space="0" w:color="808080"/>
+            </w:tcBorders>
             <w:vAlign w:val="center"/>
           </w:tcPr>
           <w:p>
@@ -2566,8 +4155,12 @@
         <w:trPr/>
         <w:tc>
           <w:tcPr>
-            <w:tcW w:w="1693" w:type="dxa"/>
-            <w:tcBorders/>
+            <w:tcW w:w="1814" w:type="dxa"/>
+            <w:tcBorders>
+              <w:start w:val="single" w:sz="6" w:space="0" w:color="808080"/>
+              <w:bottom w:val="single" w:sz="2" w:space="0" w:color="808080"/>
+              <w:end w:val="single" w:sz="6" w:space="0" w:color="808080"/>
+            </w:tcBorders>
             <w:vAlign w:val="center"/>
           </w:tcPr>
           <w:p>
@@ -2588,8 +4181,12 @@
         </w:tc>
         <w:tc>
           <w:tcPr>
-            <w:tcW w:w="1838" w:type="dxa"/>
-            <w:tcBorders/>
+            <w:tcW w:w="1916" w:type="dxa"/>
+            <w:tcBorders>
+              <w:start w:val="single" w:sz="2" w:space="0" w:color="808080"/>
+              <w:bottom w:val="single" w:sz="2" w:space="0" w:color="808080"/>
+              <w:end w:val="single" w:sz="6" w:space="0" w:color="808080"/>
+            </w:tcBorders>
             <w:vAlign w:val="center"/>
           </w:tcPr>
           <w:p>
@@ -2608,8 +4205,12 @@
         </w:tc>
         <w:tc>
           <w:tcPr>
-            <w:tcW w:w="1607" w:type="dxa"/>
-            <w:tcBorders/>
+            <w:tcW w:w="1710" w:type="dxa"/>
+            <w:tcBorders>
+              <w:start w:val="single" w:sz="2" w:space="0" w:color="808080"/>
+              <w:bottom w:val="single" w:sz="2" w:space="0" w:color="808080"/>
+              <w:end w:val="single" w:sz="6" w:space="0" w:color="808080"/>
+            </w:tcBorders>
             <w:vAlign w:val="center"/>
           </w:tcPr>
           <w:p>
@@ -2640,8 +4241,12 @@
         </w:tc>
         <w:tc>
           <w:tcPr>
-            <w:tcW w:w="5068" w:type="dxa"/>
-            <w:tcBorders/>
+            <w:tcW w:w="4766" w:type="dxa"/>
+            <w:tcBorders>
+              <w:start w:val="single" w:sz="2" w:space="0" w:color="808080"/>
+              <w:bottom w:val="single" w:sz="2" w:space="0" w:color="808080"/>
+              <w:end w:val="single" w:sz="6" w:space="0" w:color="808080"/>
+            </w:tcBorders>
             <w:vAlign w:val="center"/>
           </w:tcPr>
           <w:p>
@@ -2663,8 +4268,12 @@
         <w:trPr/>
         <w:tc>
           <w:tcPr>
-            <w:tcW w:w="1693" w:type="dxa"/>
-            <w:tcBorders/>
+            <w:tcW w:w="1814" w:type="dxa"/>
+            <w:tcBorders>
+              <w:start w:val="single" w:sz="6" w:space="0" w:color="808080"/>
+              <w:bottom w:val="single" w:sz="2" w:space="0" w:color="808080"/>
+              <w:end w:val="single" w:sz="6" w:space="0" w:color="808080"/>
+            </w:tcBorders>
             <w:vAlign w:val="center"/>
           </w:tcPr>
           <w:p>
@@ -2685,8 +4294,12 @@
         </w:tc>
         <w:tc>
           <w:tcPr>
-            <w:tcW w:w="1838" w:type="dxa"/>
-            <w:tcBorders/>
+            <w:tcW w:w="1916" w:type="dxa"/>
+            <w:tcBorders>
+              <w:start w:val="single" w:sz="2" w:space="0" w:color="808080"/>
+              <w:bottom w:val="single" w:sz="2" w:space="0" w:color="808080"/>
+              <w:end w:val="single" w:sz="6" w:space="0" w:color="808080"/>
+            </w:tcBorders>
             <w:vAlign w:val="center"/>
           </w:tcPr>
           <w:p>
@@ -2705,8 +4318,12 @@
         </w:tc>
         <w:tc>
           <w:tcPr>
-            <w:tcW w:w="1607" w:type="dxa"/>
-            <w:tcBorders/>
+            <w:tcW w:w="1710" w:type="dxa"/>
+            <w:tcBorders>
+              <w:start w:val="single" w:sz="2" w:space="0" w:color="808080"/>
+              <w:bottom w:val="single" w:sz="2" w:space="0" w:color="808080"/>
+              <w:end w:val="single" w:sz="6" w:space="0" w:color="808080"/>
+            </w:tcBorders>
             <w:vAlign w:val="center"/>
           </w:tcPr>
           <w:p>
@@ -2731,8 +4348,12 @@
         </w:tc>
         <w:tc>
           <w:tcPr>
-            <w:tcW w:w="5068" w:type="dxa"/>
-            <w:tcBorders/>
+            <w:tcW w:w="4766" w:type="dxa"/>
+            <w:tcBorders>
+              <w:start w:val="single" w:sz="2" w:space="0" w:color="808080"/>
+              <w:bottom w:val="single" w:sz="2" w:space="0" w:color="808080"/>
+              <w:end w:val="single" w:sz="6" w:space="0" w:color="808080"/>
+            </w:tcBorders>
             <w:vAlign w:val="center"/>
           </w:tcPr>
           <w:p>
@@ -2754,8 +4375,12 @@
         <w:trPr/>
         <w:tc>
           <w:tcPr>
-            <w:tcW w:w="1693" w:type="dxa"/>
-            <w:tcBorders/>
+            <w:tcW w:w="1814" w:type="dxa"/>
+            <w:tcBorders>
+              <w:start w:val="single" w:sz="6" w:space="0" w:color="808080"/>
+              <w:bottom w:val="single" w:sz="2" w:space="0" w:color="808080"/>
+              <w:end w:val="single" w:sz="6" w:space="0" w:color="808080"/>
+            </w:tcBorders>
             <w:vAlign w:val="center"/>
           </w:tcPr>
           <w:p>
@@ -2776,8 +4401,12 @@
         </w:tc>
         <w:tc>
           <w:tcPr>
-            <w:tcW w:w="1838" w:type="dxa"/>
-            <w:tcBorders/>
+            <w:tcW w:w="1916" w:type="dxa"/>
+            <w:tcBorders>
+              <w:start w:val="single" w:sz="2" w:space="0" w:color="808080"/>
+              <w:bottom w:val="single" w:sz="2" w:space="0" w:color="808080"/>
+              <w:end w:val="single" w:sz="6" w:space="0" w:color="808080"/>
+            </w:tcBorders>
             <w:vAlign w:val="center"/>
           </w:tcPr>
           <w:p>
@@ -2796,8 +4425,12 @@
         </w:tc>
         <w:tc>
           <w:tcPr>
-            <w:tcW w:w="1607" w:type="dxa"/>
-            <w:tcBorders/>
+            <w:tcW w:w="1710" w:type="dxa"/>
+            <w:tcBorders>
+              <w:start w:val="single" w:sz="2" w:space="0" w:color="808080"/>
+              <w:bottom w:val="single" w:sz="2" w:space="0" w:color="808080"/>
+              <w:end w:val="single" w:sz="6" w:space="0" w:color="808080"/>
+            </w:tcBorders>
             <w:vAlign w:val="center"/>
           </w:tcPr>
           <w:p>
@@ -2828,8 +4461,12 @@
         </w:tc>
         <w:tc>
           <w:tcPr>
-            <w:tcW w:w="5068" w:type="dxa"/>
-            <w:tcBorders/>
+            <w:tcW w:w="4766" w:type="dxa"/>
+            <w:tcBorders>
+              <w:start w:val="single" w:sz="2" w:space="0" w:color="808080"/>
+              <w:bottom w:val="single" w:sz="2" w:space="0" w:color="808080"/>
+              <w:end w:val="single" w:sz="6" w:space="0" w:color="808080"/>
+            </w:tcBorders>
             <w:vAlign w:val="center"/>
           </w:tcPr>
           <w:p>
@@ -2851,8 +4488,12 @@
         <w:trPr/>
         <w:tc>
           <w:tcPr>
-            <w:tcW w:w="1693" w:type="dxa"/>
-            <w:tcBorders/>
+            <w:tcW w:w="1814" w:type="dxa"/>
+            <w:tcBorders>
+              <w:start w:val="single" w:sz="6" w:space="0" w:color="808080"/>
+              <w:bottom w:val="single" w:sz="2" w:space="0" w:color="808080"/>
+              <w:end w:val="single" w:sz="6" w:space="0" w:color="808080"/>
+            </w:tcBorders>
             <w:vAlign w:val="center"/>
           </w:tcPr>
           <w:p>
@@ -2873,8 +4514,12 @@
         </w:tc>
         <w:tc>
           <w:tcPr>
-            <w:tcW w:w="1838" w:type="dxa"/>
-            <w:tcBorders/>
+            <w:tcW w:w="1916" w:type="dxa"/>
+            <w:tcBorders>
+              <w:start w:val="single" w:sz="2" w:space="0" w:color="808080"/>
+              <w:bottom w:val="single" w:sz="2" w:space="0" w:color="808080"/>
+              <w:end w:val="single" w:sz="6" w:space="0" w:color="808080"/>
+            </w:tcBorders>
             <w:vAlign w:val="center"/>
           </w:tcPr>
           <w:p>
@@ -2893,8 +4538,12 @@
         </w:tc>
         <w:tc>
           <w:tcPr>
-            <w:tcW w:w="1607" w:type="dxa"/>
-            <w:tcBorders/>
+            <w:tcW w:w="1710" w:type="dxa"/>
+            <w:tcBorders>
+              <w:start w:val="single" w:sz="2" w:space="0" w:color="808080"/>
+              <w:bottom w:val="single" w:sz="2" w:space="0" w:color="808080"/>
+              <w:end w:val="single" w:sz="6" w:space="0" w:color="808080"/>
+            </w:tcBorders>
             <w:vAlign w:val="center"/>
           </w:tcPr>
           <w:p>
@@ -2919,8 +4568,12 @@
         </w:tc>
         <w:tc>
           <w:tcPr>
-            <w:tcW w:w="5068" w:type="dxa"/>
-            <w:tcBorders/>
+            <w:tcW w:w="4766" w:type="dxa"/>
+            <w:tcBorders>
+              <w:start w:val="single" w:sz="2" w:space="0" w:color="808080"/>
+              <w:bottom w:val="single" w:sz="2" w:space="0" w:color="808080"/>
+              <w:end w:val="single" w:sz="6" w:space="0" w:color="808080"/>
+            </w:tcBorders>
             <w:vAlign w:val="center"/>
           </w:tcPr>
           <w:p>
@@ -2942,8 +4595,12 @@
         <w:trPr/>
         <w:tc>
           <w:tcPr>
-            <w:tcW w:w="1693" w:type="dxa"/>
-            <w:tcBorders/>
+            <w:tcW w:w="1814" w:type="dxa"/>
+            <w:tcBorders>
+              <w:start w:val="single" w:sz="6" w:space="0" w:color="808080"/>
+              <w:bottom w:val="single" w:sz="2" w:space="0" w:color="808080"/>
+              <w:end w:val="single" w:sz="6" w:space="0" w:color="808080"/>
+            </w:tcBorders>
             <w:vAlign w:val="center"/>
           </w:tcPr>
           <w:p>
@@ -2964,8 +4621,12 @@
         </w:tc>
         <w:tc>
           <w:tcPr>
-            <w:tcW w:w="1838" w:type="dxa"/>
-            <w:tcBorders/>
+            <w:tcW w:w="1916" w:type="dxa"/>
+            <w:tcBorders>
+              <w:start w:val="single" w:sz="2" w:space="0" w:color="808080"/>
+              <w:bottom w:val="single" w:sz="2" w:space="0" w:color="808080"/>
+              <w:end w:val="single" w:sz="6" w:space="0" w:color="808080"/>
+            </w:tcBorders>
             <w:vAlign w:val="center"/>
           </w:tcPr>
           <w:p>
@@ -2984,8 +4645,12 @@
         </w:tc>
         <w:tc>
           <w:tcPr>
-            <w:tcW w:w="1607" w:type="dxa"/>
-            <w:tcBorders/>
+            <w:tcW w:w="1710" w:type="dxa"/>
+            <w:tcBorders>
+              <w:start w:val="single" w:sz="2" w:space="0" w:color="808080"/>
+              <w:bottom w:val="single" w:sz="2" w:space="0" w:color="808080"/>
+              <w:end w:val="single" w:sz="6" w:space="0" w:color="808080"/>
+            </w:tcBorders>
             <w:vAlign w:val="center"/>
           </w:tcPr>
           <w:p>
@@ -3010,8 +4675,12 @@
         </w:tc>
         <w:tc>
           <w:tcPr>
-            <w:tcW w:w="5068" w:type="dxa"/>
-            <w:tcBorders/>
+            <w:tcW w:w="4766" w:type="dxa"/>
+            <w:tcBorders>
+              <w:start w:val="single" w:sz="2" w:space="0" w:color="808080"/>
+              <w:bottom w:val="single" w:sz="2" w:space="0" w:color="808080"/>
+              <w:end w:val="single" w:sz="6" w:space="0" w:color="808080"/>
+            </w:tcBorders>
             <w:vAlign w:val="center"/>
           </w:tcPr>
           <w:p>
@@ -3033,8 +4702,12 @@
         <w:trPr/>
         <w:tc>
           <w:tcPr>
-            <w:tcW w:w="1693" w:type="dxa"/>
-            <w:tcBorders/>
+            <w:tcW w:w="1814" w:type="dxa"/>
+            <w:tcBorders>
+              <w:start w:val="single" w:sz="6" w:space="0" w:color="808080"/>
+              <w:bottom w:val="single" w:sz="6" w:space="0" w:color="808080"/>
+              <w:end w:val="single" w:sz="6" w:space="0" w:color="808080"/>
+            </w:tcBorders>
             <w:vAlign w:val="center"/>
           </w:tcPr>
           <w:p>
@@ -3055,8 +4728,12 @@
         </w:tc>
         <w:tc>
           <w:tcPr>
-            <w:tcW w:w="1838" w:type="dxa"/>
-            <w:tcBorders/>
+            <w:tcW w:w="1916" w:type="dxa"/>
+            <w:tcBorders>
+              <w:start w:val="single" w:sz="2" w:space="0" w:color="808080"/>
+              <w:bottom w:val="single" w:sz="6" w:space="0" w:color="808080"/>
+              <w:end w:val="single" w:sz="6" w:space="0" w:color="808080"/>
+            </w:tcBorders>
             <w:vAlign w:val="center"/>
           </w:tcPr>
           <w:p>
@@ -3075,8 +4752,12 @@
         </w:tc>
         <w:tc>
           <w:tcPr>
-            <w:tcW w:w="1607" w:type="dxa"/>
-            <w:tcBorders/>
+            <w:tcW w:w="1710" w:type="dxa"/>
+            <w:tcBorders>
+              <w:start w:val="single" w:sz="2" w:space="0" w:color="808080"/>
+              <w:bottom w:val="single" w:sz="6" w:space="0" w:color="808080"/>
+              <w:end w:val="single" w:sz="6" w:space="0" w:color="808080"/>
+            </w:tcBorders>
             <w:vAlign w:val="center"/>
           </w:tcPr>
           <w:p>
@@ -3101,8 +4782,12 @@
         </w:tc>
         <w:tc>
           <w:tcPr>
-            <w:tcW w:w="5068" w:type="dxa"/>
-            <w:tcBorders/>
+            <w:tcW w:w="4766" w:type="dxa"/>
+            <w:tcBorders>
+              <w:start w:val="single" w:sz="2" w:space="0" w:color="808080"/>
+              <w:bottom w:val="single" w:sz="6" w:space="0" w:color="808080"/>
+              <w:end w:val="single" w:sz="6" w:space="0" w:color="808080"/>
+            </w:tcBorders>
             <w:vAlign w:val="center"/>
           </w:tcPr>
           <w:p>
@@ -3124,6 +4809,7 @@
     <w:p>
       <w:pPr>
         <w:pStyle w:val="Heading2"/>
+        <w:keepNext w:val="true"/>
         <w:numPr>
           <w:ilvl w:val="0"/>
           <w:numId w:val="0"/>
@@ -3366,6 +5052,7 @@
     <w:p>
       <w:pPr>
         <w:pStyle w:val="Heading2"/>
+        <w:keepNext w:val="true"/>
         <w:numPr>
           <w:ilvl w:val="0"/>
           <w:numId w:val="0"/>
@@ -3585,6 +5272,7 @@
     <w:p>
       <w:pPr>
         <w:pStyle w:val="Heading2"/>
+        <w:keepNext w:val="true"/>
         <w:numPr>
           <w:ilvl w:val="0"/>
           <w:numId w:val="0"/>
@@ -3602,107 +5290,108 @@
         <w:t>2.5. Сетевая топология и контуры доверия</w:t>
       </w:r>
     </w:p>
-    <w:p>
-      <w:pPr>
-        <w:pStyle w:val="BodyText"/>
-        <w:bidi w:val="0"/>
-        <w:spacing w:before="240" w:after="240"/>
-        <w:ind w:hanging="0" w:start="240" w:end="240"/>
-        <w:jc w:val="start"/>
-        <w:rPr/>
-      </w:pPr>
-      <w:r>
-        <w:rPr>
-          <w:rStyle w:val="Strong"/>
-          <w:bdr w:val="single" w:sz="24" w:space="12" w:color="12B76A"/>
-          <w:shd w:fill="ECFDF3" w:val="clear"/>
-        </w:rPr>
-        <w:t>Принцип нулевого доверия (Zero-Trust Network):</w:t>
-      </w:r>
-      <w:r>
-        <w:rPr>
-          <w:bdr w:val="single" w:sz="24" w:space="12" w:color="12B76A"/>
-          <w:shd w:fill="ECFDF3" w:val="clear"/>
-        </w:rPr>
-        <w:br/>
-        <w:t xml:space="preserve">Контейнеры СУБД </w:t>
-      </w:r>
-      <w:r>
-        <w:rPr>
-          <w:rStyle w:val="Style13"/>
-          <w:bdr w:val="single" w:sz="24" w:space="12" w:color="12B76A"/>
-          <w:shd w:fill="ECFDF3" w:val="clear"/>
-        </w:rPr>
-        <w:t>postgres</w:t>
-      </w:r>
-      <w:r>
-        <w:rPr>
-          <w:bdr w:val="single" w:sz="24" w:space="12" w:color="12B76A"/>
-          <w:shd w:fill="ECFDF3" w:val="clear"/>
-        </w:rPr>
-        <w:t xml:space="preserve">, кэша </w:t>
-      </w:r>
-      <w:r>
-        <w:rPr>
-          <w:rStyle w:val="Style13"/>
-          <w:bdr w:val="single" w:sz="24" w:space="12" w:color="12B76A"/>
-          <w:shd w:fill="ECFDF3" w:val="clear"/>
-        </w:rPr>
-        <w:t>redis</w:t>
-      </w:r>
-      <w:r>
-        <w:rPr>
-          <w:bdr w:val="single" w:sz="24" w:space="12" w:color="12B76A"/>
-          <w:shd w:fill="ECFDF3" w:val="clear"/>
-        </w:rPr>
-        <w:t xml:space="preserve"> и антивируса </w:t>
-      </w:r>
-      <w:r>
-        <w:rPr>
-          <w:rStyle w:val="Style13"/>
-          <w:bdr w:val="single" w:sz="24" w:space="12" w:color="12B76A"/>
-          <w:shd w:fill="ECFDF3" w:val="clear"/>
-        </w:rPr>
-        <w:t>clamav</w:t>
-      </w:r>
-      <w:r>
-        <w:rPr>
-          <w:bdr w:val="single" w:sz="24" w:space="12" w:color="12B76A"/>
-          <w:shd w:fill="ECFDF3" w:val="clear"/>
-        </w:rPr>
-        <w:t xml:space="preserve"> подключены исключительно к внутренней изолированной сети </w:t>
-      </w:r>
-      <w:r>
-        <w:rPr>
-          <w:rStyle w:val="Style13"/>
-          <w:bdr w:val="single" w:sz="24" w:space="12" w:color="12B76A"/>
-          <w:shd w:fill="ECFDF3" w:val="clear"/>
-        </w:rPr>
-        <w:t>backend_net</w:t>
-      </w:r>
-      <w:r>
-        <w:rPr>
-          <w:bdr w:val="single" w:sz="24" w:space="12" w:color="12B76A"/>
-          <w:shd w:fill="ECFDF3" w:val="clear"/>
-        </w:rPr>
-        <w:t xml:space="preserve"> (параметр </w:t>
-      </w:r>
-      <w:r>
-        <w:rPr>
-          <w:rStyle w:val="Style13"/>
-          <w:bdr w:val="single" w:sz="24" w:space="12" w:color="12B76A"/>
-          <w:shd w:fill="ECFDF3" w:val="clear"/>
-        </w:rPr>
-        <w:t>internal: true</w:t>
-      </w:r>
-      <w:r>
-        <w:rPr>
-          <w:bdr w:val="single" w:sz="24" w:space="12" w:color="12B76A"/>
-          <w:shd w:fill="ECFDF3" w:val="clear"/>
-        </w:rPr>
-        <w:t xml:space="preserve">). Они не имеют выхода в глобальный интернет и недоступны из пользовательского сегмента сети. Публичный доступ осуществляется исключительно через обратный прокси-сервер Nginx по защищённому протоколу HTTPS. </w:t>
-      </w:r>
-    </w:p>
+    <w:tbl>
+      <w:tblPr>
+        <w:tblW w:w="10206" w:type="dxa"/>
+        <w:jc w:val="start"/>
+        <w:tblInd w:w="-30" w:type="dxa"/>
+        <w:shd w:fill="ECFDF3" w:val="clear"/>
+        <w:tblLayout w:type="fixed"/>
+        <w:tblCellMar>
+          <w:top w:w="0" w:type="dxa"/>
+          <w:start w:w="240" w:type="dxa"/>
+          <w:bottom w:w="0" w:type="dxa"/>
+          <w:end w:w="0" w:type="dxa"/>
+        </w:tblCellMar>
+      </w:tblPr>
+      <w:tblGrid>
+        <w:gridCol w:w="10206"/>
+      </w:tblGrid>
+      <w:tr>
+        <w:trPr/>
+        <w:tc>
+          <w:tcPr>
+            <w:tcW w:w="10206" w:type="dxa"/>
+            <w:tcBorders>
+              <w:start w:val="single" w:sz="24" w:space="0" w:color="12B76A"/>
+            </w:tcBorders>
+            <w:shd w:fill="ECFDF3" w:val="clear"/>
+            <w:vAlign w:val="center"/>
+          </w:tcPr>
+          <w:p>
+            <w:pPr>
+              <w:pStyle w:val="Style17"/>
+              <w:bidi w:val="0"/>
+              <w:spacing w:before="0" w:after="283"/>
+              <w:ind w:hanging="0" w:start="0" w:end="0"/>
+              <w:jc w:val="start"/>
+              <w:rPr/>
+            </w:pPr>
+            <w:r>
+              <w:rPr>
+                <w:rStyle w:val="Strong"/>
+              </w:rPr>
+              <w:t>Принцип нулевого доверия (Zero-Trust Network):</w:t>
+            </w:r>
+            <w:r>
+              <w:rPr/>
+              <w:br/>
+              <w:t xml:space="preserve">Контейнеры СУБД </w:t>
+            </w:r>
+            <w:r>
+              <w:rPr>
+                <w:rStyle w:val="Style13"/>
+              </w:rPr>
+              <w:t>postgres</w:t>
+            </w:r>
+            <w:r>
+              <w:rPr/>
+              <w:t xml:space="preserve">, кэша </w:t>
+            </w:r>
+            <w:r>
+              <w:rPr>
+                <w:rStyle w:val="Style13"/>
+              </w:rPr>
+              <w:t>redis</w:t>
+            </w:r>
+            <w:r>
+              <w:rPr/>
+              <w:t xml:space="preserve"> и антивируса </w:t>
+            </w:r>
+            <w:r>
+              <w:rPr>
+                <w:rStyle w:val="Style13"/>
+              </w:rPr>
+              <w:t>clamav</w:t>
+            </w:r>
+            <w:r>
+              <w:rPr/>
+              <w:t xml:space="preserve"> подключены исключительно к внутренней изолированной сети </w:t>
+            </w:r>
+            <w:r>
+              <w:rPr>
+                <w:rStyle w:val="Style13"/>
+              </w:rPr>
+              <w:t>backend_net</w:t>
+            </w:r>
+            <w:r>
+              <w:rPr/>
+              <w:t xml:space="preserve"> (параметр </w:t>
+            </w:r>
+            <w:r>
+              <w:rPr>
+                <w:rStyle w:val="Style13"/>
+              </w:rPr>
+              <w:t>internal: true</w:t>
+            </w:r>
+            <w:r>
+              <w:rPr/>
+              <w:t xml:space="preserve">). Они не имеют выхода в глобальный интернет и недоступны из пользовательского сегмента сети. Публичный доступ осуществляется исключительно через обратный прокси-сервер Nginx по защищённому протоколу HTTPS. </w:t>
+            </w:r>
+          </w:p>
+        </w:tc>
+      </w:tr>
+    </w:tbl>
     <w:p>
       <w:pPr>
         <w:pStyle w:val="Heading1"/>
@@ -3719,6 +5408,7 @@
     <w:p>
       <w:pPr>
         <w:pStyle w:val="Heading2"/>
+        <w:keepNext w:val="true"/>
         <w:numPr>
           <w:ilvl w:val="0"/>
           <w:numId w:val="0"/>
@@ -3848,99 +5538,108 @@
         <w:t xml:space="preserve">) без привлечения тяжелых сторонних зависимостей. Это исключает риски уязвимостей разбора XML (XXE, XML Entity Expansion) и снижает потребление памяти при обработке больших реестров. </w:t>
       </w:r>
     </w:p>
-    <w:p>
-      <w:pPr>
-        <w:pStyle w:val="BodyText"/>
-        <w:bidi w:val="0"/>
-        <w:spacing w:before="240" w:after="240"/>
-        <w:ind w:hanging="0" w:start="240" w:end="240"/>
-        <w:jc w:val="start"/>
-        <w:rPr/>
-      </w:pPr>
-      <w:r>
-        <w:rPr>
-          <w:rStyle w:val="Strong"/>
-          <w:bdr w:val="single" w:sz="24" w:space="12" w:color="7700FF"/>
-          <w:shd w:fill="F8F9FC" w:val="clear"/>
-        </w:rPr>
-        <w:t>Двухфазный протокол импорта (Two-Phase Commit):</w:t>
-      </w:r>
-      <w:r>
-        <w:rPr>
-          <w:bdr w:val="single" w:sz="24" w:space="12" w:color="7700FF"/>
-          <w:shd w:fill="F8F9FC" w:val="clear"/>
-        </w:rPr>
-        <w:br/>
-        <w:t xml:space="preserve">• </w:t>
-      </w:r>
-      <w:r>
-        <w:rPr>
-          <w:rStyle w:val="Strong"/>
-          <w:bdr w:val="single" w:sz="24" w:space="12" w:color="7700FF"/>
-          <w:shd w:fill="F8F9FC" w:val="clear"/>
-        </w:rPr>
-        <w:t xml:space="preserve">Фаза 1: Предпросмотр (Preview, </w:t>
-      </w:r>
-      <w:r>
-        <w:rPr>
-          <w:rStyle w:val="Style13"/>
-          <w:bdr w:val="single" w:sz="24" w:space="12" w:color="7700FF"/>
-          <w:shd w:fill="F8F9FC" w:val="clear"/>
-        </w:rPr>
-        <w:t>POST /api/v1/catalogs/import/preview</w:t>
-      </w:r>
-      <w:r>
-        <w:rPr>
-          <w:rStyle w:val="Strong"/>
-          <w:bdr w:val="single" w:sz="24" w:space="12" w:color="7700FF"/>
-          <w:shd w:fill="F8F9FC" w:val="clear"/>
-        </w:rPr>
-        <w:t>)</w:t>
-      </w:r>
-      <w:r>
-        <w:rPr>
-          <w:bdr w:val="single" w:sz="24" w:space="12" w:color="7700FF"/>
-          <w:shd w:fill="F8F9FC" w:val="clear"/>
-        </w:rPr>
-        <w:t xml:space="preserve"> — парсинг структуры, валидация обязательных полей (Название ВУЗа, Вендор, ПО, Номер договора, Срок действия), проверка существования связанных сущностей. Пользователю возвращается сводка: число корректных строк, детальный список ошибок с указанием номеров строк и таблица сопоставления полей.</w:t>
-        <w:br/>
-        <w:t xml:space="preserve">• </w:t>
-      </w:r>
-      <w:r>
-        <w:rPr>
-          <w:rStyle w:val="Strong"/>
-          <w:bdr w:val="single" w:sz="24" w:space="12" w:color="7700FF"/>
-          <w:shd w:fill="F8F9FC" w:val="clear"/>
-        </w:rPr>
-        <w:t xml:space="preserve">Фаза 2: Применение (Commit, </w:t>
-      </w:r>
-      <w:r>
-        <w:rPr>
-          <w:rStyle w:val="Style13"/>
-          <w:bdr w:val="single" w:sz="24" w:space="12" w:color="7700FF"/>
-          <w:shd w:fill="F8F9FC" w:val="clear"/>
-        </w:rPr>
-        <w:t>POST /api/v1/catalogs/import/commit</w:t>
-      </w:r>
-      <w:r>
-        <w:rPr>
-          <w:rStyle w:val="Strong"/>
-          <w:bdr w:val="single" w:sz="24" w:space="12" w:color="7700FF"/>
-          <w:shd w:fill="F8F9FC" w:val="clear"/>
-        </w:rPr>
-        <w:t>)</w:t>
-      </w:r>
-      <w:r>
-        <w:rPr>
-          <w:bdr w:val="single" w:sz="24" w:space="12" w:color="7700FF"/>
-          <w:shd w:fill="F8F9FC" w:val="clear"/>
-        </w:rPr>
-        <w:t xml:space="preserve"> — атомарная запись проверенных данных в транзакции БД с оптимистической блокировкой CAS. </w:t>
-      </w:r>
-    </w:p>
+    <w:tbl>
+      <w:tblPr>
+        <w:tblW w:w="10206" w:type="dxa"/>
+        <w:jc w:val="start"/>
+        <w:tblInd w:w="-30" w:type="dxa"/>
+        <w:shd w:fill="F8F9FC" w:val="clear"/>
+        <w:tblLayout w:type="fixed"/>
+        <w:tblCellMar>
+          <w:top w:w="0" w:type="dxa"/>
+          <w:start w:w="240" w:type="dxa"/>
+          <w:bottom w:w="0" w:type="dxa"/>
+          <w:end w:w="0" w:type="dxa"/>
+        </w:tblCellMar>
+      </w:tblPr>
+      <w:tblGrid>
+        <w:gridCol w:w="10206"/>
+      </w:tblGrid>
+      <w:tr>
+        <w:trPr/>
+        <w:tc>
+          <w:tcPr>
+            <w:tcW w:w="10206" w:type="dxa"/>
+            <w:tcBorders>
+              <w:start w:val="single" w:sz="24" w:space="0" w:color="7700FF"/>
+            </w:tcBorders>
+            <w:shd w:fill="F8F9FC" w:val="clear"/>
+            <w:vAlign w:val="center"/>
+          </w:tcPr>
+          <w:p>
+            <w:pPr>
+              <w:pStyle w:val="Style17"/>
+              <w:bidi w:val="0"/>
+              <w:spacing w:before="0" w:after="283"/>
+              <w:ind w:hanging="0" w:start="0" w:end="0"/>
+              <w:jc w:val="start"/>
+              <w:rPr/>
+            </w:pPr>
+            <w:r>
+              <w:rPr>
+                <w:rStyle w:val="Strong"/>
+              </w:rPr>
+              <w:t>Двухфазный протокол импорта (Two-Phase Commit):</w:t>
+            </w:r>
+            <w:r>
+              <w:rPr/>
+              <w:br/>
+              <w:t xml:space="preserve">• </w:t>
+            </w:r>
+            <w:r>
+              <w:rPr>
+                <w:rStyle w:val="Strong"/>
+              </w:rPr>
+              <w:t xml:space="preserve">Фаза 1: Предпросмотр (Preview, </w:t>
+            </w:r>
+            <w:r>
+              <w:rPr>
+                <w:rStyle w:val="Style13"/>
+              </w:rPr>
+              <w:t>POST /api/v1/catalogs/import/preview</w:t>
+            </w:r>
+            <w:r>
+              <w:rPr>
+                <w:rStyle w:val="Strong"/>
+              </w:rPr>
+              <w:t>)</w:t>
+            </w:r>
+            <w:r>
+              <w:rPr/>
+              <w:t xml:space="preserve"> — парсинг структуры, валидация обязательных полей (Название ВУЗа, Вендор, ПО, Номер договора, Срок действия), проверка существования связанных сущностей. Пользователю возвращается сводка: число корректных строк, детальный список ошибок с указанием номеров строк и таблица сопоставления полей.</w:t>
+              <w:br/>
+              <w:t xml:space="preserve">• </w:t>
+            </w:r>
+            <w:r>
+              <w:rPr>
+                <w:rStyle w:val="Strong"/>
+              </w:rPr>
+              <w:t xml:space="preserve">Фаза 2: Применение (Commit, </w:t>
+            </w:r>
+            <w:r>
+              <w:rPr>
+                <w:rStyle w:val="Style13"/>
+              </w:rPr>
+              <w:t>POST /api/v1/catalogs/import/commit</w:t>
+            </w:r>
+            <w:r>
+              <w:rPr>
+                <w:rStyle w:val="Strong"/>
+              </w:rPr>
+              <w:t>)</w:t>
+            </w:r>
+            <w:r>
+              <w:rPr/>
+              <w:t xml:space="preserve"> — атомарная запись проверенных данных в транзакции БД с оптимистической блокировкой CAS. </w:t>
+            </w:r>
+          </w:p>
+        </w:tc>
+      </w:tr>
+    </w:tbl>
     <w:p>
       <w:pPr>
         <w:pStyle w:val="Heading2"/>
+        <w:keepNext w:val="true"/>
         <w:numPr>
           <w:ilvl w:val="0"/>
           <w:numId w:val="0"/>
@@ -3985,26 +5684,31 @@
       <w:tblPr>
         <w:tblW w:w="10206" w:type="dxa"/>
         <w:jc w:val="start"/>
-        <w:tblInd w:w="0" w:type="dxa"/>
+        <w:tblInd w:w="-7" w:type="dxa"/>
         <w:tblLayout w:type="fixed"/>
         <w:tblCellMar>
-          <w:top w:w="28" w:type="dxa"/>
-          <w:start w:w="28" w:type="dxa"/>
-          <w:bottom w:w="28" w:type="dxa"/>
-          <w:end w:w="28" w:type="dxa"/>
+          <w:top w:w="120" w:type="dxa"/>
+          <w:start w:w="120" w:type="dxa"/>
+          <w:bottom w:w="120" w:type="dxa"/>
+          <w:end w:w="120" w:type="dxa"/>
         </w:tblCellMar>
       </w:tblPr>
       <w:tblGrid>
-        <w:gridCol w:w="2219"/>
-        <w:gridCol w:w="2664"/>
-        <w:gridCol w:w="5323"/>
+        <w:gridCol w:w="2373"/>
+        <w:gridCol w:w="2735"/>
+        <w:gridCol w:w="5098"/>
       </w:tblGrid>
       <w:tr>
         <w:trPr/>
         <w:tc>
           <w:tcPr>
-            <w:tcW w:w="2219" w:type="dxa"/>
-            <w:tcBorders/>
+            <w:tcW w:w="2373" w:type="dxa"/>
+            <w:tcBorders>
+              <w:top w:val="single" w:sz="6" w:space="0" w:color="808080"/>
+              <w:start w:val="single" w:sz="6" w:space="0" w:color="808080"/>
+              <w:bottom w:val="single" w:sz="2" w:space="0" w:color="808080"/>
+              <w:end w:val="single" w:sz="6" w:space="0" w:color="808080"/>
+            </w:tcBorders>
             <w:vAlign w:val="center"/>
           </w:tcPr>
           <w:p>
@@ -4024,8 +5728,13 @@
         </w:tc>
         <w:tc>
           <w:tcPr>
-            <w:tcW w:w="2664" w:type="dxa"/>
-            <w:tcBorders/>
+            <w:tcW w:w="2735" w:type="dxa"/>
+            <w:tcBorders>
+              <w:top w:val="single" w:sz="6" w:space="0" w:color="808080"/>
+              <w:start w:val="single" w:sz="2" w:space="0" w:color="808080"/>
+              <w:bottom w:val="single" w:sz="2" w:space="0" w:color="808080"/>
+              <w:end w:val="single" w:sz="6" w:space="0" w:color="808080"/>
+            </w:tcBorders>
             <w:vAlign w:val="center"/>
           </w:tcPr>
           <w:p>
@@ -4045,8 +5754,13 @@
         </w:tc>
         <w:tc>
           <w:tcPr>
-            <w:tcW w:w="5323" w:type="dxa"/>
-            <w:tcBorders/>
+            <w:tcW w:w="5098" w:type="dxa"/>
+            <w:tcBorders>
+              <w:top w:val="single" w:sz="6" w:space="0" w:color="808080"/>
+              <w:start w:val="single" w:sz="2" w:space="0" w:color="808080"/>
+              <w:bottom w:val="single" w:sz="2" w:space="0" w:color="808080"/>
+              <w:end w:val="single" w:sz="6" w:space="0" w:color="808080"/>
+            </w:tcBorders>
             <w:vAlign w:val="center"/>
           </w:tcPr>
           <w:p>
@@ -4069,8 +5783,12 @@
         <w:trPr/>
         <w:tc>
           <w:tcPr>
-            <w:tcW w:w="2219" w:type="dxa"/>
-            <w:tcBorders/>
+            <w:tcW w:w="2373" w:type="dxa"/>
+            <w:tcBorders>
+              <w:start w:val="single" w:sz="6" w:space="0" w:color="808080"/>
+              <w:bottom w:val="single" w:sz="2" w:space="0" w:color="808080"/>
+              <w:end w:val="single" w:sz="6" w:space="0" w:color="808080"/>
+            </w:tcBorders>
             <w:vAlign w:val="center"/>
           </w:tcPr>
           <w:p>
@@ -4091,8 +5809,12 @@
         </w:tc>
         <w:tc>
           <w:tcPr>
-            <w:tcW w:w="2664" w:type="dxa"/>
-            <w:tcBorders/>
+            <w:tcW w:w="2735" w:type="dxa"/>
+            <w:tcBorders>
+              <w:start w:val="single" w:sz="2" w:space="0" w:color="808080"/>
+              <w:bottom w:val="single" w:sz="2" w:space="0" w:color="808080"/>
+              <w:end w:val="single" w:sz="6" w:space="0" w:color="808080"/>
+            </w:tcBorders>
             <w:vAlign w:val="center"/>
           </w:tcPr>
           <w:p>
@@ -4111,8 +5833,12 @@
         </w:tc>
         <w:tc>
           <w:tcPr>
-            <w:tcW w:w="5323" w:type="dxa"/>
-            <w:tcBorders/>
+            <w:tcW w:w="5098" w:type="dxa"/>
+            <w:tcBorders>
+              <w:start w:val="single" w:sz="2" w:space="0" w:color="808080"/>
+              <w:bottom w:val="single" w:sz="2" w:space="0" w:color="808080"/>
+              <w:end w:val="single" w:sz="6" w:space="0" w:color="808080"/>
+            </w:tcBorders>
             <w:vAlign w:val="center"/>
           </w:tcPr>
           <w:p>
@@ -4134,8 +5860,12 @@
         <w:trPr/>
         <w:tc>
           <w:tcPr>
-            <w:tcW w:w="2219" w:type="dxa"/>
-            <w:tcBorders/>
+            <w:tcW w:w="2373" w:type="dxa"/>
+            <w:tcBorders>
+              <w:start w:val="single" w:sz="6" w:space="0" w:color="808080"/>
+              <w:bottom w:val="single" w:sz="2" w:space="0" w:color="808080"/>
+              <w:end w:val="single" w:sz="6" w:space="0" w:color="808080"/>
+            </w:tcBorders>
             <w:vAlign w:val="center"/>
           </w:tcPr>
           <w:p>
@@ -4156,8 +5886,12 @@
         </w:tc>
         <w:tc>
           <w:tcPr>
-            <w:tcW w:w="2664" w:type="dxa"/>
-            <w:tcBorders/>
+            <w:tcW w:w="2735" w:type="dxa"/>
+            <w:tcBorders>
+              <w:start w:val="single" w:sz="2" w:space="0" w:color="808080"/>
+              <w:bottom w:val="single" w:sz="2" w:space="0" w:color="808080"/>
+              <w:end w:val="single" w:sz="6" w:space="0" w:color="808080"/>
+            </w:tcBorders>
             <w:vAlign w:val="center"/>
           </w:tcPr>
           <w:p>
@@ -4176,8 +5910,12 @@
         </w:tc>
         <w:tc>
           <w:tcPr>
-            <w:tcW w:w="5323" w:type="dxa"/>
-            <w:tcBorders/>
+            <w:tcW w:w="5098" w:type="dxa"/>
+            <w:tcBorders>
+              <w:start w:val="single" w:sz="2" w:space="0" w:color="808080"/>
+              <w:bottom w:val="single" w:sz="2" w:space="0" w:color="808080"/>
+              <w:end w:val="single" w:sz="6" w:space="0" w:color="808080"/>
+            </w:tcBorders>
             <w:vAlign w:val="center"/>
           </w:tcPr>
           <w:p>
@@ -4199,8 +5937,12 @@
         <w:trPr/>
         <w:tc>
           <w:tcPr>
-            <w:tcW w:w="2219" w:type="dxa"/>
-            <w:tcBorders/>
+            <w:tcW w:w="2373" w:type="dxa"/>
+            <w:tcBorders>
+              <w:start w:val="single" w:sz="6" w:space="0" w:color="808080"/>
+              <w:bottom w:val="single" w:sz="2" w:space="0" w:color="808080"/>
+              <w:end w:val="single" w:sz="6" w:space="0" w:color="808080"/>
+            </w:tcBorders>
             <w:vAlign w:val="center"/>
           </w:tcPr>
           <w:p>
@@ -4221,8 +5963,12 @@
         </w:tc>
         <w:tc>
           <w:tcPr>
-            <w:tcW w:w="2664" w:type="dxa"/>
-            <w:tcBorders/>
+            <w:tcW w:w="2735" w:type="dxa"/>
+            <w:tcBorders>
+              <w:start w:val="single" w:sz="2" w:space="0" w:color="808080"/>
+              <w:bottom w:val="single" w:sz="2" w:space="0" w:color="808080"/>
+              <w:end w:val="single" w:sz="6" w:space="0" w:color="808080"/>
+            </w:tcBorders>
             <w:vAlign w:val="center"/>
           </w:tcPr>
           <w:p>
@@ -4241,8 +5987,12 @@
         </w:tc>
         <w:tc>
           <w:tcPr>
-            <w:tcW w:w="5323" w:type="dxa"/>
-            <w:tcBorders/>
+            <w:tcW w:w="5098" w:type="dxa"/>
+            <w:tcBorders>
+              <w:start w:val="single" w:sz="2" w:space="0" w:color="808080"/>
+              <w:bottom w:val="single" w:sz="2" w:space="0" w:color="808080"/>
+              <w:end w:val="single" w:sz="6" w:space="0" w:color="808080"/>
+            </w:tcBorders>
             <w:vAlign w:val="center"/>
           </w:tcPr>
           <w:p>
@@ -4264,8 +6014,12 @@
         <w:trPr/>
         <w:tc>
           <w:tcPr>
-            <w:tcW w:w="2219" w:type="dxa"/>
-            <w:tcBorders/>
+            <w:tcW w:w="2373" w:type="dxa"/>
+            <w:tcBorders>
+              <w:start w:val="single" w:sz="6" w:space="0" w:color="808080"/>
+              <w:bottom w:val="single" w:sz="2" w:space="0" w:color="808080"/>
+              <w:end w:val="single" w:sz="6" w:space="0" w:color="808080"/>
+            </w:tcBorders>
             <w:vAlign w:val="center"/>
           </w:tcPr>
           <w:p>
@@ -4286,8 +6040,12 @@
         </w:tc>
         <w:tc>
           <w:tcPr>
-            <w:tcW w:w="2664" w:type="dxa"/>
-            <w:tcBorders/>
+            <w:tcW w:w="2735" w:type="dxa"/>
+            <w:tcBorders>
+              <w:start w:val="single" w:sz="2" w:space="0" w:color="808080"/>
+              <w:bottom w:val="single" w:sz="2" w:space="0" w:color="808080"/>
+              <w:end w:val="single" w:sz="6" w:space="0" w:color="808080"/>
+            </w:tcBorders>
             <w:vAlign w:val="center"/>
           </w:tcPr>
           <w:p>
@@ -4306,8 +6064,12 @@
         </w:tc>
         <w:tc>
           <w:tcPr>
-            <w:tcW w:w="5323" w:type="dxa"/>
-            <w:tcBorders/>
+            <w:tcW w:w="5098" w:type="dxa"/>
+            <w:tcBorders>
+              <w:start w:val="single" w:sz="2" w:space="0" w:color="808080"/>
+              <w:bottom w:val="single" w:sz="2" w:space="0" w:color="808080"/>
+              <w:end w:val="single" w:sz="6" w:space="0" w:color="808080"/>
+            </w:tcBorders>
             <w:vAlign w:val="center"/>
           </w:tcPr>
           <w:p>
@@ -4329,8 +6091,12 @@
         <w:trPr/>
         <w:tc>
           <w:tcPr>
-            <w:tcW w:w="2219" w:type="dxa"/>
-            <w:tcBorders/>
+            <w:tcW w:w="2373" w:type="dxa"/>
+            <w:tcBorders>
+              <w:start w:val="single" w:sz="6" w:space="0" w:color="808080"/>
+              <w:bottom w:val="single" w:sz="2" w:space="0" w:color="808080"/>
+              <w:end w:val="single" w:sz="6" w:space="0" w:color="808080"/>
+            </w:tcBorders>
             <w:vAlign w:val="center"/>
           </w:tcPr>
           <w:p>
@@ -4351,8 +6117,12 @@
         </w:tc>
         <w:tc>
           <w:tcPr>
-            <w:tcW w:w="2664" w:type="dxa"/>
-            <w:tcBorders/>
+            <w:tcW w:w="2735" w:type="dxa"/>
+            <w:tcBorders>
+              <w:start w:val="single" w:sz="2" w:space="0" w:color="808080"/>
+              <w:bottom w:val="single" w:sz="2" w:space="0" w:color="808080"/>
+              <w:end w:val="single" w:sz="6" w:space="0" w:color="808080"/>
+            </w:tcBorders>
             <w:vAlign w:val="center"/>
           </w:tcPr>
           <w:p>
@@ -4371,8 +6141,12 @@
         </w:tc>
         <w:tc>
           <w:tcPr>
-            <w:tcW w:w="5323" w:type="dxa"/>
-            <w:tcBorders/>
+            <w:tcW w:w="5098" w:type="dxa"/>
+            <w:tcBorders>
+              <w:start w:val="single" w:sz="2" w:space="0" w:color="808080"/>
+              <w:bottom w:val="single" w:sz="2" w:space="0" w:color="808080"/>
+              <w:end w:val="single" w:sz="6" w:space="0" w:color="808080"/>
+            </w:tcBorders>
             <w:vAlign w:val="center"/>
           </w:tcPr>
           <w:p>
@@ -4394,8 +6168,12 @@
         <w:trPr/>
         <w:tc>
           <w:tcPr>
-            <w:tcW w:w="2219" w:type="dxa"/>
-            <w:tcBorders/>
+            <w:tcW w:w="2373" w:type="dxa"/>
+            <w:tcBorders>
+              <w:start w:val="single" w:sz="6" w:space="0" w:color="808080"/>
+              <w:bottom w:val="single" w:sz="2" w:space="0" w:color="808080"/>
+              <w:end w:val="single" w:sz="6" w:space="0" w:color="808080"/>
+            </w:tcBorders>
             <w:vAlign w:val="center"/>
           </w:tcPr>
           <w:p>
@@ -4416,8 +6194,12 @@
         </w:tc>
         <w:tc>
           <w:tcPr>
-            <w:tcW w:w="2664" w:type="dxa"/>
-            <w:tcBorders/>
+            <w:tcW w:w="2735" w:type="dxa"/>
+            <w:tcBorders>
+              <w:start w:val="single" w:sz="2" w:space="0" w:color="808080"/>
+              <w:bottom w:val="single" w:sz="2" w:space="0" w:color="808080"/>
+              <w:end w:val="single" w:sz="6" w:space="0" w:color="808080"/>
+            </w:tcBorders>
             <w:vAlign w:val="center"/>
           </w:tcPr>
           <w:p>
@@ -4436,8 +6218,12 @@
         </w:tc>
         <w:tc>
           <w:tcPr>
-            <w:tcW w:w="5323" w:type="dxa"/>
-            <w:tcBorders/>
+            <w:tcW w:w="5098" w:type="dxa"/>
+            <w:tcBorders>
+              <w:start w:val="single" w:sz="2" w:space="0" w:color="808080"/>
+              <w:bottom w:val="single" w:sz="2" w:space="0" w:color="808080"/>
+              <w:end w:val="single" w:sz="6" w:space="0" w:color="808080"/>
+            </w:tcBorders>
             <w:vAlign w:val="center"/>
           </w:tcPr>
           <w:p>
@@ -4459,8 +6245,12 @@
         <w:trPr/>
         <w:tc>
           <w:tcPr>
-            <w:tcW w:w="2219" w:type="dxa"/>
-            <w:tcBorders/>
+            <w:tcW w:w="2373" w:type="dxa"/>
+            <w:tcBorders>
+              <w:start w:val="single" w:sz="6" w:space="0" w:color="808080"/>
+              <w:bottom w:val="single" w:sz="2" w:space="0" w:color="808080"/>
+              <w:end w:val="single" w:sz="6" w:space="0" w:color="808080"/>
+            </w:tcBorders>
             <w:vAlign w:val="center"/>
           </w:tcPr>
           <w:p>
@@ -4481,8 +6271,12 @@
         </w:tc>
         <w:tc>
           <w:tcPr>
-            <w:tcW w:w="2664" w:type="dxa"/>
-            <w:tcBorders/>
+            <w:tcW w:w="2735" w:type="dxa"/>
+            <w:tcBorders>
+              <w:start w:val="single" w:sz="2" w:space="0" w:color="808080"/>
+              <w:bottom w:val="single" w:sz="2" w:space="0" w:color="808080"/>
+              <w:end w:val="single" w:sz="6" w:space="0" w:color="808080"/>
+            </w:tcBorders>
             <w:vAlign w:val="center"/>
           </w:tcPr>
           <w:p>
@@ -4501,8 +6295,12 @@
         </w:tc>
         <w:tc>
           <w:tcPr>
-            <w:tcW w:w="5323" w:type="dxa"/>
-            <w:tcBorders/>
+            <w:tcW w:w="5098" w:type="dxa"/>
+            <w:tcBorders>
+              <w:start w:val="single" w:sz="2" w:space="0" w:color="808080"/>
+              <w:bottom w:val="single" w:sz="2" w:space="0" w:color="808080"/>
+              <w:end w:val="single" w:sz="6" w:space="0" w:color="808080"/>
+            </w:tcBorders>
             <w:vAlign w:val="center"/>
           </w:tcPr>
           <w:p>
@@ -4524,8 +6322,12 @@
         <w:trPr/>
         <w:tc>
           <w:tcPr>
-            <w:tcW w:w="2219" w:type="dxa"/>
-            <w:tcBorders/>
+            <w:tcW w:w="2373" w:type="dxa"/>
+            <w:tcBorders>
+              <w:start w:val="single" w:sz="6" w:space="0" w:color="808080"/>
+              <w:bottom w:val="single" w:sz="2" w:space="0" w:color="808080"/>
+              <w:end w:val="single" w:sz="6" w:space="0" w:color="808080"/>
+            </w:tcBorders>
             <w:vAlign w:val="center"/>
           </w:tcPr>
           <w:p>
@@ -4546,8 +6348,12 @@
         </w:tc>
         <w:tc>
           <w:tcPr>
-            <w:tcW w:w="2664" w:type="dxa"/>
-            <w:tcBorders/>
+            <w:tcW w:w="2735" w:type="dxa"/>
+            <w:tcBorders>
+              <w:start w:val="single" w:sz="2" w:space="0" w:color="808080"/>
+              <w:bottom w:val="single" w:sz="2" w:space="0" w:color="808080"/>
+              <w:end w:val="single" w:sz="6" w:space="0" w:color="808080"/>
+            </w:tcBorders>
             <w:vAlign w:val="center"/>
           </w:tcPr>
           <w:p>
@@ -4566,8 +6372,12 @@
         </w:tc>
         <w:tc>
           <w:tcPr>
-            <w:tcW w:w="5323" w:type="dxa"/>
-            <w:tcBorders/>
+            <w:tcW w:w="5098" w:type="dxa"/>
+            <w:tcBorders>
+              <w:start w:val="single" w:sz="2" w:space="0" w:color="808080"/>
+              <w:bottom w:val="single" w:sz="2" w:space="0" w:color="808080"/>
+              <w:end w:val="single" w:sz="6" w:space="0" w:color="808080"/>
+            </w:tcBorders>
             <w:vAlign w:val="center"/>
           </w:tcPr>
           <w:p>
@@ -4589,8 +6399,12 @@
         <w:trPr/>
         <w:tc>
           <w:tcPr>
-            <w:tcW w:w="2219" w:type="dxa"/>
-            <w:tcBorders/>
+            <w:tcW w:w="2373" w:type="dxa"/>
+            <w:tcBorders>
+              <w:start w:val="single" w:sz="6" w:space="0" w:color="808080"/>
+              <w:bottom w:val="single" w:sz="2" w:space="0" w:color="808080"/>
+              <w:end w:val="single" w:sz="6" w:space="0" w:color="808080"/>
+            </w:tcBorders>
             <w:vAlign w:val="center"/>
           </w:tcPr>
           <w:p>
@@ -4611,8 +6425,12 @@
         </w:tc>
         <w:tc>
           <w:tcPr>
-            <w:tcW w:w="2664" w:type="dxa"/>
-            <w:tcBorders/>
+            <w:tcW w:w="2735" w:type="dxa"/>
+            <w:tcBorders>
+              <w:start w:val="single" w:sz="2" w:space="0" w:color="808080"/>
+              <w:bottom w:val="single" w:sz="2" w:space="0" w:color="808080"/>
+              <w:end w:val="single" w:sz="6" w:space="0" w:color="808080"/>
+            </w:tcBorders>
             <w:vAlign w:val="center"/>
           </w:tcPr>
           <w:p>
@@ -4631,8 +6449,12 @@
         </w:tc>
         <w:tc>
           <w:tcPr>
-            <w:tcW w:w="5323" w:type="dxa"/>
-            <w:tcBorders/>
+            <w:tcW w:w="5098" w:type="dxa"/>
+            <w:tcBorders>
+              <w:start w:val="single" w:sz="2" w:space="0" w:color="808080"/>
+              <w:bottom w:val="single" w:sz="2" w:space="0" w:color="808080"/>
+              <w:end w:val="single" w:sz="6" w:space="0" w:color="808080"/>
+            </w:tcBorders>
             <w:vAlign w:val="center"/>
           </w:tcPr>
           <w:p>
@@ -4654,8 +6476,12 @@
         <w:trPr/>
         <w:tc>
           <w:tcPr>
-            <w:tcW w:w="2219" w:type="dxa"/>
-            <w:tcBorders/>
+            <w:tcW w:w="2373" w:type="dxa"/>
+            <w:tcBorders>
+              <w:start w:val="single" w:sz="6" w:space="0" w:color="808080"/>
+              <w:bottom w:val="single" w:sz="2" w:space="0" w:color="808080"/>
+              <w:end w:val="single" w:sz="6" w:space="0" w:color="808080"/>
+            </w:tcBorders>
             <w:vAlign w:val="center"/>
           </w:tcPr>
           <w:p>
@@ -4676,8 +6502,12 @@
         </w:tc>
         <w:tc>
           <w:tcPr>
-            <w:tcW w:w="2664" w:type="dxa"/>
-            <w:tcBorders/>
+            <w:tcW w:w="2735" w:type="dxa"/>
+            <w:tcBorders>
+              <w:start w:val="single" w:sz="2" w:space="0" w:color="808080"/>
+              <w:bottom w:val="single" w:sz="2" w:space="0" w:color="808080"/>
+              <w:end w:val="single" w:sz="6" w:space="0" w:color="808080"/>
+            </w:tcBorders>
             <w:vAlign w:val="center"/>
           </w:tcPr>
           <w:p>
@@ -4696,8 +6526,12 @@
         </w:tc>
         <w:tc>
           <w:tcPr>
-            <w:tcW w:w="5323" w:type="dxa"/>
-            <w:tcBorders/>
+            <w:tcW w:w="5098" w:type="dxa"/>
+            <w:tcBorders>
+              <w:start w:val="single" w:sz="2" w:space="0" w:color="808080"/>
+              <w:bottom w:val="single" w:sz="2" w:space="0" w:color="808080"/>
+              <w:end w:val="single" w:sz="6" w:space="0" w:color="808080"/>
+            </w:tcBorders>
             <w:vAlign w:val="center"/>
           </w:tcPr>
           <w:p>
@@ -4719,8 +6553,12 @@
         <w:trPr/>
         <w:tc>
           <w:tcPr>
-            <w:tcW w:w="2219" w:type="dxa"/>
-            <w:tcBorders/>
+            <w:tcW w:w="2373" w:type="dxa"/>
+            <w:tcBorders>
+              <w:start w:val="single" w:sz="6" w:space="0" w:color="808080"/>
+              <w:bottom w:val="single" w:sz="2" w:space="0" w:color="808080"/>
+              <w:end w:val="single" w:sz="6" w:space="0" w:color="808080"/>
+            </w:tcBorders>
             <w:vAlign w:val="center"/>
           </w:tcPr>
           <w:p>
@@ -4741,8 +6579,12 @@
         </w:tc>
         <w:tc>
           <w:tcPr>
-            <w:tcW w:w="2664" w:type="dxa"/>
-            <w:tcBorders/>
+            <w:tcW w:w="2735" w:type="dxa"/>
+            <w:tcBorders>
+              <w:start w:val="single" w:sz="2" w:space="0" w:color="808080"/>
+              <w:bottom w:val="single" w:sz="2" w:space="0" w:color="808080"/>
+              <w:end w:val="single" w:sz="6" w:space="0" w:color="808080"/>
+            </w:tcBorders>
             <w:vAlign w:val="center"/>
           </w:tcPr>
           <w:p>
@@ -4761,8 +6603,12 @@
         </w:tc>
         <w:tc>
           <w:tcPr>
-            <w:tcW w:w="5323" w:type="dxa"/>
-            <w:tcBorders/>
+            <w:tcW w:w="5098" w:type="dxa"/>
+            <w:tcBorders>
+              <w:start w:val="single" w:sz="2" w:space="0" w:color="808080"/>
+              <w:bottom w:val="single" w:sz="2" w:space="0" w:color="808080"/>
+              <w:end w:val="single" w:sz="6" w:space="0" w:color="808080"/>
+            </w:tcBorders>
             <w:vAlign w:val="center"/>
           </w:tcPr>
           <w:p>
@@ -4784,8 +6630,12 @@
         <w:trPr/>
         <w:tc>
           <w:tcPr>
-            <w:tcW w:w="2219" w:type="dxa"/>
-            <w:tcBorders/>
+            <w:tcW w:w="2373" w:type="dxa"/>
+            <w:tcBorders>
+              <w:start w:val="single" w:sz="6" w:space="0" w:color="808080"/>
+              <w:bottom w:val="single" w:sz="2" w:space="0" w:color="808080"/>
+              <w:end w:val="single" w:sz="6" w:space="0" w:color="808080"/>
+            </w:tcBorders>
             <w:vAlign w:val="center"/>
           </w:tcPr>
           <w:p>
@@ -4806,8 +6656,12 @@
         </w:tc>
         <w:tc>
           <w:tcPr>
-            <w:tcW w:w="2664" w:type="dxa"/>
-            <w:tcBorders/>
+            <w:tcW w:w="2735" w:type="dxa"/>
+            <w:tcBorders>
+              <w:start w:val="single" w:sz="2" w:space="0" w:color="808080"/>
+              <w:bottom w:val="single" w:sz="2" w:space="0" w:color="808080"/>
+              <w:end w:val="single" w:sz="6" w:space="0" w:color="808080"/>
+            </w:tcBorders>
             <w:vAlign w:val="center"/>
           </w:tcPr>
           <w:p>
@@ -4826,8 +6680,12 @@
         </w:tc>
         <w:tc>
           <w:tcPr>
-            <w:tcW w:w="5323" w:type="dxa"/>
-            <w:tcBorders/>
+            <w:tcW w:w="5098" w:type="dxa"/>
+            <w:tcBorders>
+              <w:start w:val="single" w:sz="2" w:space="0" w:color="808080"/>
+              <w:bottom w:val="single" w:sz="2" w:space="0" w:color="808080"/>
+              <w:end w:val="single" w:sz="6" w:space="0" w:color="808080"/>
+            </w:tcBorders>
             <w:vAlign w:val="center"/>
           </w:tcPr>
           <w:p>
@@ -4849,8 +6707,12 @@
         <w:trPr/>
         <w:tc>
           <w:tcPr>
-            <w:tcW w:w="2219" w:type="dxa"/>
-            <w:tcBorders/>
+            <w:tcW w:w="2373" w:type="dxa"/>
+            <w:tcBorders>
+              <w:start w:val="single" w:sz="6" w:space="0" w:color="808080"/>
+              <w:bottom w:val="single" w:sz="2" w:space="0" w:color="808080"/>
+              <w:end w:val="single" w:sz="6" w:space="0" w:color="808080"/>
+            </w:tcBorders>
             <w:vAlign w:val="center"/>
           </w:tcPr>
           <w:p>
@@ -4871,8 +6733,12 @@
         </w:tc>
         <w:tc>
           <w:tcPr>
-            <w:tcW w:w="2664" w:type="dxa"/>
-            <w:tcBorders/>
+            <w:tcW w:w="2735" w:type="dxa"/>
+            <w:tcBorders>
+              <w:start w:val="single" w:sz="2" w:space="0" w:color="808080"/>
+              <w:bottom w:val="single" w:sz="2" w:space="0" w:color="808080"/>
+              <w:end w:val="single" w:sz="6" w:space="0" w:color="808080"/>
+            </w:tcBorders>
             <w:vAlign w:val="center"/>
           </w:tcPr>
           <w:p>
@@ -4891,8 +6757,12 @@
         </w:tc>
         <w:tc>
           <w:tcPr>
-            <w:tcW w:w="5323" w:type="dxa"/>
-            <w:tcBorders/>
+            <w:tcW w:w="5098" w:type="dxa"/>
+            <w:tcBorders>
+              <w:start w:val="single" w:sz="2" w:space="0" w:color="808080"/>
+              <w:bottom w:val="single" w:sz="2" w:space="0" w:color="808080"/>
+              <w:end w:val="single" w:sz="6" w:space="0" w:color="808080"/>
+            </w:tcBorders>
             <w:vAlign w:val="center"/>
           </w:tcPr>
           <w:p>
@@ -4914,8 +6784,12 @@
         <w:trPr/>
         <w:tc>
           <w:tcPr>
-            <w:tcW w:w="2219" w:type="dxa"/>
-            <w:tcBorders/>
+            <w:tcW w:w="2373" w:type="dxa"/>
+            <w:tcBorders>
+              <w:start w:val="single" w:sz="6" w:space="0" w:color="808080"/>
+              <w:bottom w:val="single" w:sz="2" w:space="0" w:color="808080"/>
+              <w:end w:val="single" w:sz="6" w:space="0" w:color="808080"/>
+            </w:tcBorders>
             <w:vAlign w:val="center"/>
           </w:tcPr>
           <w:p>
@@ -4936,8 +6810,12 @@
         </w:tc>
         <w:tc>
           <w:tcPr>
-            <w:tcW w:w="2664" w:type="dxa"/>
-            <w:tcBorders/>
+            <w:tcW w:w="2735" w:type="dxa"/>
+            <w:tcBorders>
+              <w:start w:val="single" w:sz="2" w:space="0" w:color="808080"/>
+              <w:bottom w:val="single" w:sz="2" w:space="0" w:color="808080"/>
+              <w:end w:val="single" w:sz="6" w:space="0" w:color="808080"/>
+            </w:tcBorders>
             <w:vAlign w:val="center"/>
           </w:tcPr>
           <w:p>
@@ -4956,8 +6834,12 @@
         </w:tc>
         <w:tc>
           <w:tcPr>
-            <w:tcW w:w="5323" w:type="dxa"/>
-            <w:tcBorders/>
+            <w:tcW w:w="5098" w:type="dxa"/>
+            <w:tcBorders>
+              <w:start w:val="single" w:sz="2" w:space="0" w:color="808080"/>
+              <w:bottom w:val="single" w:sz="2" w:space="0" w:color="808080"/>
+              <w:end w:val="single" w:sz="6" w:space="0" w:color="808080"/>
+            </w:tcBorders>
             <w:vAlign w:val="center"/>
           </w:tcPr>
           <w:p>
@@ -4979,8 +6861,12 @@
         <w:trPr/>
         <w:tc>
           <w:tcPr>
-            <w:tcW w:w="2219" w:type="dxa"/>
-            <w:tcBorders/>
+            <w:tcW w:w="2373" w:type="dxa"/>
+            <w:tcBorders>
+              <w:start w:val="single" w:sz="6" w:space="0" w:color="808080"/>
+              <w:bottom w:val="single" w:sz="6" w:space="0" w:color="808080"/>
+              <w:end w:val="single" w:sz="6" w:space="0" w:color="808080"/>
+            </w:tcBorders>
             <w:vAlign w:val="center"/>
           </w:tcPr>
           <w:p>
@@ -5011,8 +6897,12 @@
         </w:tc>
         <w:tc>
           <w:tcPr>
-            <w:tcW w:w="2664" w:type="dxa"/>
-            <w:tcBorders/>
+            <w:tcW w:w="2735" w:type="dxa"/>
+            <w:tcBorders>
+              <w:start w:val="single" w:sz="2" w:space="0" w:color="808080"/>
+              <w:bottom w:val="single" w:sz="6" w:space="0" w:color="808080"/>
+              <w:end w:val="single" w:sz="6" w:space="0" w:color="808080"/>
+            </w:tcBorders>
             <w:vAlign w:val="center"/>
           </w:tcPr>
           <w:p>
@@ -5031,8 +6921,12 @@
         </w:tc>
         <w:tc>
           <w:tcPr>
-            <w:tcW w:w="5323" w:type="dxa"/>
-            <w:tcBorders/>
+            <w:tcW w:w="5098" w:type="dxa"/>
+            <w:tcBorders>
+              <w:start w:val="single" w:sz="2" w:space="0" w:color="808080"/>
+              <w:bottom w:val="single" w:sz="6" w:space="0" w:color="808080"/>
+              <w:end w:val="single" w:sz="6" w:space="0" w:color="808080"/>
+            </w:tcBorders>
             <w:vAlign w:val="center"/>
           </w:tcPr>
           <w:p>
@@ -5064,6 +6958,7 @@
     <w:p>
       <w:pPr>
         <w:pStyle w:val="Heading2"/>
+        <w:keepNext w:val="true"/>
         <w:numPr>
           <w:ilvl w:val="0"/>
           <w:numId w:val="0"/>
@@ -5242,95 +7137,102 @@
         <w:t xml:space="preserve"> — динамика появления новых взаимодействий по программам и организациям за период. </w:t>
       </w:r>
     </w:p>
-    <w:p>
-      <w:pPr>
-        <w:pStyle w:val="BodyText"/>
-        <w:bidi w:val="0"/>
-        <w:spacing w:before="240" w:after="240"/>
-        <w:ind w:hanging="0" w:start="240" w:end="240"/>
-        <w:jc w:val="start"/>
-        <w:rPr/>
-      </w:pPr>
-      <w:r>
-        <w:rPr>
-          <w:rStyle w:val="Strong"/>
-          <w:bdr w:val="single" w:sz="24" w:space="12" w:color="7700FF"/>
-          <w:shd w:fill="F8F9FC" w:val="clear"/>
-        </w:rPr>
-        <w:t>Чистая генерация форматов (Pure Stdlib XLSX/PDF/CSV):</w:t>
-      </w:r>
-      <w:r>
-        <w:rPr>
-          <w:bdr w:val="single" w:sz="24" w:space="12" w:color="7700FF"/>
-          <w:shd w:fill="F8F9FC" w:val="clear"/>
-        </w:rPr>
-        <w:br/>
-        <w:t xml:space="preserve">Формирование XLSX осуществляется через генерацию OpenXML спецификации (XML + ZIP) стандартным модулем </w:t>
-      </w:r>
-      <w:r>
-        <w:rPr>
-          <w:rStyle w:val="Style13"/>
-          <w:bdr w:val="single" w:sz="24" w:space="12" w:color="7700FF"/>
-          <w:shd w:fill="F8F9FC" w:val="clear"/>
-        </w:rPr>
-        <w:t>zipfile</w:t>
-      </w:r>
-      <w:r>
-        <w:rPr>
-          <w:bdr w:val="single" w:sz="24" w:space="12" w:color="7700FF"/>
-          <w:shd w:fill="F8F9FC" w:val="clear"/>
-        </w:rPr>
-        <w:t xml:space="preserve">. PDF формируется чистым генератором без сторонних бинарных утилит. Все ячейки экранируются от </w:t>
-      </w:r>
-      <w:r>
-        <w:rPr>
-          <w:rStyle w:val="Strong"/>
-          <w:bdr w:val="single" w:sz="24" w:space="12" w:color="7700FF"/>
-          <w:shd w:fill="F8F9FC" w:val="clear"/>
-        </w:rPr>
-        <w:t>CSV Formula Injection (CWE-1236)</w:t>
-      </w:r>
-      <w:r>
-        <w:rPr>
-          <w:bdr w:val="single" w:sz="24" w:space="12" w:color="7700FF"/>
-          <w:shd w:fill="F8F9FC" w:val="clear"/>
-        </w:rPr>
-        <w:t xml:space="preserve">: значения, начинающиеся с символов </w:t>
-      </w:r>
-      <w:r>
-        <w:rPr>
-          <w:rStyle w:val="Style13"/>
-          <w:bdr w:val="single" w:sz="24" w:space="12" w:color="7700FF"/>
-          <w:shd w:fill="F8F9FC" w:val="clear"/>
-        </w:rPr>
-        <w:t xml:space="preserve">=, +, -, @, , </w:t>
-      </w:r>
-      <w:r>
-        <w:rPr>
-          <w:bdr w:val="single" w:sz="24" w:space="12" w:color="7700FF"/>
-          <w:shd w:fill="F8F9FC" w:val="clear"/>
-        </w:rPr>
-        <w:t xml:space="preserve">, префиксируются апострофом </w:t>
-      </w:r>
-      <w:r>
-        <w:rPr>
-          <w:rStyle w:val="Style13"/>
-          <w:bdr w:val="single" w:sz="24" w:space="12" w:color="7700FF"/>
-          <w:shd w:fill="F8F9FC" w:val="clear"/>
-        </w:rPr>
-        <w:t>'</w:t>
-      </w:r>
-      <w:r>
-        <w:rPr>
-          <w:bdr w:val="single" w:sz="24" w:space="12" w:color="7700FF"/>
-          <w:shd w:fill="F8F9FC" w:val="clear"/>
-        </w:rPr>
-        <w:t xml:space="preserve">. </w:t>
-      </w:r>
-    </w:p>
+    <w:tbl>
+      <w:tblPr>
+        <w:tblW w:w="10206" w:type="dxa"/>
+        <w:jc w:val="start"/>
+        <w:tblInd w:w="-30" w:type="dxa"/>
+        <w:shd w:fill="F8F9FC" w:val="clear"/>
+        <w:tblLayout w:type="fixed"/>
+        <w:tblCellMar>
+          <w:top w:w="0" w:type="dxa"/>
+          <w:start w:w="240" w:type="dxa"/>
+          <w:bottom w:w="0" w:type="dxa"/>
+          <w:end w:w="0" w:type="dxa"/>
+        </w:tblCellMar>
+      </w:tblPr>
+      <w:tblGrid>
+        <w:gridCol w:w="10206"/>
+      </w:tblGrid>
+      <w:tr>
+        <w:trPr/>
+        <w:tc>
+          <w:tcPr>
+            <w:tcW w:w="10206" w:type="dxa"/>
+            <w:tcBorders>
+              <w:start w:val="single" w:sz="24" w:space="0" w:color="7700FF"/>
+            </w:tcBorders>
+            <w:shd w:fill="F8F9FC" w:val="clear"/>
+            <w:vAlign w:val="center"/>
+          </w:tcPr>
+          <w:p>
+            <w:pPr>
+              <w:pStyle w:val="Style17"/>
+              <w:bidi w:val="0"/>
+              <w:spacing w:before="0" w:after="283"/>
+              <w:ind w:hanging="0" w:start="0" w:end="0"/>
+              <w:jc w:val="start"/>
+              <w:rPr/>
+            </w:pPr>
+            <w:r>
+              <w:rPr>
+                <w:rStyle w:val="Strong"/>
+              </w:rPr>
+              <w:t>Чистая генерация форматов (Pure Stdlib XLSX/PDF/CSV):</w:t>
+            </w:r>
+            <w:r>
+              <w:rPr/>
+              <w:br/>
+              <w:t xml:space="preserve">Формирование XLSX осуществляется через генерацию OpenXML спецификации (XML + ZIP) стандартным модулем </w:t>
+            </w:r>
+            <w:r>
+              <w:rPr>
+                <w:rStyle w:val="Style13"/>
+              </w:rPr>
+              <w:t>zipfile</w:t>
+            </w:r>
+            <w:r>
+              <w:rPr/>
+              <w:t xml:space="preserve">. PDF формируется чистым генератором без сторонних бинарных утилит. Все ячейки экранируются от </w:t>
+            </w:r>
+            <w:r>
+              <w:rPr>
+                <w:rStyle w:val="Strong"/>
+              </w:rPr>
+              <w:t>CSV Formula Injection (CWE-1236)</w:t>
+            </w:r>
+            <w:r>
+              <w:rPr/>
+              <w:t xml:space="preserve">: значения, начинающиеся с символов </w:t>
+            </w:r>
+            <w:r>
+              <w:rPr>
+                <w:rStyle w:val="Style13"/>
+              </w:rPr>
+              <w:t xml:space="preserve">=, +, -, @, , </w:t>
+            </w:r>
+            <w:r>
+              <w:rPr/>
+              <w:t xml:space="preserve">, префиксируются апострофом </w:t>
+            </w:r>
+            <w:r>
+              <w:rPr>
+                <w:rStyle w:val="Style13"/>
+              </w:rPr>
+              <w:t>'</w:t>
+            </w:r>
+            <w:r>
+              <w:rPr/>
+              <w:t xml:space="preserve">. </w:t>
+            </w:r>
+          </w:p>
+        </w:tc>
+      </w:tr>
+    </w:tbl>
     <w:p>
       <w:pPr>
         <w:pStyle w:val="Heading2"/>
+        <w:keepNext w:val="true"/>
         <w:numPr>
           <w:ilvl w:val="0"/>
           <w:numId w:val="0"/>
@@ -5565,6 +7467,7 @@
     <w:p>
       <w:pPr>
         <w:pStyle w:val="Heading2"/>
+        <w:keepNext w:val="true"/>
         <w:numPr>
           <w:ilvl w:val="0"/>
           <w:numId w:val="0"/>
@@ -5582,173 +7485,154 @@
         <w:t>3.5. Инварианты информационной безопасности (152-ФЗ, ФСТЭК №117)</w:t>
       </w:r>
     </w:p>
-    <w:p>
-      <w:pPr>
-        <w:pStyle w:val="BodyText"/>
-        <w:bidi w:val="0"/>
-        <w:spacing w:before="240" w:after="240"/>
-        <w:ind w:hanging="0" w:start="240" w:end="240"/>
-        <w:jc w:val="start"/>
-        <w:rPr/>
-      </w:pPr>
-      <w:r>
-        <w:rPr>
-          <w:rStyle w:val="Strong"/>
-          <w:bdr w:val="single" w:sz="24" w:space="12" w:color="F79009"/>
-          <w:shd w:fill="FFFAEB" w:val="clear"/>
-        </w:rPr>
-        <w:t>Обязательные требования защищённости информации:</w:t>
-      </w:r>
-      <w:r>
-        <w:rPr>
-          <w:bdr w:val="single" w:sz="24" w:space="12" w:color="F79009"/>
-          <w:shd w:fill="FFFAEB" w:val="clear"/>
-        </w:rPr>
-        <w:br/>
-        <w:t xml:space="preserve">1. </w:t>
-      </w:r>
-      <w:r>
-        <w:rPr>
-          <w:rStyle w:val="Strong"/>
-          <w:bdr w:val="single" w:sz="24" w:space="12" w:color="F79009"/>
-          <w:shd w:fill="FFFAEB" w:val="clear"/>
-        </w:rPr>
-        <w:t>Сокрытие существования чужих данных (Zero-Oracle Principle):</w:t>
-      </w:r>
-      <w:r>
-        <w:rPr>
-          <w:bdr w:val="single" w:sz="24" w:space="12" w:color="F79009"/>
-          <w:shd w:fill="FFFAEB" w:val="clear"/>
-        </w:rPr>
-        <w:t xml:space="preserve"> попытка несанкционированного обращения менеджера к взаимодействию чужого вуза или куратора возвращает строгий код </w:t>
-      </w:r>
-      <w:r>
-        <w:rPr>
-          <w:rStyle w:val="Style13"/>
-          <w:bdr w:val="single" w:sz="24" w:space="12" w:color="F79009"/>
-          <w:shd w:fill="FFFAEB" w:val="clear"/>
-        </w:rPr>
-        <w:t>404 Not Found</w:t>
-      </w:r>
-      <w:r>
-        <w:rPr>
-          <w:bdr w:val="single" w:sz="24" w:space="12" w:color="F79009"/>
-          <w:shd w:fill="FFFAEB" w:val="clear"/>
-        </w:rPr>
-        <w:t xml:space="preserve"> вместо </w:t>
-      </w:r>
-      <w:r>
-        <w:rPr>
-          <w:rStyle w:val="Style13"/>
-          <w:bdr w:val="single" w:sz="24" w:space="12" w:color="F79009"/>
-          <w:shd w:fill="FFFAEB" w:val="clear"/>
-        </w:rPr>
-        <w:t>403 Forbidden</w:t>
-      </w:r>
-      <w:r>
-        <w:rPr>
-          <w:bdr w:val="single" w:sz="24" w:space="12" w:color="F79009"/>
-          <w:shd w:fill="FFFAEB" w:val="clear"/>
-        </w:rPr>
-        <w:t>, исключая разведку идентификаторов.</w:t>
-        <w:br/>
-        <w:t xml:space="preserve">2. </w:t>
-      </w:r>
-      <w:r>
-        <w:rPr>
-          <w:rStyle w:val="Strong"/>
-          <w:bdr w:val="single" w:sz="24" w:space="12" w:color="F79009"/>
-          <w:shd w:fill="FFFAEB" w:val="clear"/>
-        </w:rPr>
-        <w:t>Хранение токенов strictly in-memory:</w:t>
-      </w:r>
-      <w:r>
-        <w:rPr>
-          <w:bdr w:val="single" w:sz="24" w:space="12" w:color="F79009"/>
-          <w:shd w:fill="FFFAEB" w:val="clear"/>
-        </w:rPr>
-        <w:t xml:space="preserve"> JWT токены сессии хранятся исключительно в оперативной памяти JavaScript-контекста. Использование </w:t>
-      </w:r>
-      <w:r>
-        <w:rPr>
-          <w:rStyle w:val="Style13"/>
-          <w:bdr w:val="single" w:sz="24" w:space="12" w:color="F79009"/>
-          <w:shd w:fill="FFFAEB" w:val="clear"/>
-        </w:rPr>
-        <w:t>localStorage</w:t>
-      </w:r>
-      <w:r>
-        <w:rPr>
-          <w:bdr w:val="single" w:sz="24" w:space="12" w:color="F79009"/>
-          <w:shd w:fill="FFFAEB" w:val="clear"/>
-        </w:rPr>
-        <w:t xml:space="preserve"> или </w:t>
-      </w:r>
-      <w:r>
-        <w:rPr>
-          <w:rStyle w:val="Style13"/>
-          <w:bdr w:val="single" w:sz="24" w:space="12" w:color="F79009"/>
-          <w:shd w:fill="FFFAEB" w:val="clear"/>
-        </w:rPr>
-        <w:t>sessionStorage</w:t>
-      </w:r>
-      <w:r>
-        <w:rPr>
-          <w:bdr w:val="single" w:sz="24" w:space="12" w:color="F79009"/>
-          <w:shd w:fill="FFFAEB" w:val="clear"/>
-        </w:rPr>
-        <w:t xml:space="preserve"> категорически запрещено (защита от XSS-кражи токенов).</w:t>
-        <w:br/>
-        <w:t xml:space="preserve">3. </w:t>
-      </w:r>
-      <w:r>
-        <w:rPr>
-          <w:rStyle w:val="Strong"/>
-          <w:bdr w:val="single" w:sz="24" w:space="12" w:color="F79009"/>
-          <w:shd w:fill="FFFAEB" w:val="clear"/>
-        </w:rPr>
-        <w:t>Потоковый антивирусный контроль ClamAV:</w:t>
-      </w:r>
-      <w:r>
-        <w:rPr>
-          <w:bdr w:val="single" w:sz="24" w:space="12" w:color="F79009"/>
-          <w:shd w:fill="FFFAEB" w:val="clear"/>
-        </w:rPr>
-        <w:t xml:space="preserve"> файлы сканируются на лету через сокет демона до сохранения на файловую систему. Загрузка вирусных сигнатур (включая тестовый EICAR-Standard) немедленно прерывается с возвратом ошибки карантина.</w:t>
-        <w:br/>
-        <w:t xml:space="preserve">4. </w:t>
-      </w:r>
-      <w:r>
-        <w:rPr>
-          <w:rStyle w:val="Strong"/>
-          <w:bdr w:val="single" w:sz="24" w:space="12" w:color="F79009"/>
-          <w:shd w:fill="FFFAEB" w:val="clear"/>
-        </w:rPr>
-        <w:t>Валидация типов файлов:</w:t>
-      </w:r>
-      <w:r>
-        <w:rPr>
-          <w:bdr w:val="single" w:sz="24" w:space="12" w:color="F79009"/>
-          <w:shd w:fill="FFFAEB" w:val="clear"/>
-        </w:rPr>
-        <w:t xml:space="preserve"> проверка по белому списку из 10 расширений ТЗ (</w:t>
-      </w:r>
-      <w:r>
-        <w:rPr>
-          <w:rStyle w:val="Style13"/>
-          <w:bdr w:val="single" w:sz="24" w:space="12" w:color="F79009"/>
-          <w:shd w:fill="FFFAEB" w:val="clear"/>
-        </w:rPr>
-        <w:t>png, jpeg, pdf, zip, gzip, rar, doc, docx, xls, xlsx</w:t>
-      </w:r>
-      <w:r>
-        <w:rPr>
-          <w:bdr w:val="single" w:sz="24" w:space="12" w:color="F79009"/>
-          <w:shd w:fill="FFFAEB" w:val="clear"/>
-        </w:rPr>
-        <w:t xml:space="preserve">) с валидацией Magic Bytes заголовков. Максимальный размер файла строго ограничен 25 МБ (26 214 400 байт). </w:t>
-      </w:r>
-    </w:p>
+    <w:tbl>
+      <w:tblPr>
+        <w:tblW w:w="10206" w:type="dxa"/>
+        <w:jc w:val="start"/>
+        <w:tblInd w:w="-30" w:type="dxa"/>
+        <w:shd w:fill="FFFAEB" w:val="clear"/>
+        <w:tblLayout w:type="fixed"/>
+        <w:tblCellMar>
+          <w:top w:w="0" w:type="dxa"/>
+          <w:start w:w="240" w:type="dxa"/>
+          <w:bottom w:w="0" w:type="dxa"/>
+          <w:end w:w="0" w:type="dxa"/>
+        </w:tblCellMar>
+      </w:tblPr>
+      <w:tblGrid>
+        <w:gridCol w:w="10206"/>
+      </w:tblGrid>
+      <w:tr>
+        <w:trPr/>
+        <w:tc>
+          <w:tcPr>
+            <w:tcW w:w="10206" w:type="dxa"/>
+            <w:tcBorders>
+              <w:start w:val="single" w:sz="24" w:space="0" w:color="F79009"/>
+            </w:tcBorders>
+            <w:shd w:fill="FFFAEB" w:val="clear"/>
+            <w:vAlign w:val="center"/>
+          </w:tcPr>
+          <w:p>
+            <w:pPr>
+              <w:pStyle w:val="Style17"/>
+              <w:bidi w:val="0"/>
+              <w:spacing w:before="0" w:after="283"/>
+              <w:ind w:hanging="0" w:start="0" w:end="0"/>
+              <w:jc w:val="start"/>
+              <w:rPr/>
+            </w:pPr>
+            <w:r>
+              <w:rPr>
+                <w:rStyle w:val="Strong"/>
+              </w:rPr>
+              <w:t>Обязательные требования защищённости информации:</w:t>
+            </w:r>
+            <w:r>
+              <w:rPr/>
+              <w:br/>
+              <w:t xml:space="preserve">1. </w:t>
+            </w:r>
+            <w:r>
+              <w:rPr>
+                <w:rStyle w:val="Strong"/>
+              </w:rPr>
+              <w:t>Сокрытие существования чужих данных (Zero-Oracle Principle):</w:t>
+            </w:r>
+            <w:r>
+              <w:rPr/>
+              <w:t xml:space="preserve"> попытка несанкционированного обращения менеджера к взаимодействию чужого вуза или куратора возвращает строгий код </w:t>
+            </w:r>
+            <w:r>
+              <w:rPr>
+                <w:rStyle w:val="Style13"/>
+              </w:rPr>
+              <w:t>404 Not Found</w:t>
+            </w:r>
+            <w:r>
+              <w:rPr/>
+              <w:t xml:space="preserve"> вместо </w:t>
+            </w:r>
+            <w:r>
+              <w:rPr>
+                <w:rStyle w:val="Style13"/>
+              </w:rPr>
+              <w:t>403 Forbidden</w:t>
+            </w:r>
+            <w:r>
+              <w:rPr/>
+              <w:t>, исключая разведку идентификаторов.</w:t>
+              <w:br/>
+              <w:t xml:space="preserve">2. </w:t>
+            </w:r>
+            <w:r>
+              <w:rPr>
+                <w:rStyle w:val="Strong"/>
+              </w:rPr>
+              <w:t>Хранение токенов strictly in-memory:</w:t>
+            </w:r>
+            <w:r>
+              <w:rPr/>
+              <w:t xml:space="preserve"> JWT токены сессии хранятся исключительно в оперативной памяти JavaScript-контекста. Использование </w:t>
+            </w:r>
+            <w:r>
+              <w:rPr>
+                <w:rStyle w:val="Style13"/>
+              </w:rPr>
+              <w:t>localStorage</w:t>
+            </w:r>
+            <w:r>
+              <w:rPr/>
+              <w:t xml:space="preserve"> или </w:t>
+            </w:r>
+            <w:r>
+              <w:rPr>
+                <w:rStyle w:val="Style13"/>
+              </w:rPr>
+              <w:t>sessionStorage</w:t>
+            </w:r>
+            <w:r>
+              <w:rPr/>
+              <w:t xml:space="preserve"> категорически запрещено (защита от XSS-кражи токенов).</w:t>
+              <w:br/>
+              <w:t xml:space="preserve">3. </w:t>
+            </w:r>
+            <w:r>
+              <w:rPr>
+                <w:rStyle w:val="Strong"/>
+              </w:rPr>
+              <w:t>Потоковый антивирусный контроль ClamAV:</w:t>
+            </w:r>
+            <w:r>
+              <w:rPr/>
+              <w:t xml:space="preserve"> файлы сканируются на лету через сокет демона до сохранения на файловую систему. Загрузка вирусных сигнатур (включая тестовый EICAR-Standard) немедленно прерывается с возвратом ошибки карантина.</w:t>
+              <w:br/>
+              <w:t xml:space="preserve">4. </w:t>
+            </w:r>
+            <w:r>
+              <w:rPr>
+                <w:rStyle w:val="Strong"/>
+              </w:rPr>
+              <w:t>Валидация типов файлов:</w:t>
+            </w:r>
+            <w:r>
+              <w:rPr/>
+              <w:t xml:space="preserve"> проверка по белому списку из 10 расширений ТЗ (</w:t>
+            </w:r>
+            <w:r>
+              <w:rPr>
+                <w:rStyle w:val="Style13"/>
+              </w:rPr>
+              <w:t>png, jpeg, pdf, zip, gzip, rar, doc, docx, xls, xlsx</w:t>
+            </w:r>
+            <w:r>
+              <w:rPr/>
+              <w:t xml:space="preserve">) с валидацией Magic Bytes заголовков. Максимальный размер файла строго ограничен 25 МБ (26 214 400 байт). </w:t>
+            </w:r>
+          </w:p>
+        </w:tc>
+      </w:tr>
+    </w:tbl>
     <w:p>
       <w:pPr>
         <w:pStyle w:val="Heading1"/>
@@ -5765,6 +7649,7 @@
     <w:p>
       <w:pPr>
         <w:pStyle w:val="Heading2"/>
+        <w:keepNext w:val="true"/>
         <w:numPr>
           <w:ilvl w:val="0"/>
           <w:numId w:val="0"/>
@@ -5876,6 +7761,7 @@
     <w:p>
       <w:pPr>
         <w:pStyle w:val="Heading2"/>
+        <w:keepNext w:val="true"/>
         <w:numPr>
           <w:ilvl w:val="0"/>
           <w:numId w:val="0"/>
@@ -5920,7 +7806,7 @@
         <w:rPr/>
         <w:drawing>
           <wp:inline distT="0" distB="0" distL="0" distR="0">
-            <wp:extent cx="13716000" cy="8572500"/>
+            <wp:extent cx="6191250" cy="3867150"/>
             <wp:effectExtent l="0" t="0" r="0" b="0"/>
             <wp:docPr id="1" name="Изображение1" title="Рабочий обзор менеджера"/>
             <wp:cNvGraphicFramePr>
@@ -5937,7 +7823,7 @@
                   </pic:nvPicPr>
                   <pic:blipFill>
                     <a:blip r:embed="rId2"/>
-                    <a:srcRect l="-73" t="-118" r="0" b="-118"/>
+                    <a:srcRect l="-163" t="-261" r="0" b="-261"/>
                     <a:stretch>
                       <a:fillRect/>
                     </a:stretch>
@@ -5945,7 +7831,7 @@
                   <pic:spPr bwMode="auto">
                     <a:xfrm>
                       <a:off x="0" y="0"/>
-                      <a:ext cx="13716000" cy="8572500"/>
+                      <a:ext cx="6191250" cy="3867150"/>
                     </a:xfrm>
                     <a:prstGeom prst="rect">
                       <a:avLst/>
@@ -5994,6 +7880,7 @@
     <w:p>
       <w:pPr>
         <w:pStyle w:val="Heading2"/>
+        <w:keepNext w:val="true"/>
         <w:numPr>
           <w:ilvl w:val="0"/>
           <w:numId w:val="0"/>
@@ -6114,6 +8001,7 @@
     <w:p>
       <w:pPr>
         <w:pStyle w:val="Heading2"/>
+        <w:keepNext w:val="true"/>
         <w:numPr>
           <w:ilvl w:val="0"/>
           <w:numId w:val="0"/>
@@ -6269,7 +8157,7 @@
         <w:rPr/>
         <w:drawing>
           <wp:inline distT="0" distB="0" distL="0" distR="0">
-            <wp:extent cx="13716000" cy="8572500"/>
+            <wp:extent cx="6191250" cy="3867150"/>
             <wp:effectExtent l="0" t="0" r="0" b="0"/>
             <wp:docPr id="2" name="Изображение2" title="Карточка взаимодействия и документооборот"/>
             <wp:cNvGraphicFramePr>
@@ -6286,7 +8174,7 @@
                   </pic:nvPicPr>
                   <pic:blipFill>
                     <a:blip r:embed="rId3"/>
-                    <a:srcRect l="-73" t="-118" r="0" b="-118"/>
+                    <a:srcRect l="-163" t="-261" r="0" b="-261"/>
                     <a:stretch>
                       <a:fillRect/>
                     </a:stretch>
@@ -6294,7 +8182,7 @@
                   <pic:spPr bwMode="auto">
                     <a:xfrm>
                       <a:off x="0" y="0"/>
-                      <a:ext cx="13716000" cy="8572500"/>
+                      <a:ext cx="6191250" cy="3867150"/>
                     </a:xfrm>
                     <a:prstGeom prst="rect">
                       <a:avLst/>
@@ -6343,6 +8231,7 @@
     <w:p>
       <w:pPr>
         <w:pStyle w:val="Heading2"/>
+        <w:keepNext w:val="true"/>
         <w:numPr>
           <w:ilvl w:val="0"/>
           <w:numId w:val="0"/>
@@ -6387,7 +8276,7 @@
         <w:rPr/>
         <w:drawing>
           <wp:inline distT="0" distB="0" distL="0" distR="0">
-            <wp:extent cx="13716000" cy="8572500"/>
+            <wp:extent cx="6191250" cy="3867150"/>
             <wp:effectExtent l="0" t="0" r="0" b="0"/>
             <wp:docPr id="3" name="Изображение3" title="Назначение куратора организации"/>
             <wp:cNvGraphicFramePr>
@@ -6404,7 +8293,7 @@
                   </pic:nvPicPr>
                   <pic:blipFill>
                     <a:blip r:embed="rId4"/>
-                    <a:srcRect l="-73" t="-118" r="0" b="-118"/>
+                    <a:srcRect l="-163" t="-261" r="0" b="-261"/>
                     <a:stretch>
                       <a:fillRect/>
                     </a:stretch>
@@ -6412,7 +8301,7 @@
                   <pic:spPr bwMode="auto">
                     <a:xfrm>
                       <a:off x="0" y="0"/>
-                      <a:ext cx="13716000" cy="8572500"/>
+                      <a:ext cx="6191250" cy="3867150"/>
                     </a:xfrm>
                     <a:prstGeom prst="rect">
                       <a:avLst/>
@@ -6461,6 +8350,7 @@
     <w:p>
       <w:pPr>
         <w:pStyle w:val="Heading2"/>
+        <w:keepNext w:val="true"/>
         <w:numPr>
           <w:ilvl w:val="0"/>
           <w:numId w:val="0"/>
@@ -6524,6 +8414,7 @@
     <w:p>
       <w:pPr>
         <w:pStyle w:val="Heading2"/>
+        <w:keepNext w:val="true"/>
         <w:numPr>
           <w:ilvl w:val="0"/>
           <w:numId w:val="0"/>
@@ -6578,7 +8469,7 @@
         <w:rPr/>
         <w:drawing>
           <wp:inline distT="0" distB="0" distL="0" distR="0">
-            <wp:extent cx="13716000" cy="8572500"/>
+            <wp:extent cx="6191250" cy="3867150"/>
             <wp:effectExtent l="0" t="0" r="0" b="0"/>
             <wp:docPr id="4" name="Изображение4" title="Симулятор сбоев и обработка ошибок"/>
             <wp:cNvGraphicFramePr>
@@ -6595,7 +8486,7 @@
                   </pic:nvPicPr>
                   <pic:blipFill>
                     <a:blip r:embed="rId5"/>
-                    <a:srcRect l="-73" t="-118" r="0" b="-118"/>
+                    <a:srcRect l="-163" t="-261" r="0" b="-261"/>
                     <a:stretch>
                       <a:fillRect/>
                     </a:stretch>
@@ -6603,7 +8494,7 @@
                   <pic:spPr bwMode="auto">
                     <a:xfrm>
                       <a:off x="0" y="0"/>
-                      <a:ext cx="13716000" cy="8572500"/>
+                      <a:ext cx="6191250" cy="3867150"/>
                     </a:xfrm>
                     <a:prstGeom prst="rect">
                       <a:avLst/>
@@ -6665,6 +8556,7 @@
     <w:p>
       <w:pPr>
         <w:pStyle w:val="Heading2"/>
+        <w:keepNext w:val="true"/>
         <w:numPr>
           <w:ilvl w:val="0"/>
           <w:numId w:val="0"/>
@@ -6769,7 +8661,7 @@
         <w:rPr/>
         <w:drawing>
           <wp:inline distT="0" distB="0" distL="0" distR="0">
-            <wp:extent cx="13716000" cy="8572500"/>
+            <wp:extent cx="6191250" cy="3867150"/>
             <wp:effectExtent l="0" t="0" r="0" b="0"/>
             <wp:docPr id="5" name="Изображение5" title="Панель администратора"/>
             <wp:cNvGraphicFramePr>
@@ -6786,7 +8678,7 @@
                   </pic:nvPicPr>
                   <pic:blipFill>
                     <a:blip r:embed="rId6"/>
-                    <a:srcRect l="-73" t="-118" r="0" b="-118"/>
+                    <a:srcRect l="-163" t="-261" r="0" b="-261"/>
                     <a:stretch>
                       <a:fillRect/>
                     </a:stretch>
@@ -6794,7 +8686,7 @@
                   <pic:spPr bwMode="auto">
                     <a:xfrm>
                       <a:off x="0" y="0"/>
-                      <a:ext cx="13716000" cy="8572500"/>
+                      <a:ext cx="6191250" cy="3867150"/>
                     </a:xfrm>
                     <a:prstGeom prst="rect">
                       <a:avLst/>
@@ -6843,6 +8735,7 @@
     <w:p>
       <w:pPr>
         <w:pStyle w:val="Heading2"/>
+        <w:keepNext w:val="true"/>
         <w:numPr>
           <w:ilvl w:val="0"/>
           <w:numId w:val="0"/>
@@ -7003,6 +8896,7 @@
     <w:p>
       <w:pPr>
         <w:pStyle w:val="Heading2"/>
+        <w:keepNext w:val="true"/>
         <w:numPr>
           <w:ilvl w:val="0"/>
           <w:numId w:val="0"/>
@@ -7111,6 +9005,7 @@
     <w:p>
       <w:pPr>
         <w:pStyle w:val="Heading2"/>
+        <w:keepNext w:val="true"/>
         <w:numPr>
           <w:ilvl w:val="0"/>
           <w:numId w:val="0"/>
@@ -7128,77 +9023,88 @@
         <w:t>5.4. Регламент резервного копирования и восстановления данных</w:t>
       </w:r>
     </w:p>
-    <w:p>
-      <w:pPr>
-        <w:pStyle w:val="BodyText"/>
-        <w:bidi w:val="0"/>
-        <w:spacing w:before="240" w:after="240"/>
-        <w:ind w:hanging="0" w:start="240" w:end="240"/>
-        <w:jc w:val="start"/>
-        <w:rPr/>
-      </w:pPr>
-      <w:r>
-        <w:rPr>
-          <w:rStyle w:val="Strong"/>
-          <w:bdr w:val="single" w:sz="24" w:space="12" w:color="7700FF"/>
-          <w:shd w:fill="F8F9FC" w:val="clear"/>
-        </w:rPr>
-        <w:t>Резервное копирование БД PostgreSQL:</w:t>
-      </w:r>
-      <w:r>
-        <w:rPr>
-          <w:bdr w:val="single" w:sz="24" w:space="12" w:color="7700FF"/>
-          <w:shd w:fill="F8F9FC" w:val="clear"/>
-        </w:rPr>
-        <w:br/>
-      </w:r>
-      <w:r>
-        <w:rPr>
-          <w:rStyle w:val="Style13"/>
-          <w:bdr w:val="single" w:sz="24" w:space="12" w:color="7700FF"/>
-          <w:shd w:fill="F8F9FC" w:val="clear"/>
-        </w:rPr>
-        <w:t>docker compose exec -T postgres pg_dump -U rtk_bootstrap rtk_crm | gzip &gt; backup_crm_$(date +%Y%m%d_%H%M%S).sql.gz</w:t>
-      </w:r>
-      <w:r>
-        <w:rPr>
-          <w:bdr w:val="single" w:sz="24" w:space="12" w:color="7700FF"/>
-          <w:shd w:fill="F8F9FC" w:val="clear"/>
-        </w:rPr>
-        <w:br/>
-        <w:br/>
-      </w:r>
-      <w:r>
-        <w:rPr>
-          <w:rStyle w:val="Strong"/>
-          <w:bdr w:val="single" w:sz="24" w:space="12" w:color="7700FF"/>
-          <w:shd w:fill="F8F9FC" w:val="clear"/>
-        </w:rPr>
-        <w:t>Резервное копирование файлового хранилища:</w:t>
-      </w:r>
-      <w:r>
-        <w:rPr>
-          <w:bdr w:val="single" w:sz="24" w:space="12" w:color="7700FF"/>
-          <w:shd w:fill="F8F9FC" w:val="clear"/>
-        </w:rPr>
-        <w:br/>
-      </w:r>
-      <w:r>
-        <w:rPr>
-          <w:rStyle w:val="Style13"/>
-          <w:bdr w:val="single" w:sz="24" w:space="12" w:color="7700FF"/>
-          <w:shd w:fill="F8F9FC" w:val="clear"/>
-        </w:rPr>
-        <w:t>docker run --rm -v rtk-crm_storage-data:/data -v $(pwd):/backup alpine tar -czf /backup/storage_$(date +%Y%m%d).tar.gz -C /data .</w:t>
-      </w:r>
-      <w:r>
-        <w:rPr>
-          <w:bdr w:val="single" w:sz="24" w:space="12" w:color="7700FF"/>
-          <w:shd w:fill="F8F9FC" w:val="clear"/>
-        </w:rPr>
-        <w:t xml:space="preserve"> </w:t>
-      </w:r>
-    </w:p>
+    <w:tbl>
+      <w:tblPr>
+        <w:tblW w:w="10206" w:type="dxa"/>
+        <w:jc w:val="start"/>
+        <w:tblInd w:w="-30" w:type="dxa"/>
+        <w:shd w:fill="F8F9FC" w:val="clear"/>
+        <w:tblLayout w:type="fixed"/>
+        <w:tblCellMar>
+          <w:top w:w="0" w:type="dxa"/>
+          <w:start w:w="240" w:type="dxa"/>
+          <w:bottom w:w="0" w:type="dxa"/>
+          <w:end w:w="0" w:type="dxa"/>
+        </w:tblCellMar>
+      </w:tblPr>
+      <w:tblGrid>
+        <w:gridCol w:w="10206"/>
+      </w:tblGrid>
+      <w:tr>
+        <w:trPr/>
+        <w:tc>
+          <w:tcPr>
+            <w:tcW w:w="10206" w:type="dxa"/>
+            <w:tcBorders>
+              <w:start w:val="single" w:sz="24" w:space="0" w:color="7700FF"/>
+            </w:tcBorders>
+            <w:shd w:fill="F8F9FC" w:val="clear"/>
+            <w:vAlign w:val="center"/>
+          </w:tcPr>
+          <w:p>
+            <w:pPr>
+              <w:pStyle w:val="Style17"/>
+              <w:bidi w:val="0"/>
+              <w:spacing w:before="0" w:after="283"/>
+              <w:ind w:hanging="0" w:start="0" w:end="0"/>
+              <w:jc w:val="start"/>
+              <w:rPr/>
+            </w:pPr>
+            <w:r>
+              <w:rPr>
+                <w:rStyle w:val="Strong"/>
+              </w:rPr>
+              <w:t>Резервное копирование БД PostgreSQL:</w:t>
+            </w:r>
+            <w:r>
+              <w:rPr/>
+              <w:br/>
+            </w:r>
+            <w:r>
+              <w:rPr>
+                <w:rStyle w:val="Style13"/>
+              </w:rPr>
+              <w:t>docker compose exec -T postgres pg_dump -U rtk_bootstrap rtk_crm | gzip &gt; backup_crm_$(date +%Y%m%d_%H%M%S).sql.gz</w:t>
+            </w:r>
+            <w:r>
+              <w:rPr/>
+              <w:br/>
+              <w:br/>
+            </w:r>
+            <w:r>
+              <w:rPr>
+                <w:rStyle w:val="Strong"/>
+              </w:rPr>
+              <w:t>Резервное копирование файлового хранилища:</w:t>
+            </w:r>
+            <w:r>
+              <w:rPr/>
+              <w:br/>
+            </w:r>
+            <w:r>
+              <w:rPr>
+                <w:rStyle w:val="Style13"/>
+              </w:rPr>
+              <w:t>docker run --rm -v rtk-crm_storage-data:/data -v $(pwd):/backup alpine tar -czf /backup/storage_$(date +%Y%m%d).tar.gz -C /data .</w:t>
+            </w:r>
+            <w:r>
+              <w:rPr/>
+              <w:t xml:space="preserve"> </w:t>
+            </w:r>
+          </w:p>
+        </w:tc>
+      </w:tr>
+    </w:tbl>
     <w:p>
       <w:pPr>
         <w:pStyle w:val="Heading1"/>
@@ -7215,6 +9121,7 @@
     <w:p>
       <w:pPr>
         <w:pStyle w:val="Heading2"/>
+        <w:keepNext w:val="true"/>
         <w:numPr>
           <w:ilvl w:val="0"/>
           <w:numId w:val="0"/>
@@ -7236,25 +9143,30 @@
       <w:tblPr>
         <w:tblW w:w="10206" w:type="dxa"/>
         <w:jc w:val="start"/>
-        <w:tblInd w:w="0" w:type="dxa"/>
+        <w:tblInd w:w="-7" w:type="dxa"/>
         <w:tblLayout w:type="fixed"/>
         <w:tblCellMar>
-          <w:top w:w="28" w:type="dxa"/>
-          <w:start w:w="28" w:type="dxa"/>
-          <w:bottom w:w="28" w:type="dxa"/>
-          <w:end w:w="28" w:type="dxa"/>
+          <w:top w:w="120" w:type="dxa"/>
+          <w:start w:w="120" w:type="dxa"/>
+          <w:bottom w:w="120" w:type="dxa"/>
+          <w:end w:w="120" w:type="dxa"/>
         </w:tblCellMar>
       </w:tblPr>
       <w:tblGrid>
-        <w:gridCol w:w="2854"/>
-        <w:gridCol w:w="7352"/>
+        <w:gridCol w:w="2964"/>
+        <w:gridCol w:w="7242"/>
       </w:tblGrid>
       <w:tr>
         <w:trPr/>
         <w:tc>
           <w:tcPr>
-            <w:tcW w:w="2854" w:type="dxa"/>
-            <w:tcBorders/>
+            <w:tcW w:w="2964" w:type="dxa"/>
+            <w:tcBorders>
+              <w:top w:val="single" w:sz="6" w:space="0" w:color="808080"/>
+              <w:start w:val="single" w:sz="6" w:space="0" w:color="808080"/>
+              <w:bottom w:val="single" w:sz="2" w:space="0" w:color="808080"/>
+              <w:end w:val="single" w:sz="6" w:space="0" w:color="808080"/>
+            </w:tcBorders>
             <w:vAlign w:val="center"/>
           </w:tcPr>
           <w:p>
@@ -7274,8 +9186,13 @@
         </w:tc>
         <w:tc>
           <w:tcPr>
-            <w:tcW w:w="7352" w:type="dxa"/>
-            <w:tcBorders/>
+            <w:tcW w:w="7242" w:type="dxa"/>
+            <w:tcBorders>
+              <w:top w:val="single" w:sz="6" w:space="0" w:color="808080"/>
+              <w:start w:val="single" w:sz="2" w:space="0" w:color="808080"/>
+              <w:bottom w:val="single" w:sz="2" w:space="0" w:color="808080"/>
+              <w:end w:val="single" w:sz="6" w:space="0" w:color="808080"/>
+            </w:tcBorders>
             <w:vAlign w:val="center"/>
           </w:tcPr>
           <w:p>
@@ -7298,8 +9215,12 @@
         <w:trPr/>
         <w:tc>
           <w:tcPr>
-            <w:tcW w:w="2854" w:type="dxa"/>
-            <w:tcBorders/>
+            <w:tcW w:w="2964" w:type="dxa"/>
+            <w:tcBorders>
+              <w:start w:val="single" w:sz="6" w:space="0" w:color="808080"/>
+              <w:bottom w:val="single" w:sz="2" w:space="0" w:color="808080"/>
+              <w:end w:val="single" w:sz="6" w:space="0" w:color="808080"/>
+            </w:tcBorders>
             <w:vAlign w:val="center"/>
           </w:tcPr>
           <w:p>
@@ -7320,8 +9241,12 @@
         </w:tc>
         <w:tc>
           <w:tcPr>
-            <w:tcW w:w="7352" w:type="dxa"/>
-            <w:tcBorders/>
+            <w:tcW w:w="7242" w:type="dxa"/>
+            <w:tcBorders>
+              <w:start w:val="single" w:sz="2" w:space="0" w:color="808080"/>
+              <w:bottom w:val="single" w:sz="2" w:space="0" w:color="808080"/>
+              <w:end w:val="single" w:sz="6" w:space="0" w:color="808080"/>
+            </w:tcBorders>
             <w:vAlign w:val="center"/>
           </w:tcPr>
           <w:p>
@@ -7343,8 +9268,12 @@
         <w:trPr/>
         <w:tc>
           <w:tcPr>
-            <w:tcW w:w="2854" w:type="dxa"/>
-            <w:tcBorders/>
+            <w:tcW w:w="2964" w:type="dxa"/>
+            <w:tcBorders>
+              <w:start w:val="single" w:sz="6" w:space="0" w:color="808080"/>
+              <w:bottom w:val="single" w:sz="2" w:space="0" w:color="808080"/>
+              <w:end w:val="single" w:sz="6" w:space="0" w:color="808080"/>
+            </w:tcBorders>
             <w:vAlign w:val="center"/>
           </w:tcPr>
           <w:p>
@@ -7365,8 +9294,12 @@
         </w:tc>
         <w:tc>
           <w:tcPr>
-            <w:tcW w:w="7352" w:type="dxa"/>
-            <w:tcBorders/>
+            <w:tcW w:w="7242" w:type="dxa"/>
+            <w:tcBorders>
+              <w:start w:val="single" w:sz="2" w:space="0" w:color="808080"/>
+              <w:bottom w:val="single" w:sz="2" w:space="0" w:color="808080"/>
+              <w:end w:val="single" w:sz="6" w:space="0" w:color="808080"/>
+            </w:tcBorders>
             <w:vAlign w:val="center"/>
           </w:tcPr>
           <w:p>
@@ -7388,8 +9321,12 @@
         <w:trPr/>
         <w:tc>
           <w:tcPr>
-            <w:tcW w:w="2854" w:type="dxa"/>
-            <w:tcBorders/>
+            <w:tcW w:w="2964" w:type="dxa"/>
+            <w:tcBorders>
+              <w:start w:val="single" w:sz="6" w:space="0" w:color="808080"/>
+              <w:bottom w:val="single" w:sz="2" w:space="0" w:color="808080"/>
+              <w:end w:val="single" w:sz="6" w:space="0" w:color="808080"/>
+            </w:tcBorders>
             <w:vAlign w:val="center"/>
           </w:tcPr>
           <w:p>
@@ -7410,8 +9347,12 @@
         </w:tc>
         <w:tc>
           <w:tcPr>
-            <w:tcW w:w="7352" w:type="dxa"/>
-            <w:tcBorders/>
+            <w:tcW w:w="7242" w:type="dxa"/>
+            <w:tcBorders>
+              <w:start w:val="single" w:sz="2" w:space="0" w:color="808080"/>
+              <w:bottom w:val="single" w:sz="2" w:space="0" w:color="808080"/>
+              <w:end w:val="single" w:sz="6" w:space="0" w:color="808080"/>
+            </w:tcBorders>
             <w:vAlign w:val="center"/>
           </w:tcPr>
           <w:p>
@@ -7433,8 +9374,12 @@
         <w:trPr/>
         <w:tc>
           <w:tcPr>
-            <w:tcW w:w="2854" w:type="dxa"/>
-            <w:tcBorders/>
+            <w:tcW w:w="2964" w:type="dxa"/>
+            <w:tcBorders>
+              <w:start w:val="single" w:sz="6" w:space="0" w:color="808080"/>
+              <w:bottom w:val="single" w:sz="2" w:space="0" w:color="808080"/>
+              <w:end w:val="single" w:sz="6" w:space="0" w:color="808080"/>
+            </w:tcBorders>
             <w:vAlign w:val="center"/>
           </w:tcPr>
           <w:p>
@@ -7455,8 +9400,12 @@
         </w:tc>
         <w:tc>
           <w:tcPr>
-            <w:tcW w:w="7352" w:type="dxa"/>
-            <w:tcBorders/>
+            <w:tcW w:w="7242" w:type="dxa"/>
+            <w:tcBorders>
+              <w:start w:val="single" w:sz="2" w:space="0" w:color="808080"/>
+              <w:bottom w:val="single" w:sz="2" w:space="0" w:color="808080"/>
+              <w:end w:val="single" w:sz="6" w:space="0" w:color="808080"/>
+            </w:tcBorders>
             <w:vAlign w:val="center"/>
           </w:tcPr>
           <w:p>
@@ -7478,8 +9427,12 @@
         <w:trPr/>
         <w:tc>
           <w:tcPr>
-            <w:tcW w:w="2854" w:type="dxa"/>
-            <w:tcBorders/>
+            <w:tcW w:w="2964" w:type="dxa"/>
+            <w:tcBorders>
+              <w:start w:val="single" w:sz="6" w:space="0" w:color="808080"/>
+              <w:bottom w:val="single" w:sz="6" w:space="0" w:color="808080"/>
+              <w:end w:val="single" w:sz="6" w:space="0" w:color="808080"/>
+            </w:tcBorders>
             <w:vAlign w:val="center"/>
           </w:tcPr>
           <w:p>
@@ -7500,8 +9453,12 @@
         </w:tc>
         <w:tc>
           <w:tcPr>
-            <w:tcW w:w="7352" w:type="dxa"/>
-            <w:tcBorders/>
+            <w:tcW w:w="7242" w:type="dxa"/>
+            <w:tcBorders>
+              <w:start w:val="single" w:sz="2" w:space="0" w:color="808080"/>
+              <w:bottom w:val="single" w:sz="6" w:space="0" w:color="808080"/>
+              <w:end w:val="single" w:sz="6" w:space="0" w:color="808080"/>
+            </w:tcBorders>
             <w:vAlign w:val="center"/>
           </w:tcPr>
           <w:p>
@@ -7523,6 +9480,7 @@
     <w:p>
       <w:pPr>
         <w:pStyle w:val="Heading2"/>
+        <w:keepNext w:val="true"/>
         <w:numPr>
           <w:ilvl w:val="0"/>
           <w:numId w:val="0"/>
@@ -7777,6 +9735,7 @@
     <w:p>
       <w:pPr>
         <w:pStyle w:val="Heading2"/>
+        <w:keepNext w:val="true"/>
         <w:numPr>
           <w:ilvl w:val="0"/>
           <w:numId w:val="0"/>
@@ -7845,27 +9804,32 @@
       <w:tblPr>
         <w:tblW w:w="10206" w:type="dxa"/>
         <w:jc w:val="start"/>
-        <w:tblInd w:w="0" w:type="dxa"/>
+        <w:tblInd w:w="-7" w:type="dxa"/>
         <w:tblLayout w:type="fixed"/>
         <w:tblCellMar>
-          <w:top w:w="28" w:type="dxa"/>
-          <w:start w:w="28" w:type="dxa"/>
-          <w:bottom w:w="28" w:type="dxa"/>
-          <w:end w:w="28" w:type="dxa"/>
+          <w:top w:w="120" w:type="dxa"/>
+          <w:start w:w="120" w:type="dxa"/>
+          <w:bottom w:w="120" w:type="dxa"/>
+          <w:end w:w="120" w:type="dxa"/>
         </w:tblCellMar>
       </w:tblPr>
       <w:tblGrid>
-        <w:gridCol w:w="1171"/>
-        <w:gridCol w:w="2437"/>
-        <w:gridCol w:w="1554"/>
-        <w:gridCol w:w="5044"/>
+        <w:gridCol w:w="1325"/>
+        <w:gridCol w:w="2478"/>
+        <w:gridCol w:w="1709"/>
+        <w:gridCol w:w="4694"/>
       </w:tblGrid>
       <w:tr>
         <w:trPr/>
         <w:tc>
           <w:tcPr>
-            <w:tcW w:w="1171" w:type="dxa"/>
-            <w:tcBorders/>
+            <w:tcW w:w="1325" w:type="dxa"/>
+            <w:tcBorders>
+              <w:top w:val="single" w:sz="6" w:space="0" w:color="808080"/>
+              <w:start w:val="single" w:sz="6" w:space="0" w:color="808080"/>
+              <w:bottom w:val="single" w:sz="2" w:space="0" w:color="808080"/>
+              <w:end w:val="single" w:sz="6" w:space="0" w:color="808080"/>
+            </w:tcBorders>
             <w:vAlign w:val="center"/>
           </w:tcPr>
           <w:p>
@@ -7885,8 +9849,13 @@
         </w:tc>
         <w:tc>
           <w:tcPr>
-            <w:tcW w:w="2437" w:type="dxa"/>
-            <w:tcBorders/>
+            <w:tcW w:w="2478" w:type="dxa"/>
+            <w:tcBorders>
+              <w:top w:val="single" w:sz="6" w:space="0" w:color="808080"/>
+              <w:start w:val="single" w:sz="2" w:space="0" w:color="808080"/>
+              <w:bottom w:val="single" w:sz="2" w:space="0" w:color="808080"/>
+              <w:end w:val="single" w:sz="6" w:space="0" w:color="808080"/>
+            </w:tcBorders>
             <w:vAlign w:val="center"/>
           </w:tcPr>
           <w:p>
@@ -7906,8 +9875,13 @@
         </w:tc>
         <w:tc>
           <w:tcPr>
-            <w:tcW w:w="1554" w:type="dxa"/>
-            <w:tcBorders/>
+            <w:tcW w:w="1709" w:type="dxa"/>
+            <w:tcBorders>
+              <w:top w:val="single" w:sz="6" w:space="0" w:color="808080"/>
+              <w:start w:val="single" w:sz="2" w:space="0" w:color="808080"/>
+              <w:bottom w:val="single" w:sz="2" w:space="0" w:color="808080"/>
+              <w:end w:val="single" w:sz="6" w:space="0" w:color="808080"/>
+            </w:tcBorders>
             <w:vAlign w:val="center"/>
           </w:tcPr>
           <w:p>
@@ -7927,8 +9901,13 @@
         </w:tc>
         <w:tc>
           <w:tcPr>
-            <w:tcW w:w="5044" w:type="dxa"/>
-            <w:tcBorders/>
+            <w:tcW w:w="4694" w:type="dxa"/>
+            <w:tcBorders>
+              <w:top w:val="single" w:sz="6" w:space="0" w:color="808080"/>
+              <w:start w:val="single" w:sz="2" w:space="0" w:color="808080"/>
+              <w:bottom w:val="single" w:sz="2" w:space="0" w:color="808080"/>
+              <w:end w:val="single" w:sz="6" w:space="0" w:color="808080"/>
+            </w:tcBorders>
             <w:vAlign w:val="center"/>
           </w:tcPr>
           <w:p>
@@ -7951,8 +9930,12 @@
         <w:trPr/>
         <w:tc>
           <w:tcPr>
-            <w:tcW w:w="1171" w:type="dxa"/>
-            <w:tcBorders/>
+            <w:tcW w:w="1325" w:type="dxa"/>
+            <w:tcBorders>
+              <w:start w:val="single" w:sz="6" w:space="0" w:color="808080"/>
+              <w:bottom w:val="single" w:sz="2" w:space="0" w:color="808080"/>
+              <w:end w:val="single" w:sz="6" w:space="0" w:color="808080"/>
+            </w:tcBorders>
             <w:vAlign w:val="center"/>
           </w:tcPr>
           <w:p>
@@ -7973,8 +9956,12 @@
         </w:tc>
         <w:tc>
           <w:tcPr>
-            <w:tcW w:w="2437" w:type="dxa"/>
-            <w:tcBorders/>
+            <w:tcW w:w="2478" w:type="dxa"/>
+            <w:tcBorders>
+              <w:start w:val="single" w:sz="2" w:space="0" w:color="808080"/>
+              <w:bottom w:val="single" w:sz="2" w:space="0" w:color="808080"/>
+              <w:end w:val="single" w:sz="6" w:space="0" w:color="808080"/>
+            </w:tcBorders>
             <w:vAlign w:val="center"/>
           </w:tcPr>
           <w:p>
@@ -7995,8 +9982,12 @@
         </w:tc>
         <w:tc>
           <w:tcPr>
-            <w:tcW w:w="1554" w:type="dxa"/>
-            <w:tcBorders/>
+            <w:tcW w:w="1709" w:type="dxa"/>
+            <w:tcBorders>
+              <w:start w:val="single" w:sz="2" w:space="0" w:color="808080"/>
+              <w:bottom w:val="single" w:sz="2" w:space="0" w:color="808080"/>
+              <w:end w:val="single" w:sz="6" w:space="0" w:color="808080"/>
+            </w:tcBorders>
             <w:vAlign w:val="center"/>
           </w:tcPr>
           <w:p>
@@ -8015,8 +10006,12 @@
         </w:tc>
         <w:tc>
           <w:tcPr>
-            <w:tcW w:w="5044" w:type="dxa"/>
-            <w:tcBorders/>
+            <w:tcW w:w="4694" w:type="dxa"/>
+            <w:tcBorders>
+              <w:start w:val="single" w:sz="2" w:space="0" w:color="808080"/>
+              <w:bottom w:val="single" w:sz="2" w:space="0" w:color="808080"/>
+              <w:end w:val="single" w:sz="6" w:space="0" w:color="808080"/>
+            </w:tcBorders>
             <w:vAlign w:val="center"/>
           </w:tcPr>
           <w:p>
@@ -8038,8 +10033,12 @@
         <w:trPr/>
         <w:tc>
           <w:tcPr>
-            <w:tcW w:w="1171" w:type="dxa"/>
-            <w:tcBorders/>
+            <w:tcW w:w="1325" w:type="dxa"/>
+            <w:tcBorders>
+              <w:start w:val="single" w:sz="6" w:space="0" w:color="808080"/>
+              <w:bottom w:val="single" w:sz="2" w:space="0" w:color="808080"/>
+              <w:end w:val="single" w:sz="6" w:space="0" w:color="808080"/>
+            </w:tcBorders>
             <w:vAlign w:val="center"/>
           </w:tcPr>
           <w:p>
@@ -8060,8 +10059,12 @@
         </w:tc>
         <w:tc>
           <w:tcPr>
-            <w:tcW w:w="2437" w:type="dxa"/>
-            <w:tcBorders/>
+            <w:tcW w:w="2478" w:type="dxa"/>
+            <w:tcBorders>
+              <w:start w:val="single" w:sz="2" w:space="0" w:color="808080"/>
+              <w:bottom w:val="single" w:sz="2" w:space="0" w:color="808080"/>
+              <w:end w:val="single" w:sz="6" w:space="0" w:color="808080"/>
+            </w:tcBorders>
             <w:vAlign w:val="center"/>
           </w:tcPr>
           <w:p>
@@ -8082,8 +10085,12 @@
         </w:tc>
         <w:tc>
           <w:tcPr>
-            <w:tcW w:w="1554" w:type="dxa"/>
-            <w:tcBorders/>
+            <w:tcW w:w="1709" w:type="dxa"/>
+            <w:tcBorders>
+              <w:start w:val="single" w:sz="2" w:space="0" w:color="808080"/>
+              <w:bottom w:val="single" w:sz="2" w:space="0" w:color="808080"/>
+              <w:end w:val="single" w:sz="6" w:space="0" w:color="808080"/>
+            </w:tcBorders>
             <w:vAlign w:val="center"/>
           </w:tcPr>
           <w:p>
@@ -8102,8 +10109,12 @@
         </w:tc>
         <w:tc>
           <w:tcPr>
-            <w:tcW w:w="5044" w:type="dxa"/>
-            <w:tcBorders/>
+            <w:tcW w:w="4694" w:type="dxa"/>
+            <w:tcBorders>
+              <w:start w:val="single" w:sz="2" w:space="0" w:color="808080"/>
+              <w:bottom w:val="single" w:sz="2" w:space="0" w:color="808080"/>
+              <w:end w:val="single" w:sz="6" w:space="0" w:color="808080"/>
+            </w:tcBorders>
             <w:vAlign w:val="center"/>
           </w:tcPr>
           <w:p>
@@ -8125,8 +10136,12 @@
         <w:trPr/>
         <w:tc>
           <w:tcPr>
-            <w:tcW w:w="1171" w:type="dxa"/>
-            <w:tcBorders/>
+            <w:tcW w:w="1325" w:type="dxa"/>
+            <w:tcBorders>
+              <w:start w:val="single" w:sz="6" w:space="0" w:color="808080"/>
+              <w:bottom w:val="single" w:sz="2" w:space="0" w:color="808080"/>
+              <w:end w:val="single" w:sz="6" w:space="0" w:color="808080"/>
+            </w:tcBorders>
             <w:vAlign w:val="center"/>
           </w:tcPr>
           <w:p>
@@ -8147,8 +10162,12 @@
         </w:tc>
         <w:tc>
           <w:tcPr>
-            <w:tcW w:w="2437" w:type="dxa"/>
-            <w:tcBorders/>
+            <w:tcW w:w="2478" w:type="dxa"/>
+            <w:tcBorders>
+              <w:start w:val="single" w:sz="2" w:space="0" w:color="808080"/>
+              <w:bottom w:val="single" w:sz="2" w:space="0" w:color="808080"/>
+              <w:end w:val="single" w:sz="6" w:space="0" w:color="808080"/>
+            </w:tcBorders>
             <w:vAlign w:val="center"/>
           </w:tcPr>
           <w:p>
@@ -8169,8 +10188,12 @@
         </w:tc>
         <w:tc>
           <w:tcPr>
-            <w:tcW w:w="1554" w:type="dxa"/>
-            <w:tcBorders/>
+            <w:tcW w:w="1709" w:type="dxa"/>
+            <w:tcBorders>
+              <w:start w:val="single" w:sz="2" w:space="0" w:color="808080"/>
+              <w:bottom w:val="single" w:sz="2" w:space="0" w:color="808080"/>
+              <w:end w:val="single" w:sz="6" w:space="0" w:color="808080"/>
+            </w:tcBorders>
             <w:vAlign w:val="center"/>
           </w:tcPr>
           <w:p>
@@ -8189,8 +10212,12 @@
         </w:tc>
         <w:tc>
           <w:tcPr>
-            <w:tcW w:w="5044" w:type="dxa"/>
-            <w:tcBorders/>
+            <w:tcW w:w="4694" w:type="dxa"/>
+            <w:tcBorders>
+              <w:start w:val="single" w:sz="2" w:space="0" w:color="808080"/>
+              <w:bottom w:val="single" w:sz="2" w:space="0" w:color="808080"/>
+              <w:end w:val="single" w:sz="6" w:space="0" w:color="808080"/>
+            </w:tcBorders>
             <w:vAlign w:val="center"/>
           </w:tcPr>
           <w:p>
@@ -8212,8 +10239,12 @@
         <w:trPr/>
         <w:tc>
           <w:tcPr>
-            <w:tcW w:w="1171" w:type="dxa"/>
-            <w:tcBorders/>
+            <w:tcW w:w="1325" w:type="dxa"/>
+            <w:tcBorders>
+              <w:start w:val="single" w:sz="6" w:space="0" w:color="808080"/>
+              <w:bottom w:val="single" w:sz="6" w:space="0" w:color="808080"/>
+              <w:end w:val="single" w:sz="6" w:space="0" w:color="808080"/>
+            </w:tcBorders>
             <w:vAlign w:val="center"/>
           </w:tcPr>
           <w:p>
@@ -8234,8 +10265,12 @@
         </w:tc>
         <w:tc>
           <w:tcPr>
-            <w:tcW w:w="2437" w:type="dxa"/>
-            <w:tcBorders/>
+            <w:tcW w:w="2478" w:type="dxa"/>
+            <w:tcBorders>
+              <w:start w:val="single" w:sz="2" w:space="0" w:color="808080"/>
+              <w:bottom w:val="single" w:sz="6" w:space="0" w:color="808080"/>
+              <w:end w:val="single" w:sz="6" w:space="0" w:color="808080"/>
+            </w:tcBorders>
             <w:vAlign w:val="center"/>
           </w:tcPr>
           <w:p>
@@ -8256,8 +10291,12 @@
         </w:tc>
         <w:tc>
           <w:tcPr>
-            <w:tcW w:w="1554" w:type="dxa"/>
-            <w:tcBorders/>
+            <w:tcW w:w="1709" w:type="dxa"/>
+            <w:tcBorders>
+              <w:start w:val="single" w:sz="2" w:space="0" w:color="808080"/>
+              <w:bottom w:val="single" w:sz="6" w:space="0" w:color="808080"/>
+              <w:end w:val="single" w:sz="6" w:space="0" w:color="808080"/>
+            </w:tcBorders>
             <w:vAlign w:val="center"/>
           </w:tcPr>
           <w:p>
@@ -8276,8 +10315,12 @@
         </w:tc>
         <w:tc>
           <w:tcPr>
-            <w:tcW w:w="5044" w:type="dxa"/>
-            <w:tcBorders/>
+            <w:tcW w:w="4694" w:type="dxa"/>
+            <w:tcBorders>
+              <w:start w:val="single" w:sz="2" w:space="0" w:color="808080"/>
+              <w:bottom w:val="single" w:sz="6" w:space="0" w:color="808080"/>
+              <w:end w:val="single" w:sz="6" w:space="0" w:color="808080"/>
+            </w:tcBorders>
             <w:vAlign w:val="center"/>
           </w:tcPr>
           <w:p>
@@ -8299,6 +10342,7 @@
     <w:p>
       <w:pPr>
         <w:pStyle w:val="Heading2"/>
+        <w:keepNext w:val="true"/>
         <w:numPr>
           <w:ilvl w:val="0"/>
           <w:numId w:val="0"/>
@@ -8492,6 +10536,7 @@
     <w:p>
       <w:pPr>
         <w:pStyle w:val="Heading2"/>
+        <w:keepNext w:val="true"/>
         <w:numPr>
           <w:ilvl w:val="0"/>
           <w:numId w:val="0"/>
@@ -8546,28 +10591,33 @@
       <w:tblPr>
         <w:tblW w:w="10206" w:type="dxa"/>
         <w:jc w:val="start"/>
-        <w:tblInd w:w="0" w:type="dxa"/>
+        <w:tblInd w:w="-7" w:type="dxa"/>
         <w:tblLayout w:type="fixed"/>
         <w:tblCellMar>
-          <w:top w:w="28" w:type="dxa"/>
-          <w:start w:w="28" w:type="dxa"/>
-          <w:bottom w:w="28" w:type="dxa"/>
-          <w:end w:w="28" w:type="dxa"/>
+          <w:top w:w="120" w:type="dxa"/>
+          <w:start w:w="120" w:type="dxa"/>
+          <w:bottom w:w="120" w:type="dxa"/>
+          <w:end w:w="120" w:type="dxa"/>
         </w:tblCellMar>
       </w:tblPr>
       <w:tblGrid>
-        <w:gridCol w:w="1704"/>
-        <w:gridCol w:w="934"/>
-        <w:gridCol w:w="1343"/>
-        <w:gridCol w:w="5200"/>
-        <w:gridCol w:w="1025"/>
+        <w:gridCol w:w="1804"/>
+        <w:gridCol w:w="1089"/>
+        <w:gridCol w:w="1471"/>
+        <w:gridCol w:w="4735"/>
+        <w:gridCol w:w="1107"/>
       </w:tblGrid>
       <w:tr>
         <w:trPr/>
         <w:tc>
           <w:tcPr>
-            <w:tcW w:w="1704" w:type="dxa"/>
-            <w:tcBorders/>
+            <w:tcW w:w="1804" w:type="dxa"/>
+            <w:tcBorders>
+              <w:top w:val="single" w:sz="6" w:space="0" w:color="808080"/>
+              <w:start w:val="single" w:sz="6" w:space="0" w:color="808080"/>
+              <w:bottom w:val="single" w:sz="2" w:space="0" w:color="808080"/>
+              <w:end w:val="single" w:sz="6" w:space="0" w:color="808080"/>
+            </w:tcBorders>
             <w:vAlign w:val="center"/>
           </w:tcPr>
           <w:p>
@@ -8587,8 +10637,13 @@
         </w:tc>
         <w:tc>
           <w:tcPr>
-            <w:tcW w:w="934" w:type="dxa"/>
-            <w:tcBorders/>
+            <w:tcW w:w="1089" w:type="dxa"/>
+            <w:tcBorders>
+              <w:top w:val="single" w:sz="6" w:space="0" w:color="808080"/>
+              <w:start w:val="single" w:sz="2" w:space="0" w:color="808080"/>
+              <w:bottom w:val="single" w:sz="2" w:space="0" w:color="808080"/>
+              <w:end w:val="single" w:sz="6" w:space="0" w:color="808080"/>
+            </w:tcBorders>
             <w:vAlign w:val="center"/>
           </w:tcPr>
           <w:p>
@@ -8608,8 +10663,13 @@
         </w:tc>
         <w:tc>
           <w:tcPr>
-            <w:tcW w:w="1343" w:type="dxa"/>
-            <w:tcBorders/>
+            <w:tcW w:w="1471" w:type="dxa"/>
+            <w:tcBorders>
+              <w:top w:val="single" w:sz="6" w:space="0" w:color="808080"/>
+              <w:start w:val="single" w:sz="2" w:space="0" w:color="808080"/>
+              <w:bottom w:val="single" w:sz="2" w:space="0" w:color="808080"/>
+              <w:end w:val="single" w:sz="6" w:space="0" w:color="808080"/>
+            </w:tcBorders>
             <w:vAlign w:val="center"/>
           </w:tcPr>
           <w:p>
@@ -8629,8 +10689,13 @@
         </w:tc>
         <w:tc>
           <w:tcPr>
-            <w:tcW w:w="5200" w:type="dxa"/>
-            <w:tcBorders/>
+            <w:tcW w:w="4735" w:type="dxa"/>
+            <w:tcBorders>
+              <w:top w:val="single" w:sz="6" w:space="0" w:color="808080"/>
+              <w:start w:val="single" w:sz="2" w:space="0" w:color="808080"/>
+              <w:bottom w:val="single" w:sz="2" w:space="0" w:color="808080"/>
+              <w:end w:val="single" w:sz="6" w:space="0" w:color="808080"/>
+            </w:tcBorders>
             <w:vAlign w:val="center"/>
           </w:tcPr>
           <w:p>
@@ -8650,8 +10715,13 @@
         </w:tc>
         <w:tc>
           <w:tcPr>
-            <w:tcW w:w="1025" w:type="dxa"/>
-            <w:tcBorders/>
+            <w:tcW w:w="1107" w:type="dxa"/>
+            <w:tcBorders>
+              <w:top w:val="single" w:sz="6" w:space="0" w:color="808080"/>
+              <w:start w:val="single" w:sz="2" w:space="0" w:color="808080"/>
+              <w:bottom w:val="single" w:sz="2" w:space="0" w:color="808080"/>
+              <w:end w:val="single" w:sz="6" w:space="0" w:color="808080"/>
+            </w:tcBorders>
             <w:vAlign w:val="center"/>
           </w:tcPr>
           <w:p>
@@ -8674,8 +10744,12 @@
         <w:trPr/>
         <w:tc>
           <w:tcPr>
-            <w:tcW w:w="1704" w:type="dxa"/>
-            <w:tcBorders/>
+            <w:tcW w:w="1804" w:type="dxa"/>
+            <w:tcBorders>
+              <w:start w:val="single" w:sz="6" w:space="0" w:color="808080"/>
+              <w:bottom w:val="single" w:sz="2" w:space="0" w:color="808080"/>
+              <w:end w:val="single" w:sz="6" w:space="0" w:color="808080"/>
+            </w:tcBorders>
             <w:vAlign w:val="center"/>
           </w:tcPr>
           <w:p>
@@ -8696,8 +10770,12 @@
         </w:tc>
         <w:tc>
           <w:tcPr>
-            <w:tcW w:w="934" w:type="dxa"/>
-            <w:tcBorders/>
+            <w:tcW w:w="1089" w:type="dxa"/>
+            <w:tcBorders>
+              <w:start w:val="single" w:sz="2" w:space="0" w:color="808080"/>
+              <w:bottom w:val="single" w:sz="2" w:space="0" w:color="808080"/>
+              <w:end w:val="single" w:sz="6" w:space="0" w:color="808080"/>
+            </w:tcBorders>
             <w:vAlign w:val="center"/>
           </w:tcPr>
           <w:p>
@@ -8716,8 +10794,12 @@
         </w:tc>
         <w:tc>
           <w:tcPr>
-            <w:tcW w:w="1343" w:type="dxa"/>
-            <w:tcBorders/>
+            <w:tcW w:w="1471" w:type="dxa"/>
+            <w:tcBorders>
+              <w:start w:val="single" w:sz="2" w:space="0" w:color="808080"/>
+              <w:bottom w:val="single" w:sz="2" w:space="0" w:color="808080"/>
+              <w:end w:val="single" w:sz="6" w:space="0" w:color="808080"/>
+            </w:tcBorders>
             <w:vAlign w:val="center"/>
           </w:tcPr>
           <w:p>
@@ -8736,8 +10818,12 @@
         </w:tc>
         <w:tc>
           <w:tcPr>
-            <w:tcW w:w="5200" w:type="dxa"/>
-            <w:tcBorders/>
+            <w:tcW w:w="4735" w:type="dxa"/>
+            <w:tcBorders>
+              <w:start w:val="single" w:sz="2" w:space="0" w:color="808080"/>
+              <w:bottom w:val="single" w:sz="2" w:space="0" w:color="808080"/>
+              <w:end w:val="single" w:sz="6" w:space="0" w:color="808080"/>
+            </w:tcBorders>
             <w:vAlign w:val="center"/>
           </w:tcPr>
           <w:p>
@@ -8756,8 +10842,12 @@
         </w:tc>
         <w:tc>
           <w:tcPr>
-            <w:tcW w:w="1025" w:type="dxa"/>
-            <w:tcBorders/>
+            <w:tcW w:w="1107" w:type="dxa"/>
+            <w:tcBorders>
+              <w:start w:val="single" w:sz="2" w:space="0" w:color="808080"/>
+              <w:bottom w:val="single" w:sz="2" w:space="0" w:color="808080"/>
+              <w:end w:val="single" w:sz="6" w:space="0" w:color="808080"/>
+            </w:tcBorders>
             <w:vAlign w:val="center"/>
           </w:tcPr>
           <w:p>
@@ -8781,8 +10871,12 @@
         <w:trPr/>
         <w:tc>
           <w:tcPr>
-            <w:tcW w:w="1704" w:type="dxa"/>
-            <w:tcBorders/>
+            <w:tcW w:w="1804" w:type="dxa"/>
+            <w:tcBorders>
+              <w:start w:val="single" w:sz="6" w:space="0" w:color="808080"/>
+              <w:bottom w:val="single" w:sz="2" w:space="0" w:color="808080"/>
+              <w:end w:val="single" w:sz="6" w:space="0" w:color="808080"/>
+            </w:tcBorders>
             <w:vAlign w:val="center"/>
           </w:tcPr>
           <w:p>
@@ -8803,8 +10897,12 @@
         </w:tc>
         <w:tc>
           <w:tcPr>
-            <w:tcW w:w="934" w:type="dxa"/>
-            <w:tcBorders/>
+            <w:tcW w:w="1089" w:type="dxa"/>
+            <w:tcBorders>
+              <w:start w:val="single" w:sz="2" w:space="0" w:color="808080"/>
+              <w:bottom w:val="single" w:sz="2" w:space="0" w:color="808080"/>
+              <w:end w:val="single" w:sz="6" w:space="0" w:color="808080"/>
+            </w:tcBorders>
             <w:vAlign w:val="center"/>
           </w:tcPr>
           <w:p>
@@ -8823,8 +10921,12 @@
         </w:tc>
         <w:tc>
           <w:tcPr>
-            <w:tcW w:w="1343" w:type="dxa"/>
-            <w:tcBorders/>
+            <w:tcW w:w="1471" w:type="dxa"/>
+            <w:tcBorders>
+              <w:start w:val="single" w:sz="2" w:space="0" w:color="808080"/>
+              <w:bottom w:val="single" w:sz="2" w:space="0" w:color="808080"/>
+              <w:end w:val="single" w:sz="6" w:space="0" w:color="808080"/>
+            </w:tcBorders>
             <w:vAlign w:val="center"/>
           </w:tcPr>
           <w:p>
@@ -8843,8 +10945,12 @@
         </w:tc>
         <w:tc>
           <w:tcPr>
-            <w:tcW w:w="5200" w:type="dxa"/>
-            <w:tcBorders/>
+            <w:tcW w:w="4735" w:type="dxa"/>
+            <w:tcBorders>
+              <w:start w:val="single" w:sz="2" w:space="0" w:color="808080"/>
+              <w:bottom w:val="single" w:sz="2" w:space="0" w:color="808080"/>
+              <w:end w:val="single" w:sz="6" w:space="0" w:color="808080"/>
+            </w:tcBorders>
             <w:vAlign w:val="center"/>
           </w:tcPr>
           <w:p>
@@ -8863,8 +10969,12 @@
         </w:tc>
         <w:tc>
           <w:tcPr>
-            <w:tcW w:w="1025" w:type="dxa"/>
-            <w:tcBorders/>
+            <w:tcW w:w="1107" w:type="dxa"/>
+            <w:tcBorders>
+              <w:start w:val="single" w:sz="2" w:space="0" w:color="808080"/>
+              <w:bottom w:val="single" w:sz="2" w:space="0" w:color="808080"/>
+              <w:end w:val="single" w:sz="6" w:space="0" w:color="808080"/>
+            </w:tcBorders>
             <w:vAlign w:val="center"/>
           </w:tcPr>
           <w:p>
@@ -8888,8 +10998,12 @@
         <w:trPr/>
         <w:tc>
           <w:tcPr>
-            <w:tcW w:w="1704" w:type="dxa"/>
-            <w:tcBorders/>
+            <w:tcW w:w="1804" w:type="dxa"/>
+            <w:tcBorders>
+              <w:start w:val="single" w:sz="6" w:space="0" w:color="808080"/>
+              <w:bottom w:val="single" w:sz="2" w:space="0" w:color="808080"/>
+              <w:end w:val="single" w:sz="6" w:space="0" w:color="808080"/>
+            </w:tcBorders>
             <w:vAlign w:val="center"/>
           </w:tcPr>
           <w:p>
@@ -8910,8 +11024,12 @@
         </w:tc>
         <w:tc>
           <w:tcPr>
-            <w:tcW w:w="934" w:type="dxa"/>
-            <w:tcBorders/>
+            <w:tcW w:w="1089" w:type="dxa"/>
+            <w:tcBorders>
+              <w:start w:val="single" w:sz="2" w:space="0" w:color="808080"/>
+              <w:bottom w:val="single" w:sz="2" w:space="0" w:color="808080"/>
+              <w:end w:val="single" w:sz="6" w:space="0" w:color="808080"/>
+            </w:tcBorders>
             <w:vAlign w:val="center"/>
           </w:tcPr>
           <w:p>
@@ -8930,8 +11048,12 @@
         </w:tc>
         <w:tc>
           <w:tcPr>
-            <w:tcW w:w="1343" w:type="dxa"/>
-            <w:tcBorders/>
+            <w:tcW w:w="1471" w:type="dxa"/>
+            <w:tcBorders>
+              <w:start w:val="single" w:sz="2" w:space="0" w:color="808080"/>
+              <w:bottom w:val="single" w:sz="2" w:space="0" w:color="808080"/>
+              <w:end w:val="single" w:sz="6" w:space="0" w:color="808080"/>
+            </w:tcBorders>
             <w:vAlign w:val="center"/>
           </w:tcPr>
           <w:p>
@@ -8950,8 +11072,12 @@
         </w:tc>
         <w:tc>
           <w:tcPr>
-            <w:tcW w:w="5200" w:type="dxa"/>
-            <w:tcBorders/>
+            <w:tcW w:w="4735" w:type="dxa"/>
+            <w:tcBorders>
+              <w:start w:val="single" w:sz="2" w:space="0" w:color="808080"/>
+              <w:bottom w:val="single" w:sz="2" w:space="0" w:color="808080"/>
+              <w:end w:val="single" w:sz="6" w:space="0" w:color="808080"/>
+            </w:tcBorders>
             <w:vAlign w:val="center"/>
           </w:tcPr>
           <w:p>
@@ -8970,8 +11096,12 @@
         </w:tc>
         <w:tc>
           <w:tcPr>
-            <w:tcW w:w="1025" w:type="dxa"/>
-            <w:tcBorders/>
+            <w:tcW w:w="1107" w:type="dxa"/>
+            <w:tcBorders>
+              <w:start w:val="single" w:sz="2" w:space="0" w:color="808080"/>
+              <w:bottom w:val="single" w:sz="2" w:space="0" w:color="808080"/>
+              <w:end w:val="single" w:sz="6" w:space="0" w:color="808080"/>
+            </w:tcBorders>
             <w:vAlign w:val="center"/>
           </w:tcPr>
           <w:p>
@@ -8995,8 +11125,12 @@
         <w:trPr/>
         <w:tc>
           <w:tcPr>
-            <w:tcW w:w="1704" w:type="dxa"/>
-            <w:tcBorders/>
+            <w:tcW w:w="1804" w:type="dxa"/>
+            <w:tcBorders>
+              <w:start w:val="single" w:sz="6" w:space="0" w:color="808080"/>
+              <w:bottom w:val="single" w:sz="2" w:space="0" w:color="808080"/>
+              <w:end w:val="single" w:sz="6" w:space="0" w:color="808080"/>
+            </w:tcBorders>
             <w:vAlign w:val="center"/>
           </w:tcPr>
           <w:p>
@@ -9017,8 +11151,12 @@
         </w:tc>
         <w:tc>
           <w:tcPr>
-            <w:tcW w:w="934" w:type="dxa"/>
-            <w:tcBorders/>
+            <w:tcW w:w="1089" w:type="dxa"/>
+            <w:tcBorders>
+              <w:start w:val="single" w:sz="2" w:space="0" w:color="808080"/>
+              <w:bottom w:val="single" w:sz="2" w:space="0" w:color="808080"/>
+              <w:end w:val="single" w:sz="6" w:space="0" w:color="808080"/>
+            </w:tcBorders>
             <w:vAlign w:val="center"/>
           </w:tcPr>
           <w:p>
@@ -9037,8 +11175,12 @@
         </w:tc>
         <w:tc>
           <w:tcPr>
-            <w:tcW w:w="1343" w:type="dxa"/>
-            <w:tcBorders/>
+            <w:tcW w:w="1471" w:type="dxa"/>
+            <w:tcBorders>
+              <w:start w:val="single" w:sz="2" w:space="0" w:color="808080"/>
+              <w:bottom w:val="single" w:sz="2" w:space="0" w:color="808080"/>
+              <w:end w:val="single" w:sz="6" w:space="0" w:color="808080"/>
+            </w:tcBorders>
             <w:vAlign w:val="center"/>
           </w:tcPr>
           <w:p>
@@ -9057,8 +11199,12 @@
         </w:tc>
         <w:tc>
           <w:tcPr>
-            <w:tcW w:w="5200" w:type="dxa"/>
-            <w:tcBorders/>
+            <w:tcW w:w="4735" w:type="dxa"/>
+            <w:tcBorders>
+              <w:start w:val="single" w:sz="2" w:space="0" w:color="808080"/>
+              <w:bottom w:val="single" w:sz="2" w:space="0" w:color="808080"/>
+              <w:end w:val="single" w:sz="6" w:space="0" w:color="808080"/>
+            </w:tcBorders>
             <w:vAlign w:val="center"/>
           </w:tcPr>
           <w:p>
@@ -9077,8 +11223,12 @@
         </w:tc>
         <w:tc>
           <w:tcPr>
-            <w:tcW w:w="1025" w:type="dxa"/>
-            <w:tcBorders/>
+            <w:tcW w:w="1107" w:type="dxa"/>
+            <w:tcBorders>
+              <w:start w:val="single" w:sz="2" w:space="0" w:color="808080"/>
+              <w:bottom w:val="single" w:sz="2" w:space="0" w:color="808080"/>
+              <w:end w:val="single" w:sz="6" w:space="0" w:color="808080"/>
+            </w:tcBorders>
             <w:vAlign w:val="center"/>
           </w:tcPr>
           <w:p>
@@ -9102,8 +11252,12 @@
         <w:trPr/>
         <w:tc>
           <w:tcPr>
-            <w:tcW w:w="1704" w:type="dxa"/>
-            <w:tcBorders/>
+            <w:tcW w:w="1804" w:type="dxa"/>
+            <w:tcBorders>
+              <w:start w:val="single" w:sz="6" w:space="0" w:color="808080"/>
+              <w:bottom w:val="single" w:sz="2" w:space="0" w:color="808080"/>
+              <w:end w:val="single" w:sz="6" w:space="0" w:color="808080"/>
+            </w:tcBorders>
             <w:vAlign w:val="center"/>
           </w:tcPr>
           <w:p>
@@ -9124,8 +11278,12 @@
         </w:tc>
         <w:tc>
           <w:tcPr>
-            <w:tcW w:w="934" w:type="dxa"/>
-            <w:tcBorders/>
+            <w:tcW w:w="1089" w:type="dxa"/>
+            <w:tcBorders>
+              <w:start w:val="single" w:sz="2" w:space="0" w:color="808080"/>
+              <w:bottom w:val="single" w:sz="2" w:space="0" w:color="808080"/>
+              <w:end w:val="single" w:sz="6" w:space="0" w:color="808080"/>
+            </w:tcBorders>
             <w:vAlign w:val="center"/>
           </w:tcPr>
           <w:p>
@@ -9144,8 +11302,12 @@
         </w:tc>
         <w:tc>
           <w:tcPr>
-            <w:tcW w:w="1343" w:type="dxa"/>
-            <w:tcBorders/>
+            <w:tcW w:w="1471" w:type="dxa"/>
+            <w:tcBorders>
+              <w:start w:val="single" w:sz="2" w:space="0" w:color="808080"/>
+              <w:bottom w:val="single" w:sz="2" w:space="0" w:color="808080"/>
+              <w:end w:val="single" w:sz="6" w:space="0" w:color="808080"/>
+            </w:tcBorders>
             <w:vAlign w:val="center"/>
           </w:tcPr>
           <w:p>
@@ -9164,8 +11326,12 @@
         </w:tc>
         <w:tc>
           <w:tcPr>
-            <w:tcW w:w="5200" w:type="dxa"/>
-            <w:tcBorders/>
+            <w:tcW w:w="4735" w:type="dxa"/>
+            <w:tcBorders>
+              <w:start w:val="single" w:sz="2" w:space="0" w:color="808080"/>
+              <w:bottom w:val="single" w:sz="2" w:space="0" w:color="808080"/>
+              <w:end w:val="single" w:sz="6" w:space="0" w:color="808080"/>
+            </w:tcBorders>
             <w:vAlign w:val="center"/>
           </w:tcPr>
           <w:p>
@@ -9184,8 +11350,12 @@
         </w:tc>
         <w:tc>
           <w:tcPr>
-            <w:tcW w:w="1025" w:type="dxa"/>
-            <w:tcBorders/>
+            <w:tcW w:w="1107" w:type="dxa"/>
+            <w:tcBorders>
+              <w:start w:val="single" w:sz="2" w:space="0" w:color="808080"/>
+              <w:bottom w:val="single" w:sz="2" w:space="0" w:color="808080"/>
+              <w:end w:val="single" w:sz="6" w:space="0" w:color="808080"/>
+            </w:tcBorders>
             <w:vAlign w:val="center"/>
           </w:tcPr>
           <w:p>
@@ -9209,8 +11379,12 @@
         <w:trPr/>
         <w:tc>
           <w:tcPr>
-            <w:tcW w:w="1704" w:type="dxa"/>
-            <w:tcBorders/>
+            <w:tcW w:w="1804" w:type="dxa"/>
+            <w:tcBorders>
+              <w:start w:val="single" w:sz="6" w:space="0" w:color="808080"/>
+              <w:bottom w:val="single" w:sz="6" w:space="0" w:color="808080"/>
+              <w:end w:val="single" w:sz="6" w:space="0" w:color="808080"/>
+            </w:tcBorders>
             <w:vAlign w:val="center"/>
           </w:tcPr>
           <w:p>
@@ -9231,8 +11405,12 @@
         </w:tc>
         <w:tc>
           <w:tcPr>
-            <w:tcW w:w="934" w:type="dxa"/>
-            <w:tcBorders/>
+            <w:tcW w:w="1089" w:type="dxa"/>
+            <w:tcBorders>
+              <w:start w:val="single" w:sz="2" w:space="0" w:color="808080"/>
+              <w:bottom w:val="single" w:sz="6" w:space="0" w:color="808080"/>
+              <w:end w:val="single" w:sz="6" w:space="0" w:color="808080"/>
+            </w:tcBorders>
             <w:vAlign w:val="center"/>
           </w:tcPr>
           <w:p>
@@ -9251,8 +11429,12 @@
         </w:tc>
         <w:tc>
           <w:tcPr>
-            <w:tcW w:w="1343" w:type="dxa"/>
-            <w:tcBorders/>
+            <w:tcW w:w="1471" w:type="dxa"/>
+            <w:tcBorders>
+              <w:start w:val="single" w:sz="2" w:space="0" w:color="808080"/>
+              <w:bottom w:val="single" w:sz="6" w:space="0" w:color="808080"/>
+              <w:end w:val="single" w:sz="6" w:space="0" w:color="808080"/>
+            </w:tcBorders>
             <w:vAlign w:val="center"/>
           </w:tcPr>
           <w:p>
@@ -9271,8 +11453,12 @@
         </w:tc>
         <w:tc>
           <w:tcPr>
-            <w:tcW w:w="5200" w:type="dxa"/>
-            <w:tcBorders/>
+            <w:tcW w:w="4735" w:type="dxa"/>
+            <w:tcBorders>
+              <w:start w:val="single" w:sz="2" w:space="0" w:color="808080"/>
+              <w:bottom w:val="single" w:sz="6" w:space="0" w:color="808080"/>
+              <w:end w:val="single" w:sz="6" w:space="0" w:color="808080"/>
+            </w:tcBorders>
             <w:vAlign w:val="center"/>
           </w:tcPr>
           <w:p>
@@ -9291,8 +11477,12 @@
         </w:tc>
         <w:tc>
           <w:tcPr>
-            <w:tcW w:w="1025" w:type="dxa"/>
-            <w:tcBorders/>
+            <w:tcW w:w="1107" w:type="dxa"/>
+            <w:tcBorders>
+              <w:start w:val="single" w:sz="2" w:space="0" w:color="808080"/>
+              <w:bottom w:val="single" w:sz="6" w:space="0" w:color="808080"/>
+              <w:end w:val="single" w:sz="6" w:space="0" w:color="808080"/>
+            </w:tcBorders>
             <w:vAlign w:val="center"/>
           </w:tcPr>
           <w:p>
@@ -9316,6 +11506,7 @@
     <w:p>
       <w:pPr>
         <w:pStyle w:val="Heading2"/>
+        <w:keepNext w:val="true"/>
         <w:numPr>
           <w:ilvl w:val="0"/>
           <w:numId w:val="0"/>
@@ -9337,28 +11528,33 @@
       <w:tblPr>
         <w:tblW w:w="10206" w:type="dxa"/>
         <w:jc w:val="start"/>
-        <w:tblInd w:w="0" w:type="dxa"/>
+        <w:tblInd w:w="-7" w:type="dxa"/>
         <w:tblLayout w:type="fixed"/>
         <w:tblCellMar>
-          <w:top w:w="28" w:type="dxa"/>
-          <w:start w:w="28" w:type="dxa"/>
-          <w:bottom w:w="28" w:type="dxa"/>
-          <w:end w:w="28" w:type="dxa"/>
+          <w:top w:w="120" w:type="dxa"/>
+          <w:start w:w="120" w:type="dxa"/>
+          <w:bottom w:w="120" w:type="dxa"/>
+          <w:end w:w="120" w:type="dxa"/>
         </w:tblCellMar>
       </w:tblPr>
       <w:tblGrid>
-        <w:gridCol w:w="1508"/>
-        <w:gridCol w:w="1057"/>
-        <w:gridCol w:w="1263"/>
-        <w:gridCol w:w="5267"/>
-        <w:gridCol w:w="1111"/>
+        <w:gridCol w:w="1662"/>
+        <w:gridCol w:w="1186"/>
+        <w:gridCol w:w="1416"/>
+        <w:gridCol w:w="4756"/>
+        <w:gridCol w:w="1186"/>
       </w:tblGrid>
       <w:tr>
         <w:trPr/>
         <w:tc>
           <w:tcPr>
-            <w:tcW w:w="1508" w:type="dxa"/>
-            <w:tcBorders/>
+            <w:tcW w:w="1662" w:type="dxa"/>
+            <w:tcBorders>
+              <w:top w:val="single" w:sz="6" w:space="0" w:color="808080"/>
+              <w:start w:val="single" w:sz="6" w:space="0" w:color="808080"/>
+              <w:bottom w:val="single" w:sz="2" w:space="0" w:color="808080"/>
+              <w:end w:val="single" w:sz="6" w:space="0" w:color="808080"/>
+            </w:tcBorders>
             <w:vAlign w:val="center"/>
           </w:tcPr>
           <w:p>
@@ -9378,8 +11574,13 @@
         </w:tc>
         <w:tc>
           <w:tcPr>
-            <w:tcW w:w="1057" w:type="dxa"/>
-            <w:tcBorders/>
+            <w:tcW w:w="1186" w:type="dxa"/>
+            <w:tcBorders>
+              <w:top w:val="single" w:sz="6" w:space="0" w:color="808080"/>
+              <w:start w:val="single" w:sz="2" w:space="0" w:color="808080"/>
+              <w:bottom w:val="single" w:sz="2" w:space="0" w:color="808080"/>
+              <w:end w:val="single" w:sz="6" w:space="0" w:color="808080"/>
+            </w:tcBorders>
             <w:vAlign w:val="center"/>
           </w:tcPr>
           <w:p>
@@ -9399,8 +11600,13 @@
         </w:tc>
         <w:tc>
           <w:tcPr>
-            <w:tcW w:w="1263" w:type="dxa"/>
-            <w:tcBorders/>
+            <w:tcW w:w="1416" w:type="dxa"/>
+            <w:tcBorders>
+              <w:top w:val="single" w:sz="6" w:space="0" w:color="808080"/>
+              <w:start w:val="single" w:sz="2" w:space="0" w:color="808080"/>
+              <w:bottom w:val="single" w:sz="2" w:space="0" w:color="808080"/>
+              <w:end w:val="single" w:sz="6" w:space="0" w:color="808080"/>
+            </w:tcBorders>
             <w:vAlign w:val="center"/>
           </w:tcPr>
           <w:p>
@@ -9420,8 +11626,13 @@
         </w:tc>
         <w:tc>
           <w:tcPr>
-            <w:tcW w:w="5267" w:type="dxa"/>
-            <w:tcBorders/>
+            <w:tcW w:w="4756" w:type="dxa"/>
+            <w:tcBorders>
+              <w:top w:val="single" w:sz="6" w:space="0" w:color="808080"/>
+              <w:start w:val="single" w:sz="2" w:space="0" w:color="808080"/>
+              <w:bottom w:val="single" w:sz="2" w:space="0" w:color="808080"/>
+              <w:end w:val="single" w:sz="6" w:space="0" w:color="808080"/>
+            </w:tcBorders>
             <w:vAlign w:val="center"/>
           </w:tcPr>
           <w:p>
@@ -9441,8 +11652,13 @@
         </w:tc>
         <w:tc>
           <w:tcPr>
-            <w:tcW w:w="1111" w:type="dxa"/>
-            <w:tcBorders/>
+            <w:tcW w:w="1186" w:type="dxa"/>
+            <w:tcBorders>
+              <w:top w:val="single" w:sz="6" w:space="0" w:color="808080"/>
+              <w:start w:val="single" w:sz="2" w:space="0" w:color="808080"/>
+              <w:bottom w:val="single" w:sz="2" w:space="0" w:color="808080"/>
+              <w:end w:val="single" w:sz="6" w:space="0" w:color="808080"/>
+            </w:tcBorders>
             <w:vAlign w:val="center"/>
           </w:tcPr>
           <w:p>
@@ -9465,8 +11681,12 @@
         <w:trPr/>
         <w:tc>
           <w:tcPr>
-            <w:tcW w:w="1508" w:type="dxa"/>
-            <w:tcBorders/>
+            <w:tcW w:w="1662" w:type="dxa"/>
+            <w:tcBorders>
+              <w:start w:val="single" w:sz="6" w:space="0" w:color="808080"/>
+              <w:bottom w:val="single" w:sz="2" w:space="0" w:color="808080"/>
+              <w:end w:val="single" w:sz="6" w:space="0" w:color="808080"/>
+            </w:tcBorders>
             <w:vAlign w:val="center"/>
           </w:tcPr>
           <w:p>
@@ -9487,8 +11707,12 @@
         </w:tc>
         <w:tc>
           <w:tcPr>
-            <w:tcW w:w="1057" w:type="dxa"/>
-            <w:tcBorders/>
+            <w:tcW w:w="1186" w:type="dxa"/>
+            <w:tcBorders>
+              <w:start w:val="single" w:sz="2" w:space="0" w:color="808080"/>
+              <w:bottom w:val="single" w:sz="2" w:space="0" w:color="808080"/>
+              <w:end w:val="single" w:sz="6" w:space="0" w:color="808080"/>
+            </w:tcBorders>
             <w:vAlign w:val="center"/>
           </w:tcPr>
           <w:p>
@@ -9507,8 +11731,12 @@
         </w:tc>
         <w:tc>
           <w:tcPr>
-            <w:tcW w:w="1263" w:type="dxa"/>
-            <w:tcBorders/>
+            <w:tcW w:w="1416" w:type="dxa"/>
+            <w:tcBorders>
+              <w:start w:val="single" w:sz="2" w:space="0" w:color="808080"/>
+              <w:bottom w:val="single" w:sz="2" w:space="0" w:color="808080"/>
+              <w:end w:val="single" w:sz="6" w:space="0" w:color="808080"/>
+            </w:tcBorders>
             <w:vAlign w:val="center"/>
           </w:tcPr>
           <w:p>
@@ -9527,8 +11755,12 @@
         </w:tc>
         <w:tc>
           <w:tcPr>
-            <w:tcW w:w="5267" w:type="dxa"/>
-            <w:tcBorders/>
+            <w:tcW w:w="4756" w:type="dxa"/>
+            <w:tcBorders>
+              <w:start w:val="single" w:sz="2" w:space="0" w:color="808080"/>
+              <w:bottom w:val="single" w:sz="2" w:space="0" w:color="808080"/>
+              <w:end w:val="single" w:sz="6" w:space="0" w:color="808080"/>
+            </w:tcBorders>
             <w:vAlign w:val="center"/>
           </w:tcPr>
           <w:p>
@@ -9547,8 +11779,12 @@
         </w:tc>
         <w:tc>
           <w:tcPr>
-            <w:tcW w:w="1111" w:type="dxa"/>
-            <w:tcBorders/>
+            <w:tcW w:w="1186" w:type="dxa"/>
+            <w:tcBorders>
+              <w:start w:val="single" w:sz="2" w:space="0" w:color="808080"/>
+              <w:bottom w:val="single" w:sz="2" w:space="0" w:color="808080"/>
+              <w:end w:val="single" w:sz="6" w:space="0" w:color="808080"/>
+            </w:tcBorders>
             <w:vAlign w:val="center"/>
           </w:tcPr>
           <w:p>
@@ -9572,8 +11808,12 @@
         <w:trPr/>
         <w:tc>
           <w:tcPr>
-            <w:tcW w:w="1508" w:type="dxa"/>
-            <w:tcBorders/>
+            <w:tcW w:w="1662" w:type="dxa"/>
+            <w:tcBorders>
+              <w:start w:val="single" w:sz="6" w:space="0" w:color="808080"/>
+              <w:bottom w:val="single" w:sz="2" w:space="0" w:color="808080"/>
+              <w:end w:val="single" w:sz="6" w:space="0" w:color="808080"/>
+            </w:tcBorders>
             <w:vAlign w:val="center"/>
           </w:tcPr>
           <w:p>
@@ -9594,8 +11834,12 @@
         </w:tc>
         <w:tc>
           <w:tcPr>
-            <w:tcW w:w="1057" w:type="dxa"/>
-            <w:tcBorders/>
+            <w:tcW w:w="1186" w:type="dxa"/>
+            <w:tcBorders>
+              <w:start w:val="single" w:sz="2" w:space="0" w:color="808080"/>
+              <w:bottom w:val="single" w:sz="2" w:space="0" w:color="808080"/>
+              <w:end w:val="single" w:sz="6" w:space="0" w:color="808080"/>
+            </w:tcBorders>
             <w:vAlign w:val="center"/>
           </w:tcPr>
           <w:p>
@@ -9614,8 +11858,12 @@
         </w:tc>
         <w:tc>
           <w:tcPr>
-            <w:tcW w:w="1263" w:type="dxa"/>
-            <w:tcBorders/>
+            <w:tcW w:w="1416" w:type="dxa"/>
+            <w:tcBorders>
+              <w:start w:val="single" w:sz="2" w:space="0" w:color="808080"/>
+              <w:bottom w:val="single" w:sz="2" w:space="0" w:color="808080"/>
+              <w:end w:val="single" w:sz="6" w:space="0" w:color="808080"/>
+            </w:tcBorders>
             <w:vAlign w:val="center"/>
           </w:tcPr>
           <w:p>
@@ -9634,8 +11882,12 @@
         </w:tc>
         <w:tc>
           <w:tcPr>
-            <w:tcW w:w="5267" w:type="dxa"/>
-            <w:tcBorders/>
+            <w:tcW w:w="4756" w:type="dxa"/>
+            <w:tcBorders>
+              <w:start w:val="single" w:sz="2" w:space="0" w:color="808080"/>
+              <w:bottom w:val="single" w:sz="2" w:space="0" w:color="808080"/>
+              <w:end w:val="single" w:sz="6" w:space="0" w:color="808080"/>
+            </w:tcBorders>
             <w:vAlign w:val="center"/>
           </w:tcPr>
           <w:p>
@@ -9654,8 +11906,12 @@
         </w:tc>
         <w:tc>
           <w:tcPr>
-            <w:tcW w:w="1111" w:type="dxa"/>
-            <w:tcBorders/>
+            <w:tcW w:w="1186" w:type="dxa"/>
+            <w:tcBorders>
+              <w:start w:val="single" w:sz="2" w:space="0" w:color="808080"/>
+              <w:bottom w:val="single" w:sz="2" w:space="0" w:color="808080"/>
+              <w:end w:val="single" w:sz="6" w:space="0" w:color="808080"/>
+            </w:tcBorders>
             <w:vAlign w:val="center"/>
           </w:tcPr>
           <w:p>
@@ -9679,8 +11935,12 @@
         <w:trPr/>
         <w:tc>
           <w:tcPr>
-            <w:tcW w:w="1508" w:type="dxa"/>
-            <w:tcBorders/>
+            <w:tcW w:w="1662" w:type="dxa"/>
+            <w:tcBorders>
+              <w:start w:val="single" w:sz="6" w:space="0" w:color="808080"/>
+              <w:bottom w:val="single" w:sz="2" w:space="0" w:color="808080"/>
+              <w:end w:val="single" w:sz="6" w:space="0" w:color="808080"/>
+            </w:tcBorders>
             <w:vAlign w:val="center"/>
           </w:tcPr>
           <w:p>
@@ -9701,8 +11961,12 @@
         </w:tc>
         <w:tc>
           <w:tcPr>
-            <w:tcW w:w="1057" w:type="dxa"/>
-            <w:tcBorders/>
+            <w:tcW w:w="1186" w:type="dxa"/>
+            <w:tcBorders>
+              <w:start w:val="single" w:sz="2" w:space="0" w:color="808080"/>
+              <w:bottom w:val="single" w:sz="2" w:space="0" w:color="808080"/>
+              <w:end w:val="single" w:sz="6" w:space="0" w:color="808080"/>
+            </w:tcBorders>
             <w:vAlign w:val="center"/>
           </w:tcPr>
           <w:p>
@@ -9721,8 +11985,12 @@
         </w:tc>
         <w:tc>
           <w:tcPr>
-            <w:tcW w:w="1263" w:type="dxa"/>
-            <w:tcBorders/>
+            <w:tcW w:w="1416" w:type="dxa"/>
+            <w:tcBorders>
+              <w:start w:val="single" w:sz="2" w:space="0" w:color="808080"/>
+              <w:bottom w:val="single" w:sz="2" w:space="0" w:color="808080"/>
+              <w:end w:val="single" w:sz="6" w:space="0" w:color="808080"/>
+            </w:tcBorders>
             <w:vAlign w:val="center"/>
           </w:tcPr>
           <w:p>
@@ -9741,8 +12009,12 @@
         </w:tc>
         <w:tc>
           <w:tcPr>
-            <w:tcW w:w="5267" w:type="dxa"/>
-            <w:tcBorders/>
+            <w:tcW w:w="4756" w:type="dxa"/>
+            <w:tcBorders>
+              <w:start w:val="single" w:sz="2" w:space="0" w:color="808080"/>
+              <w:bottom w:val="single" w:sz="2" w:space="0" w:color="808080"/>
+              <w:end w:val="single" w:sz="6" w:space="0" w:color="808080"/>
+            </w:tcBorders>
             <w:vAlign w:val="center"/>
           </w:tcPr>
           <w:p>
@@ -9761,8 +12033,12 @@
         </w:tc>
         <w:tc>
           <w:tcPr>
-            <w:tcW w:w="1111" w:type="dxa"/>
-            <w:tcBorders/>
+            <w:tcW w:w="1186" w:type="dxa"/>
+            <w:tcBorders>
+              <w:start w:val="single" w:sz="2" w:space="0" w:color="808080"/>
+              <w:bottom w:val="single" w:sz="2" w:space="0" w:color="808080"/>
+              <w:end w:val="single" w:sz="6" w:space="0" w:color="808080"/>
+            </w:tcBorders>
             <w:vAlign w:val="center"/>
           </w:tcPr>
           <w:p>
@@ -9786,8 +12062,12 @@
         <w:trPr/>
         <w:tc>
           <w:tcPr>
-            <w:tcW w:w="1508" w:type="dxa"/>
-            <w:tcBorders/>
+            <w:tcW w:w="1662" w:type="dxa"/>
+            <w:tcBorders>
+              <w:start w:val="single" w:sz="6" w:space="0" w:color="808080"/>
+              <w:bottom w:val="single" w:sz="2" w:space="0" w:color="808080"/>
+              <w:end w:val="single" w:sz="6" w:space="0" w:color="808080"/>
+            </w:tcBorders>
             <w:vAlign w:val="center"/>
           </w:tcPr>
           <w:p>
@@ -9808,8 +12088,12 @@
         </w:tc>
         <w:tc>
           <w:tcPr>
-            <w:tcW w:w="1057" w:type="dxa"/>
-            <w:tcBorders/>
+            <w:tcW w:w="1186" w:type="dxa"/>
+            <w:tcBorders>
+              <w:start w:val="single" w:sz="2" w:space="0" w:color="808080"/>
+              <w:bottom w:val="single" w:sz="2" w:space="0" w:color="808080"/>
+              <w:end w:val="single" w:sz="6" w:space="0" w:color="808080"/>
+            </w:tcBorders>
             <w:vAlign w:val="center"/>
           </w:tcPr>
           <w:p>
@@ -9828,8 +12112,12 @@
         </w:tc>
         <w:tc>
           <w:tcPr>
-            <w:tcW w:w="1263" w:type="dxa"/>
-            <w:tcBorders/>
+            <w:tcW w:w="1416" w:type="dxa"/>
+            <w:tcBorders>
+              <w:start w:val="single" w:sz="2" w:space="0" w:color="808080"/>
+              <w:bottom w:val="single" w:sz="2" w:space="0" w:color="808080"/>
+              <w:end w:val="single" w:sz="6" w:space="0" w:color="808080"/>
+            </w:tcBorders>
             <w:vAlign w:val="center"/>
           </w:tcPr>
           <w:p>
@@ -9848,8 +12136,12 @@
         </w:tc>
         <w:tc>
           <w:tcPr>
-            <w:tcW w:w="5267" w:type="dxa"/>
-            <w:tcBorders/>
+            <w:tcW w:w="4756" w:type="dxa"/>
+            <w:tcBorders>
+              <w:start w:val="single" w:sz="2" w:space="0" w:color="808080"/>
+              <w:bottom w:val="single" w:sz="2" w:space="0" w:color="808080"/>
+              <w:end w:val="single" w:sz="6" w:space="0" w:color="808080"/>
+            </w:tcBorders>
             <w:vAlign w:val="center"/>
           </w:tcPr>
           <w:p>
@@ -9868,8 +12160,12 @@
         </w:tc>
         <w:tc>
           <w:tcPr>
-            <w:tcW w:w="1111" w:type="dxa"/>
-            <w:tcBorders/>
+            <w:tcW w:w="1186" w:type="dxa"/>
+            <w:tcBorders>
+              <w:start w:val="single" w:sz="2" w:space="0" w:color="808080"/>
+              <w:bottom w:val="single" w:sz="2" w:space="0" w:color="808080"/>
+              <w:end w:val="single" w:sz="6" w:space="0" w:color="808080"/>
+            </w:tcBorders>
             <w:vAlign w:val="center"/>
           </w:tcPr>
           <w:p>
@@ -9893,8 +12189,12 @@
         <w:trPr/>
         <w:tc>
           <w:tcPr>
-            <w:tcW w:w="1508" w:type="dxa"/>
-            <w:tcBorders/>
+            <w:tcW w:w="1662" w:type="dxa"/>
+            <w:tcBorders>
+              <w:start w:val="single" w:sz="6" w:space="0" w:color="808080"/>
+              <w:bottom w:val="single" w:sz="6" w:space="0" w:color="808080"/>
+              <w:end w:val="single" w:sz="6" w:space="0" w:color="808080"/>
+            </w:tcBorders>
             <w:vAlign w:val="center"/>
           </w:tcPr>
           <w:p>
@@ -9915,8 +12215,12 @@
         </w:tc>
         <w:tc>
           <w:tcPr>
-            <w:tcW w:w="1057" w:type="dxa"/>
-            <w:tcBorders/>
+            <w:tcW w:w="1186" w:type="dxa"/>
+            <w:tcBorders>
+              <w:start w:val="single" w:sz="2" w:space="0" w:color="808080"/>
+              <w:bottom w:val="single" w:sz="6" w:space="0" w:color="808080"/>
+              <w:end w:val="single" w:sz="6" w:space="0" w:color="808080"/>
+            </w:tcBorders>
             <w:vAlign w:val="center"/>
           </w:tcPr>
           <w:p>
@@ -9935,8 +12239,12 @@
         </w:tc>
         <w:tc>
           <w:tcPr>
-            <w:tcW w:w="1263" w:type="dxa"/>
-            <w:tcBorders/>
+            <w:tcW w:w="1416" w:type="dxa"/>
+            <w:tcBorders>
+              <w:start w:val="single" w:sz="2" w:space="0" w:color="808080"/>
+              <w:bottom w:val="single" w:sz="6" w:space="0" w:color="808080"/>
+              <w:end w:val="single" w:sz="6" w:space="0" w:color="808080"/>
+            </w:tcBorders>
             <w:vAlign w:val="center"/>
           </w:tcPr>
           <w:p>
@@ -9955,8 +12263,12 @@
         </w:tc>
         <w:tc>
           <w:tcPr>
-            <w:tcW w:w="5267" w:type="dxa"/>
-            <w:tcBorders/>
+            <w:tcW w:w="4756" w:type="dxa"/>
+            <w:tcBorders>
+              <w:start w:val="single" w:sz="2" w:space="0" w:color="808080"/>
+              <w:bottom w:val="single" w:sz="6" w:space="0" w:color="808080"/>
+              <w:end w:val="single" w:sz="6" w:space="0" w:color="808080"/>
+            </w:tcBorders>
             <w:vAlign w:val="center"/>
           </w:tcPr>
           <w:p>
@@ -9975,8 +12287,12 @@
         </w:tc>
         <w:tc>
           <w:tcPr>
-            <w:tcW w:w="1111" w:type="dxa"/>
-            <w:tcBorders/>
+            <w:tcW w:w="1186" w:type="dxa"/>
+            <w:tcBorders>
+              <w:start w:val="single" w:sz="2" w:space="0" w:color="808080"/>
+              <w:bottom w:val="single" w:sz="6" w:space="0" w:color="808080"/>
+              <w:end w:val="single" w:sz="6" w:space="0" w:color="808080"/>
+            </w:tcBorders>
             <w:vAlign w:val="center"/>
           </w:tcPr>
           <w:p>
@@ -10000,6 +12316,7 @@
     <w:p>
       <w:pPr>
         <w:pStyle w:val="Heading2"/>
+        <w:keepNext w:val="true"/>
         <w:numPr>
           <w:ilvl w:val="0"/>
           <w:numId w:val="0"/>
@@ -10017,47 +12334,68 @@
         <w:t>7.3. Лицензионный аудит и импортозамещение</w:t>
       </w:r>
     </w:p>
-    <w:p>
-      <w:pPr>
-        <w:pStyle w:val="BodyText"/>
-        <w:bidi w:val="0"/>
-        <w:spacing w:before="240" w:after="240"/>
-        <w:ind w:hanging="0" w:start="240" w:end="240"/>
-        <w:jc w:val="start"/>
-        <w:rPr/>
-      </w:pPr>
-      <w:r>
-        <w:rPr>
-          <w:rStyle w:val="Strong"/>
-          <w:bdr w:val="single" w:sz="24" w:space="12" w:color="12B76A"/>
-          <w:shd w:fill="ECFDF3" w:val="clear"/>
-        </w:rPr>
-        <w:t>100% Лицензионная чистота (Open Source Permissive):</w:t>
-      </w:r>
-      <w:r>
-        <w:rPr>
-          <w:bdr w:val="single" w:sz="24" w:space="12" w:color="12B76A"/>
-          <w:shd w:fill="ECFDF3" w:val="clear"/>
-        </w:rPr>
-        <w:br/>
-        <w:t xml:space="preserve">Все компоненты программного комплекса распространяются под открытыми разрешительными лицензиями (MIT, BSD-3-Clause, Apache-2.0, LGPL-3.0). В проекте </w:t>
-      </w:r>
-      <w:r>
-        <w:rPr>
-          <w:rStyle w:val="Strong"/>
-          <w:bdr w:val="single" w:sz="24" w:space="12" w:color="12B76A"/>
-          <w:shd w:fill="ECFDF3" w:val="clear"/>
-        </w:rPr>
-        <w:t>полностью отсутствуют</w:t>
-      </w:r>
-      <w:r>
-        <w:rPr>
-          <w:bdr w:val="single" w:sz="24" w:space="12" w:color="12B76A"/>
-          <w:shd w:fill="ECFDF3" w:val="clear"/>
-        </w:rPr>
-        <w:t xml:space="preserve"> компоненты с вирусными лицензиями GPLv3/AGPL, а также закрытые проприетарные модули зарубежных вендоров. Решение полностью готово для включения в Единый реестр российских программ для электронных вычислительных машин и баз данных (Минцифры РФ). </w:t>
-      </w:r>
-    </w:p>
+    <w:tbl>
+      <w:tblPr>
+        <w:tblW w:w="10206" w:type="dxa"/>
+        <w:jc w:val="start"/>
+        <w:tblInd w:w="-30" w:type="dxa"/>
+        <w:shd w:fill="ECFDF3" w:val="clear"/>
+        <w:tblLayout w:type="fixed"/>
+        <w:tblCellMar>
+          <w:top w:w="0" w:type="dxa"/>
+          <w:start w:w="240" w:type="dxa"/>
+          <w:bottom w:w="0" w:type="dxa"/>
+          <w:end w:w="0" w:type="dxa"/>
+        </w:tblCellMar>
+      </w:tblPr>
+      <w:tblGrid>
+        <w:gridCol w:w="10206"/>
+      </w:tblGrid>
+      <w:tr>
+        <w:trPr/>
+        <w:tc>
+          <w:tcPr>
+            <w:tcW w:w="10206" w:type="dxa"/>
+            <w:tcBorders>
+              <w:start w:val="single" w:sz="24" w:space="0" w:color="12B76A"/>
+            </w:tcBorders>
+            <w:shd w:fill="ECFDF3" w:val="clear"/>
+            <w:vAlign w:val="center"/>
+          </w:tcPr>
+          <w:p>
+            <w:pPr>
+              <w:pStyle w:val="Style17"/>
+              <w:bidi w:val="0"/>
+              <w:spacing w:before="0" w:after="283"/>
+              <w:ind w:hanging="0" w:start="0" w:end="0"/>
+              <w:jc w:val="start"/>
+              <w:rPr/>
+            </w:pPr>
+            <w:r>
+              <w:rPr>
+                <w:rStyle w:val="Strong"/>
+              </w:rPr>
+              <w:t>100% Лицензионная чистота (Open Source Permissive):</w:t>
+            </w:r>
+            <w:r>
+              <w:rPr/>
+              <w:br/>
+              <w:t xml:space="preserve">Все компоненты программного комплекса распространяются под открытыми разрешительными лицензиями (MIT, BSD-3-Clause, Apache-2.0, LGPL-3.0). В проекте </w:t>
+            </w:r>
+            <w:r>
+              <w:rPr>
+                <w:rStyle w:val="Strong"/>
+              </w:rPr>
+              <w:t>полностью отсутствуют</w:t>
+            </w:r>
+            <w:r>
+              <w:rPr/>
+              <w:t xml:space="preserve"> компоненты с вирусными лицензиями GPLv3/AGPL, а также закрытые проприетарные модули зарубежных вендоров. Решение полностью готово для включения в Единый реестр российских программ для электронных вычислительных машин и баз данных (Минцифры РФ). </w:t>
+            </w:r>
+          </w:p>
+        </w:tc>
+      </w:tr>
+    </w:tbl>
     <w:p>
       <w:pPr>
         <w:pStyle w:val="Heading1"/>
@@ -10074,6 +12412,7 @@
     <w:p>
       <w:pPr>
         <w:pStyle w:val="Heading2"/>
+        <w:keepNext w:val="true"/>
         <w:numPr>
           <w:ilvl w:val="0"/>
           <w:numId w:val="0"/>
@@ -10361,6 +12700,7 @@
     <w:p>
       <w:pPr>
         <w:pStyle w:val="Heading2"/>
+        <w:keepNext w:val="true"/>
         <w:numPr>
           <w:ilvl w:val="0"/>
           <w:numId w:val="0"/>
@@ -10545,6 +12885,7 @@
     <w:p>
       <w:pPr>
         <w:pStyle w:val="Heading2"/>
+        <w:keepNext w:val="true"/>
         <w:numPr>
           <w:ilvl w:val="0"/>
           <w:numId w:val="0"/>
@@ -10579,28 +12920,33 @@
       <w:tblPr>
         <w:tblW w:w="10206" w:type="dxa"/>
         <w:jc w:val="start"/>
-        <w:tblInd w:w="0" w:type="dxa"/>
+        <w:tblInd w:w="-7" w:type="dxa"/>
         <w:tblLayout w:type="fixed"/>
         <w:tblCellMar>
-          <w:top w:w="28" w:type="dxa"/>
-          <w:start w:w="28" w:type="dxa"/>
-          <w:bottom w:w="28" w:type="dxa"/>
-          <w:end w:w="28" w:type="dxa"/>
+          <w:top w:w="120" w:type="dxa"/>
+          <w:start w:w="120" w:type="dxa"/>
+          <w:bottom w:w="120" w:type="dxa"/>
+          <w:end w:w="120" w:type="dxa"/>
         </w:tblCellMar>
       </w:tblPr>
       <w:tblGrid>
-        <w:gridCol w:w="2154"/>
-        <w:gridCol w:w="2616"/>
-        <w:gridCol w:w="1744"/>
-        <w:gridCol w:w="1939"/>
-        <w:gridCol w:w="1753"/>
+        <w:gridCol w:w="2183"/>
+        <w:gridCol w:w="2452"/>
+        <w:gridCol w:w="1780"/>
+        <w:gridCol w:w="1979"/>
+        <w:gridCol w:w="1812"/>
       </w:tblGrid>
       <w:tr>
         <w:trPr/>
         <w:tc>
           <w:tcPr>
-            <w:tcW w:w="2154" w:type="dxa"/>
-            <w:tcBorders/>
+            <w:tcW w:w="2183" w:type="dxa"/>
+            <w:tcBorders>
+              <w:top w:val="single" w:sz="6" w:space="0" w:color="808080"/>
+              <w:start w:val="single" w:sz="6" w:space="0" w:color="808080"/>
+              <w:bottom w:val="single" w:sz="2" w:space="0" w:color="808080"/>
+              <w:end w:val="single" w:sz="6" w:space="0" w:color="808080"/>
+            </w:tcBorders>
             <w:vAlign w:val="center"/>
           </w:tcPr>
           <w:p>
@@ -10620,8 +12966,13 @@
         </w:tc>
         <w:tc>
           <w:tcPr>
-            <w:tcW w:w="2616" w:type="dxa"/>
-            <w:tcBorders/>
+            <w:tcW w:w="2452" w:type="dxa"/>
+            <w:tcBorders>
+              <w:top w:val="single" w:sz="6" w:space="0" w:color="808080"/>
+              <w:start w:val="single" w:sz="2" w:space="0" w:color="808080"/>
+              <w:bottom w:val="single" w:sz="2" w:space="0" w:color="808080"/>
+              <w:end w:val="single" w:sz="6" w:space="0" w:color="808080"/>
+            </w:tcBorders>
             <w:vAlign w:val="center"/>
           </w:tcPr>
           <w:p>
@@ -10641,8 +12992,13 @@
         </w:tc>
         <w:tc>
           <w:tcPr>
-            <w:tcW w:w="1744" w:type="dxa"/>
-            <w:tcBorders/>
+            <w:tcW w:w="1780" w:type="dxa"/>
+            <w:tcBorders>
+              <w:top w:val="single" w:sz="6" w:space="0" w:color="808080"/>
+              <w:start w:val="single" w:sz="2" w:space="0" w:color="808080"/>
+              <w:bottom w:val="single" w:sz="2" w:space="0" w:color="808080"/>
+              <w:end w:val="single" w:sz="6" w:space="0" w:color="808080"/>
+            </w:tcBorders>
             <w:vAlign w:val="center"/>
           </w:tcPr>
           <w:p>
@@ -10662,8 +13018,13 @@
         </w:tc>
         <w:tc>
           <w:tcPr>
-            <w:tcW w:w="1939" w:type="dxa"/>
-            <w:tcBorders/>
+            <w:tcW w:w="1979" w:type="dxa"/>
+            <w:tcBorders>
+              <w:top w:val="single" w:sz="6" w:space="0" w:color="808080"/>
+              <w:start w:val="single" w:sz="2" w:space="0" w:color="808080"/>
+              <w:bottom w:val="single" w:sz="2" w:space="0" w:color="808080"/>
+              <w:end w:val="single" w:sz="6" w:space="0" w:color="808080"/>
+            </w:tcBorders>
             <w:vAlign w:val="center"/>
           </w:tcPr>
           <w:p>
@@ -10683,8 +13044,13 @@
         </w:tc>
         <w:tc>
           <w:tcPr>
-            <w:tcW w:w="1753" w:type="dxa"/>
-            <w:tcBorders/>
+            <w:tcW w:w="1812" w:type="dxa"/>
+            <w:tcBorders>
+              <w:top w:val="single" w:sz="6" w:space="0" w:color="808080"/>
+              <w:start w:val="single" w:sz="2" w:space="0" w:color="808080"/>
+              <w:bottom w:val="single" w:sz="2" w:space="0" w:color="808080"/>
+              <w:end w:val="single" w:sz="6" w:space="0" w:color="808080"/>
+            </w:tcBorders>
             <w:vAlign w:val="center"/>
           </w:tcPr>
           <w:p>
@@ -10707,8 +13073,12 @@
         <w:trPr/>
         <w:tc>
           <w:tcPr>
-            <w:tcW w:w="2154" w:type="dxa"/>
-            <w:tcBorders/>
+            <w:tcW w:w="2183" w:type="dxa"/>
+            <w:tcBorders>
+              <w:start w:val="single" w:sz="6" w:space="0" w:color="808080"/>
+              <w:bottom w:val="single" w:sz="2" w:space="0" w:color="808080"/>
+              <w:end w:val="single" w:sz="6" w:space="0" w:color="808080"/>
+            </w:tcBorders>
             <w:vAlign w:val="center"/>
           </w:tcPr>
           <w:p>
@@ -10729,8 +13099,12 @@
         </w:tc>
         <w:tc>
           <w:tcPr>
-            <w:tcW w:w="2616" w:type="dxa"/>
-            <w:tcBorders/>
+            <w:tcW w:w="2452" w:type="dxa"/>
+            <w:tcBorders>
+              <w:start w:val="single" w:sz="2" w:space="0" w:color="808080"/>
+              <w:bottom w:val="single" w:sz="2" w:space="0" w:color="808080"/>
+              <w:end w:val="single" w:sz="6" w:space="0" w:color="808080"/>
+            </w:tcBorders>
             <w:vAlign w:val="center"/>
           </w:tcPr>
           <w:p>
@@ -10749,8 +13123,12 @@
         </w:tc>
         <w:tc>
           <w:tcPr>
-            <w:tcW w:w="1744" w:type="dxa"/>
-            <w:tcBorders/>
+            <w:tcW w:w="1780" w:type="dxa"/>
+            <w:tcBorders>
+              <w:start w:val="single" w:sz="2" w:space="0" w:color="808080"/>
+              <w:bottom w:val="single" w:sz="2" w:space="0" w:color="808080"/>
+              <w:end w:val="single" w:sz="6" w:space="0" w:color="808080"/>
+            </w:tcBorders>
             <w:vAlign w:val="center"/>
           </w:tcPr>
           <w:p>
@@ -10769,8 +13147,12 @@
         </w:tc>
         <w:tc>
           <w:tcPr>
-            <w:tcW w:w="1939" w:type="dxa"/>
-            <w:tcBorders/>
+            <w:tcW w:w="1979" w:type="dxa"/>
+            <w:tcBorders>
+              <w:start w:val="single" w:sz="2" w:space="0" w:color="808080"/>
+              <w:bottom w:val="single" w:sz="2" w:space="0" w:color="808080"/>
+              <w:end w:val="single" w:sz="6" w:space="0" w:color="808080"/>
+            </w:tcBorders>
             <w:vAlign w:val="center"/>
           </w:tcPr>
           <w:p>
@@ -10795,8 +13177,12 @@
         </w:tc>
         <w:tc>
           <w:tcPr>
-            <w:tcW w:w="1753" w:type="dxa"/>
-            <w:tcBorders/>
+            <w:tcW w:w="1812" w:type="dxa"/>
+            <w:tcBorders>
+              <w:start w:val="single" w:sz="2" w:space="0" w:color="808080"/>
+              <w:bottom w:val="single" w:sz="2" w:space="0" w:color="808080"/>
+              <w:end w:val="single" w:sz="6" w:space="0" w:color="808080"/>
+            </w:tcBorders>
             <w:vAlign w:val="center"/>
           </w:tcPr>
           <w:p>
@@ -10818,8 +13204,12 @@
         <w:trPr/>
         <w:tc>
           <w:tcPr>
-            <w:tcW w:w="2154" w:type="dxa"/>
-            <w:tcBorders/>
+            <w:tcW w:w="2183" w:type="dxa"/>
+            <w:tcBorders>
+              <w:start w:val="single" w:sz="6" w:space="0" w:color="808080"/>
+              <w:bottom w:val="single" w:sz="2" w:space="0" w:color="808080"/>
+              <w:end w:val="single" w:sz="6" w:space="0" w:color="808080"/>
+            </w:tcBorders>
             <w:vAlign w:val="center"/>
           </w:tcPr>
           <w:p>
@@ -10840,8 +13230,12 @@
         </w:tc>
         <w:tc>
           <w:tcPr>
-            <w:tcW w:w="2616" w:type="dxa"/>
-            <w:tcBorders/>
+            <w:tcW w:w="2452" w:type="dxa"/>
+            <w:tcBorders>
+              <w:start w:val="single" w:sz="2" w:space="0" w:color="808080"/>
+              <w:bottom w:val="single" w:sz="2" w:space="0" w:color="808080"/>
+              <w:end w:val="single" w:sz="6" w:space="0" w:color="808080"/>
+            </w:tcBorders>
             <w:vAlign w:val="center"/>
           </w:tcPr>
           <w:p>
@@ -10860,8 +13254,12 @@
         </w:tc>
         <w:tc>
           <w:tcPr>
-            <w:tcW w:w="1744" w:type="dxa"/>
-            <w:tcBorders/>
+            <w:tcW w:w="1780" w:type="dxa"/>
+            <w:tcBorders>
+              <w:start w:val="single" w:sz="2" w:space="0" w:color="808080"/>
+              <w:bottom w:val="single" w:sz="2" w:space="0" w:color="808080"/>
+              <w:end w:val="single" w:sz="6" w:space="0" w:color="808080"/>
+            </w:tcBorders>
             <w:vAlign w:val="center"/>
           </w:tcPr>
           <w:p>
@@ -10880,8 +13278,12 @@
         </w:tc>
         <w:tc>
           <w:tcPr>
-            <w:tcW w:w="1939" w:type="dxa"/>
-            <w:tcBorders/>
+            <w:tcW w:w="1979" w:type="dxa"/>
+            <w:tcBorders>
+              <w:start w:val="single" w:sz="2" w:space="0" w:color="808080"/>
+              <w:bottom w:val="single" w:sz="2" w:space="0" w:color="808080"/>
+              <w:end w:val="single" w:sz="6" w:space="0" w:color="808080"/>
+            </w:tcBorders>
             <w:vAlign w:val="center"/>
           </w:tcPr>
           <w:p>
@@ -10902,8 +13304,12 @@
         </w:tc>
         <w:tc>
           <w:tcPr>
-            <w:tcW w:w="1753" w:type="dxa"/>
-            <w:tcBorders/>
+            <w:tcW w:w="1812" w:type="dxa"/>
+            <w:tcBorders>
+              <w:start w:val="single" w:sz="2" w:space="0" w:color="808080"/>
+              <w:bottom w:val="single" w:sz="2" w:space="0" w:color="808080"/>
+              <w:end w:val="single" w:sz="6" w:space="0" w:color="808080"/>
+            </w:tcBorders>
             <w:vAlign w:val="center"/>
           </w:tcPr>
           <w:p>
@@ -10925,8 +13331,12 @@
         <w:trPr/>
         <w:tc>
           <w:tcPr>
-            <w:tcW w:w="2154" w:type="dxa"/>
-            <w:tcBorders/>
+            <w:tcW w:w="2183" w:type="dxa"/>
+            <w:tcBorders>
+              <w:start w:val="single" w:sz="6" w:space="0" w:color="808080"/>
+              <w:bottom w:val="single" w:sz="6" w:space="0" w:color="808080"/>
+              <w:end w:val="single" w:sz="6" w:space="0" w:color="808080"/>
+            </w:tcBorders>
             <w:vAlign w:val="center"/>
           </w:tcPr>
           <w:p>
@@ -10947,8 +13357,12 @@
         </w:tc>
         <w:tc>
           <w:tcPr>
-            <w:tcW w:w="2616" w:type="dxa"/>
-            <w:tcBorders/>
+            <w:tcW w:w="2452" w:type="dxa"/>
+            <w:tcBorders>
+              <w:start w:val="single" w:sz="2" w:space="0" w:color="808080"/>
+              <w:bottom w:val="single" w:sz="6" w:space="0" w:color="808080"/>
+              <w:end w:val="single" w:sz="6" w:space="0" w:color="808080"/>
+            </w:tcBorders>
             <w:vAlign w:val="center"/>
           </w:tcPr>
           <w:p>
@@ -10967,8 +13381,12 @@
         </w:tc>
         <w:tc>
           <w:tcPr>
-            <w:tcW w:w="1744" w:type="dxa"/>
-            <w:tcBorders/>
+            <w:tcW w:w="1780" w:type="dxa"/>
+            <w:tcBorders>
+              <w:start w:val="single" w:sz="2" w:space="0" w:color="808080"/>
+              <w:bottom w:val="single" w:sz="6" w:space="0" w:color="808080"/>
+              <w:end w:val="single" w:sz="6" w:space="0" w:color="808080"/>
+            </w:tcBorders>
             <w:vAlign w:val="center"/>
           </w:tcPr>
           <w:p>
@@ -10987,8 +13405,12 @@
         </w:tc>
         <w:tc>
           <w:tcPr>
-            <w:tcW w:w="1939" w:type="dxa"/>
-            <w:tcBorders/>
+            <w:tcW w:w="1979" w:type="dxa"/>
+            <w:tcBorders>
+              <w:start w:val="single" w:sz="2" w:space="0" w:color="808080"/>
+              <w:bottom w:val="single" w:sz="6" w:space="0" w:color="808080"/>
+              <w:end w:val="single" w:sz="6" w:space="0" w:color="808080"/>
+            </w:tcBorders>
             <w:vAlign w:val="center"/>
           </w:tcPr>
           <w:p>
@@ -11013,8 +13435,12 @@
         </w:tc>
         <w:tc>
           <w:tcPr>
-            <w:tcW w:w="1753" w:type="dxa"/>
-            <w:tcBorders/>
+            <w:tcW w:w="1812" w:type="dxa"/>
+            <w:tcBorders>
+              <w:start w:val="single" w:sz="2" w:space="0" w:color="808080"/>
+              <w:bottom w:val="single" w:sz="6" w:space="0" w:color="808080"/>
+              <w:end w:val="single" w:sz="6" w:space="0" w:color="808080"/>
+            </w:tcBorders>
             <w:vAlign w:val="center"/>
           </w:tcPr>
           <w:p>
@@ -13138,6 +15564,8 @@
     <w:next w:val="BodyText"/>
     <w:qFormat/>
     <w:pPr>
+      <w:keepNext w:val="true"/>
+      <w:pageBreakBefore/>
       <w:pBdr>
         <w:bottom w:val="single" w:sz="12" w:space="5" w:color="7700FF"/>
       </w:pBdr>
@@ -13157,6 +15585,7 @@
     <w:next w:val="BodyText"/>
     <w:qFormat/>
     <w:pPr>
+      <w:keepNext w:val="true"/>
       <w:numPr>
         <w:ilvl w:val="0"/>
         <w:numId w:val="0"/>
@@ -13182,6 +15611,7 @@
     <w:next w:val="BodyText"/>
     <w:qFormat/>
     <w:pPr>
+      <w:keepNext w:val="true"/>
       <w:numPr>
         <w:ilvl w:val="0"/>
         <w:numId w:val="0"/>
